--- a/report/Bao_cao_Y3.docx
+++ b/report/Bao_cao_Y3.docx
@@ -128,7 +128,7 @@
         <w:t>entity coverage</w:t>
       </w:r>
       <w:r>
-        <w:t xml:space="preserve"> (tỉ lệ thực thể cần để trả lời câu hỏi có trong KG) và </w:t>
+        <w:t xml:space="preserve"> (tỉ lệ entity cần để trả lời câu hỏi có trong KG) và </w:t>
       </w:r>
       <w:r>
         <w:rPr>
@@ -137,7 +137,7 @@
         <w:t>relation completeness</w:t>
       </w:r>
       <w:r>
-        <w:t xml:space="preserve"> (tỉ lệ quan hệ giữa các thực thể đó có trong KG), kèm các chỉ số cấu trúc của đồ thị.</w:t>
+        <w:t xml:space="preserve"> (tỉ lệ relation giữa các entity đó có trong KG), kèm các chỉ số cấu trúc của đồ thị.</w:t>
       </w:r>
     </w:p>
     <w:p>
@@ -169,7 +169,7 @@
         <w:t>lồng nhau</w:t>
       </w:r>
       <w:r>
-        <w:t>: KG10 từ 10 bài đầu, KG20 từ 20 bài đầu, KG30 từ cả 30 bài chủ đề quantum của nội dung 2, theo thứ tự bài đã cố định trước ở nội dung 2. Cả ba dùng chung một lần trích xuất entity/quan hệ cho từng chunk, cùng cách gộp entity, cùng hệ GraphRAG, cùng prompt và mô hình; khác biệt giữa các k chỉ đến từ số bài báo có trong KG.</w:t>
+        <w:t>: KG10 từ 10 bài đầu, KG20 từ 20 bài đầu, KG30 từ cả 30 bài chủ đề quantum của nội dung 2, theo thứ tự bài đã cố định trước ở nội dung 2. Cả ba dùng chung một lần trích xuất entity/relation cho từng chunk, cùng cách gộp entity, cùng hệ GraphRAG, cùng prompt và mô hình; khác biệt giữa các k chỉ đến từ số bài báo có trong KG.</w:t>
       </w:r>
     </w:p>
     <w:p>
@@ -177,7 +177,7 @@
         <w:pStyle w:val="Heading1"/>
       </w:pPr>
       <w:r>
-        <w:t>2. MÔI TRƯỜNG VÀ KHẢ NĂNG TÁI LẬP</w:t>
+        <w:t>2. MÔI TRƯỜNG VÀ REPRODUCIBILITY</w:t>
       </w:r>
     </w:p>
     <w:p>
@@ -508,7 +508,7 @@
                 <w:b/>
                 <w:sz w:val="22"/>
               </w:rPr>
-              <w:t>Mô hình chấm điểm (judge)</w:t>
+              <w:t>Judge</w:t>
             </w:r>
           </w:p>
         </w:tc>
@@ -555,7 +555,7 @@
                 <w:b/>
                 <w:sz w:val="22"/>
               </w:rPr>
-              <w:t>Mô hình nhúng</w:t>
+              <w:t>Embedding model</w:t>
             </w:r>
           </w:p>
         </w:tc>
@@ -691,7 +691,7 @@
         <w:t>--k 20</w:t>
       </w:r>
       <w:r>
-        <w:t xml:space="preserve">; KG30 là KG của nội dung 2), bộ chuẩn đánh giá KG </w:t>
+        <w:t xml:space="preserve">; KG30 là KG của nội dung 2), gold set đánh giá KG </w:t>
       </w:r>
       <w:r>
         <w:rPr>
@@ -1234,7 +1234,7 @@
         <w:t>data/kg/papers.json</w:t>
       </w:r>
       <w:r>
-        <w:t xml:space="preserve"> được xếp ở nội dung 2 theo cách phân tầng theo chủ đề (seed 42), trước khi có kết quả nào, để k bài đầu giữ tỉ lệ hai nhánh Quantum Security / Quantum Machine Learning như 30 bài. Bước trích xuất (một lần gọi qwen2.5:7b cho mỗi chunk) đã được lưu theo chunk ở nội dung 2, nên KG10 và KG20 chỉ là gộp lại các kết quả trích xuất của chunk thuộc 10 hoặc 20 bài đầu rồi nhúng entity/quan hệ; không trích xuất lại. Nhờ vậy KG10 ⊂ KG20 ⊂ KG30 (trừ vài tên viết tắt được gộp khác đi khi tập bài thay đổi).</w:t>
+        <w:t xml:space="preserve"> được xếp ở nội dung 2 theo cách stratified theo chủ đề (seed 42), trước khi có kết quả nào, để k bài đầu giữ tỉ lệ hai nhánh Quantum Security / Quantum Machine Learning như 30 bài. Bước trích xuất (một lần gọi qwen2.5:7b cho mỗi chunk) đã được lưu theo chunk ở nội dung 2, nên KG10 và KG20 chỉ là gộp lại các kết quả trích xuất của chunk thuộc 10 hoặc 20 bài đầu rồi nhúng entity/relation; không trích xuất lại. Nhờ vậy KG10 ⊂ KG20 ⊂ KG30 (trừ vài tên viết tắt được gộp khác đi khi tập bài thay đổi).</w:t>
       </w:r>
     </w:p>
     <w:p>
@@ -1710,7 +1710,7 @@
                 <w:b/>
                 <w:sz w:val="21"/>
               </w:rPr>
-              <w:t>Ngoài corpus (đúng = từ chối)</w:t>
+              <w:t>Out-of-corpus (đúng = refusal)</w:t>
             </w:r>
           </w:p>
         </w:tc>
@@ -1802,7 +1802,7 @@
         <w:rPr>
           <w:b/>
         </w:rPr>
-        <w:t xml:space="preserve">Trong phạm vi KG: </w:t>
+        <w:t xml:space="preserve">In-scope: </w:t>
       </w:r>
       <w:r>
         <w:t>mỗi KG được hỏi về chính các bài nó chứa (15 / 37 / 62 câu với k = 10 / 20 / 30). Trả lời câu hỏi "KG dựng từ k bài có hoạt động tốt trên k bài đó không"; tập câu khác nhau giữa các k nên chỉ so sánh mức độ.</w:t>
@@ -1817,10 +1817,10 @@
         <w:rPr>
           <w:b/>
         </w:rPr>
-        <w:t xml:space="preserve">Tập cố định S10 / S20: </w:t>
+        <w:t xml:space="preserve">Fixed set S10 / S20: </w:t>
       </w:r>
       <w:r>
-        <w:t>cùng 15 câu về 10 bài đầu (S10) hoặc 37 câu về 20 bài đầu (S20), hỏi cả ba KG. Bài nguồn đã có trong mọi KG được so, nên chênh lệch chỉ do KG có thêm bài khác; so sánh theo cặp trên cùng câu hỏi.</w:t>
+        <w:t>cùng 15 câu về 10 bài đầu (S10) hoặc 37 câu về 20 bài đầu (S20), hỏi cả ba KG. Bài nguồn đã có trong mọi KG được so, nên chênh lệch chỉ do KG có thêm bài khác; paired comparison trên cùng câu hỏi.</w:t>
       </w:r>
     </w:p>
     <w:p>
@@ -1835,7 +1835,7 @@
         <w:t xml:space="preserve">Toàn bộ 62 câu: </w:t>
       </w:r>
       <w:r>
-        <w:t>hỏi mọi câu có đáp án của 30 bài, kể cả câu về bài chưa có trong KG. Cho biết KG k bài trả lời được bao nhiêu câu hỏi về cả chủ đề; với câu ngoài phạm vi KG, hành vi đúng là từ chối.</w:t>
+        <w:t>hỏi mọi câu có đáp án của 30 bài, kể cả câu về bài chưa có trong KG. Cho biết KG k bài trả lời được bao nhiêu câu hỏi về cả chủ đề; với câu out-of-scope, hành vi đúng là refuse.</w:t>
       </w:r>
     </w:p>
     <w:p>
@@ -1851,7 +1851,7 @@
         <w:pStyle w:val="Heading2"/>
       </w:pPr>
       <w:r>
-        <w:t>4.1. Bộ chuẩn thực thể và quan hệ</w:t>
+        <w:t>4.1. Gold set entity và relation</w:t>
       </w:r>
     </w:p>
     <w:p>
@@ -1859,13 +1859,13 @@
         <w:ind w:firstLine="567"/>
       </w:pPr>
       <w:r>
-        <w:t xml:space="preserve">Entity coverage và relation completeness cần một bộ chuẩn: những thực thể và quan hệ mà KG phải có. Bộ chuẩn được lập từ 62 câu có đáp án: với mỗi câu, liệt kê các </w:t>
+        <w:t xml:space="preserve">Entity coverage và relation completeness cần một gold set: những entity và relation mà KG phải có. Gold set được lập từ 62 câu có đáp án: với mỗi câu, liệt kê các </w:t>
       </w:r>
       <w:r>
         <w:rPr>
           <w:b/>
         </w:rPr>
-        <w:t>thực thể kỹ thuật cần để trả lời</w:t>
+        <w:t>entity kỹ thuật cần để trả lời</w:t>
       </w:r>
       <w:r>
         <w:t xml:space="preserve"> (thuật toán, giao thức, tấn công, thư viện, chuẩn, khái niệm...) và các </w:t>
@@ -1874,10 +1874,10 @@
         <w:rPr>
           <w:b/>
         </w:rPr>
-        <w:t>quan hệ giữa chúng mà đáp án chuẩn nêu ra</w:t>
+        <w:t>relation giữa chúng mà ground truth nêu ra</w:t>
       </w:r>
       <w:r>
-        <w:t>. Mô hình judge llama3.1:8b (khác mô hình dựng KG) trích bản đầu từ câu hỏi và đáp án chuẩn, sau đó duyệt tay từng câu (</w:t>
+        <w:t>. Mô hình judge llama3.1:8b (khác mô hình dựng KG) trích bản đầu từ câu hỏi và ground truth, sau đó duyệt tay từng câu (</w:t>
       </w:r>
       <w:r>
         <w:rPr>
@@ -1886,7 +1886,7 @@
         <w:t>testset/review_kg_gold.py</w:t>
       </w:r>
       <w:r>
-        <w:t>): bỏ từ chung chung ("data", "participants"), con số ("60%", "1619"), tên người ("Alice", "Akleylek et al."), quan hệ suy diễn hoặc nối tới con số; viết tên thông dụng dạng "Tên đầy đủ (VIẾT TẮT)"; mọi quan hệ phải nối hai thực thể có trong danh sách của câu.</w:t>
+        <w:t>): bỏ từ chung chung ("data", "participants"), con số ("60%", "1619"), tên người ("Alice", "Akleylek et al."), relation suy diễn hoặc nối tới con số; viết tên thông dụng dạng "Tên đầy đủ (VIẾT TẮT)"; mọi relation phải nối hai entity có trong danh sách của câu.</w:t>
       </w:r>
     </w:p>
     <w:p>
@@ -1896,7 +1896,7 @@
         <w:jc w:val="center"/>
       </w:pPr>
       <w:r>
-        <w:t>Bảng 4. Kích thước bộ chuẩn (62 câu có đáp án)</w:t>
+        <w:t>Bảng 4. Kích thước gold set (62 câu có đáp án)</w:t>
       </w:r>
     </w:p>
     <w:tbl>
@@ -2025,7 +2025,7 @@
                 <w:b/>
                 <w:sz w:val="22"/>
               </w:rPr>
-              <w:t>Thực thể</w:t>
+              <w:t>Entity</w:t>
             </w:r>
           </w:p>
         </w:tc>
@@ -2108,7 +2108,7 @@
                 <w:b/>
                 <w:sz w:val="22"/>
               </w:rPr>
-              <w:t>Quan hệ</w:t>
+              <w:t>Relation</w:t>
             </w:r>
           </w:p>
         </w:tc>
@@ -2195,7 +2195,7 @@
         <w:t>Entity coverage</w:t>
       </w:r>
       <w:r>
-        <w:t xml:space="preserve"> = số thực thể chuẩn có trong KG / tổng số thực thể chuẩn. Một thực thể chuẩn được coi là có trong KG khi tên của nó, sau khi chuẩn hoá, trùng tên, viết tắt hoặc khoá của một entity trong KG. Chuẩn hoá dùng đúng quy tắc gộp entity khi dựng KG (chữ thường, bỏ số nhiều, bỏ hậu tố chung như "algorithm", tách "Tên đầy đủ (VIẾT TẮT)"), nên "Kyber", "CRYSTALS-Kyber" là hai thực thể khác nhau ở cả KG lẫn bộ chuẩn. Chỉ số phụ </w:t>
+        <w:t xml:space="preserve"> = số gold entity có trong KG / tổng số gold entity. Một gold entity được coi là có trong KG khi tên của nó, sau khi chuẩn hoá, trùng tên, viết tắt hoặc khoá của một entity trong KG. Chuẩn hoá dùng đúng quy tắc gộp entity khi dựng KG (chữ thường, bỏ số nhiều, bỏ hậu tố chung như "algorithm", tách "Tên đầy đủ (VIẾT TẮT)"), nên "Kyber", "CRYSTALS-Kyber" là hai entity khác nhau ở cả KG lẫn gold set. Secondary metric </w:t>
       </w:r>
       <w:r>
         <w:rPr>
@@ -2204,7 +2204,7 @@
         <w:t>lenient</w:t>
       </w:r>
       <w:r>
-        <w:t xml:space="preserve"> (cận trên) tính thêm entity có tên chứa trọn cụm từ của thực thể chuẩn, ví dụ "Faraday effect" khớp "faraday-effect based polarization rotation" nhưng cũng khớp cả biến thể hẹp hơn như "Dilithium" với "dilithium-3".</w:t>
+        <w:t xml:space="preserve"> (upper bound) tính thêm entity có tên chứa trọn cụm từ của gold entity, ví dụ "Faraday effect" khớp "faraday-effect based polarization rotation" nhưng cũng khớp cả biến thể hẹp hơn như "Dilithium" với "dilithium-3".</w:t>
       </w:r>
     </w:p>
     <w:p>
@@ -2212,7 +2212,7 @@
         <w:ind w:firstLine="567"/>
       </w:pPr>
       <w:r>
-        <w:t>Việc khớp không dùng LLM. Phương án dùng judge xác nhận "cùng khái niệm" giữa thực thể chuẩn và các entity ứng viên đã được thử với cả llama3.1:8b và qwen2.5:7b và bị loại vì không ổn định: llama3.1:8b nhận "Bouncy Castle" là "adiabatic quantum computing", "BoringSSL" là "oraclize"; qwen2.5:7b nhận "Dilithium" là "dilithium-3", "FPGA" là "artix-7 fpga". Khớp theo tên chuẩn hoá chặt hơn nhưng tất định và kiểm tra lại được.</w:t>
+        <w:t>Việc khớp không dùng LLM. Phương án dùng judge xác nhận "cùng khái niệm" giữa gold entity và các entity ứng viên đã được thử với cả llama3.1:8b và qwen2.5:7b và bị loại vì không ổn định: llama3.1:8b nhận "Bouncy Castle" là "adiabatic quantum computing", "BoringSSL" là "oraclize"; qwen2.5:7b nhận "Dilithium" là "dilithium-3", "FPGA" là "artix-7 fpga". Khớp theo tên chuẩn hoá chặt hơn nhưng tất định và kiểm tra lại được.</w:t>
       </w:r>
     </w:p>
     <w:p>
@@ -2226,16 +2226,16 @@
         <w:t>Relation completeness</w:t>
       </w:r>
       <w:r>
-        <w:t xml:space="preserve"> = số quan hệ chuẩn có </w:t>
+        <w:t xml:space="preserve"> = số gold relation có </w:t>
       </w:r>
       <w:r>
         <w:rPr>
           <w:b/>
         </w:rPr>
-        <w:t>cạnh trực tiếp</w:t>
+        <w:t>edge trực tiếp</w:t>
       </w:r>
       <w:r>
-        <w:t xml:space="preserve"> trong KG nối hai entity đã khớp với hai đầu của quan hệ / tổng số quan hệ chuẩn. Chỉ số phụ: cả hai đầu có trong KG (dù không nối nhau), nối nhau trong tối đa 2 bước, và bản lenient. Để kiểm tra phép khớp "có cạnh" có thật sự đúng quan hệ, 40 quan hệ chuẩn có cạnh trong KG30 được chọn ngẫu nhiên (seed 42) và đọc tay mô tả cạnh: </w:t>
+        <w:t xml:space="preserve"> trong KG nối hai entity đã khớp với hai đầu của relation / tổng số gold relation. Secondary metric: cả hai đầu có trong KG (dù không nối nhau), nối nhau trong tối đa 2 bước, và bản lenient. Để kiểm tra phép khớp "có edge" có thật sự đúng relation, 40 gold relation có edge trong KG30 được chọn ngẫu nhiên (seed 42) và đọc tay mô tả edge: </w:t>
       </w:r>
       <w:r>
         <w:rPr>
@@ -2244,7 +2244,7 @@
         <w:t>36/40 (90%)</w:t>
       </w:r>
       <w:r>
-        <w:t xml:space="preserve"> cạnh nói đúng quan hệ chuẩn; các cạnh sai nói một quan hệ khác giữa cùng hai thực thể (ví dụ đáp án chuẩn "OpenSSL dự định tích hợp Dilithium", cạnh lại ghi "OpenSSL hỗ trợ Dilithium"); chi tiết trong </w:t>
+        <w:t xml:space="preserve"> edge nói đúng gold relation; các edge sai nói một relation khác giữa cùng hai entity (ví dụ ground truth "OpenSSL dự định tích hợp Dilithium", edge lại ghi "OpenSSL hỗ trợ Dilithium"); chi tiết trong </w:t>
       </w:r>
       <w:r>
         <w:rPr>
@@ -2253,7 +2253,16 @@
         <w:t>results/kg_scale/kg_relation_audit.csv</w:t>
       </w:r>
       <w:r>
-        <w:t>.</w:t>
+        <w:t xml:space="preserve">. Vì vậy relation completeness (đếm mọi edge khớp) hơi cao hơn thực tế; báo cáo thêm </w:t>
+      </w:r>
+      <w:r>
+        <w:rPr>
+          <w:b/>
+        </w:rPr>
+        <w:t>relation completeness hiệu chỉnh</w:t>
+      </w:r>
+      <w:r>
+        <w:t xml:space="preserve"> = relation completeness × 90%, với CI 95% bootstrap gộp hai nguồn sai số: lấy mẫu lại các gold relation và, độc lập, lấy mẫu lại 40 edge đã audit (tỉ lệ đúng 90%, CI 80%–98%). Hai giả định: tỉ lệ kiểm tra trên KG30 áp dụng cho KG10, KG20; và chỉ hiệu chỉnh edge khớp sai, không tính relation có trong KG nhưng phép khớp tên bỏ sót.</w:t>
       </w:r>
     </w:p>
     <w:p>
@@ -2261,7 +2270,7 @@
         <w:ind w:firstLine="567"/>
       </w:pPr>
       <w:r>
-        <w:t>Mỗi thực thể / quan hệ chuẩn tính một lần trong một tập câu hỏi (gộp theo tên chuẩn hoá); khoảng tin cậy 95% bằng bootstrap trên các thực thể / quan hệ. Chỉ số cấu trúc (không cần bộ chuẩn): tỉ lệ entity và quan hệ xuất hiện ở ≥ 2 bài (liên kết giữa các bài), bậc trung bình, thành phần liên thông lớn nhất, entity không có quan hệ, số entity mới khi thêm một bài.</w:t>
+        <w:t>Mỗi entity / gold relation tính một lần trong một tập câu hỏi (gộp theo tên chuẩn hoá); CI 95% bằng bootstrap trên các entity / relation. Chỉ số cấu trúc (không cần gold set): tỉ lệ entity và relation xuất hiện ở ≥ 2 bài (liên kết giữa các bài), average degree, largest connected component, entity không có relation, số entity mới khi thêm một bài.</w:t>
       </w:r>
     </w:p>
     <w:p>
@@ -2277,7 +2286,7 @@
         <w:pStyle w:val="Heading2"/>
       </w:pPr>
       <w:r>
-        <w:t>5.1. Cấu trúc và độ bão hoà</w:t>
+        <w:t>5.1. Cấu trúc và saturation</w:t>
       </w:r>
     </w:p>
     <w:p>
@@ -2417,7 +2426,7 @@
                 <w:b/>
                 <w:sz w:val="21"/>
               </w:rPr>
-              <w:t>Entity / quan hệ</w:t>
+              <w:t>Entity / relation</w:t>
             </w:r>
           </w:p>
         </w:tc>
@@ -2668,7 +2677,7 @@
                 <w:b/>
                 <w:sz w:val="21"/>
               </w:rPr>
-              <w:t>Quan hệ xuất hiện ở ≥ 2 bài</w:t>
+              <w:t>Relation xuất hiện ở ≥ 2 bài</w:t>
             </w:r>
           </w:p>
         </w:tc>
@@ -2753,7 +2762,7 @@
                 <w:b/>
                 <w:sz w:val="21"/>
               </w:rPr>
-              <w:t>Bậc trung bình</w:t>
+              <w:t>Average degree</w:t>
             </w:r>
           </w:p>
         </w:tc>
@@ -2836,7 +2845,7 @@
                 <w:b/>
                 <w:sz w:val="21"/>
               </w:rPr>
-              <w:t>Thành phần liên thông lớn nhất</w:t>
+              <w:t>Largest connected component</w:t>
             </w:r>
           </w:p>
         </w:tc>
@@ -2921,7 +2930,7 @@
                 <w:b/>
                 <w:sz w:val="21"/>
               </w:rPr>
-              <w:t>Entity không có quan hệ</w:t>
+              <w:t>Entity không có relation</w:t>
             </w:r>
           </w:p>
         </w:tc>
@@ -3032,7 +3041,7 @@
         <w:jc w:val="center"/>
       </w:pPr>
       <w:r>
-        <w:t>Hình 1. Tăng trưởng KG theo số bài: số entity, quan hệ (a) và liên kết giữa các bài (b)</w:t>
+        <w:t>Hình 1. Tăng trưởng KG theo số bài: số entity, relation (a) và liên kết giữa các bài (b)</w:t>
       </w:r>
     </w:p>
     <w:p>
@@ -3043,10 +3052,10 @@
         <w:rPr>
           <w:b/>
         </w:rPr>
-        <w:t>KG chưa bão hoà ở 30 bài.</w:t>
+        <w:t>KG chưa đạt saturation ở 30 bài.</w:t>
       </w:r>
       <w:r>
-        <w:t xml:space="preserve"> Số entity và quan hệ tăng gần tuyến tính theo số bài: trung bình mỗi bài thêm vào mang theo 301 entity mới (bài 2–10), 280 (bài 11–20) và 250 (bài 21–30), tính trên 20 thứ tự bài ngẫu nhiên. Số entity mới chỉ giảm khoảng 17%, tức là phần lớn entity của mỗi bài là riêng của bài đó. Đường cong được tính bằng cách chiếu KG30 xuống k bài đầu (một entity có mặt khi nó có nguồn trong k bài); so với KG dựng thật ở k = 10, 20 phép chiếu lệch dưới 0,3%.</w:t>
+        <w:t xml:space="preserve"> Số entity và relation tăng gần tuyến tính theo số bài: trung bình mỗi bài thêm vào mang theo 301 entity mới (bài 2–10), 280 (bài 11–20) và 250 (bài 21–30), tính trên 20 thứ tự bài ngẫu nhiên. Số entity mới chỉ giảm khoảng 17%, tức là phần lớn entity của mỗi bài là riêng của bài đó. Đường cong được tính bằng cách chiếu KG30 xuống k bài đầu (một entity có mặt khi nó có nguồn trong k bài); so với KG dựng thật ở k = 10, 20 phép chiếu lệch dưới 0,3%.</w:t>
       </w:r>
     </w:p>
     <w:p>
@@ -3060,7 +3069,7 @@
         <w:t>Liên kết giữa các bài tăng nhưng vẫn thấp.</w:t>
       </w:r>
       <w:r>
-        <w:t xml:space="preserve"> Tỉ lệ entity xuất hiện ở ≥ 2 bài tăng từ 8,1% (KG10) lên 12,5% (KG30), tỉ lệ quan hệ xuất hiện ở ≥ 2 bài từ 0,8% lên 2,4%: thêm bài cùng chủ đề làm tăng số khái niệm chung, nhưng gần như mọi quan hệ chỉ được trích từ một bài. Bậc trung bình tăng nhẹ (1,99 → 2,24), thành phần liên thông lớn nhất giữ ở khoảng 65% entity ở cả ba k.</w:t>
+        <w:t xml:space="preserve"> Tỉ lệ entity xuất hiện ở ≥ 2 bài tăng từ 8,1% (KG10) lên 12,5% (KG30), tỉ lệ relation xuất hiện ở ≥ 2 bài từ 0,8% lên 2,4%: thêm bài cùng chủ đề làm tăng số khái niệm chung, nhưng gần như mọi relation chỉ được trích từ một bài. Average degree tăng nhẹ (1,99 → 2,24), largest connected component giữ ở khoảng 65% entity ở cả ba k.</w:t>
       </w:r>
     </w:p>
     <w:p>
@@ -3078,7 +3087,7 @@
         <w:jc w:val="center"/>
       </w:pPr>
       <w:r>
-        <w:t>Bảng 6. Entity coverage và relation completeness [khoảng tin cậy 95%]</w:t>
+        <w:t>Bảng 6. Entity coverage và relation completeness [CI 95%]</w:t>
       </w:r>
     </w:p>
     <w:tbl>
@@ -3090,14 +3099,15 @@
         <w:tblLook w:firstColumn="1" w:firstRow="1" w:lastColumn="0" w:lastRow="0" w:noHBand="0" w:noVBand="1" w:val="04A0"/>
       </w:tblPr>
       <w:tblGrid>
-        <w:gridCol w:w="1134"/>
-        <w:gridCol w:w="1134"/>
-        <w:gridCol w:w="1134"/>
-        <w:gridCol w:w="1134"/>
-        <w:gridCol w:w="1134"/>
-        <w:gridCol w:w="1134"/>
-        <w:gridCol w:w="1134"/>
-        <w:gridCol w:w="1134"/>
+        <w:gridCol w:w="1008"/>
+        <w:gridCol w:w="1008"/>
+        <w:gridCol w:w="1008"/>
+        <w:gridCol w:w="1008"/>
+        <w:gridCol w:w="1008"/>
+        <w:gridCol w:w="1008"/>
+        <w:gridCol w:w="1008"/>
+        <w:gridCol w:w="1008"/>
+        <w:gridCol w:w="1008"/>
       </w:tblGrid>
       <w:tr>
         <w:trPr>
@@ -3106,7 +3116,7 @@
         </w:trPr>
         <w:tc>
           <w:tcPr>
-            <w:tcW w:type="dxa" w:w="1247"/>
+            <w:tcW w:type="dxa" w:w="992"/>
             <w:shd w:val="clear" w:color="auto" w:fill="1C5CAB"/>
           </w:tcPr>
           <w:p>
@@ -3119,7 +3129,7 @@
               <w:rPr>
                 <w:b/>
                 <w:color w:val="FFFFFF"/>
-                <w:sz w:val="18"/>
+                <w:sz w:val="17"/>
               </w:rPr>
               <w:t>Tập câu hỏi</w:t>
             </w:r>
@@ -3127,7 +3137,7 @@
         </w:tc>
         <w:tc>
           <w:tcPr>
-            <w:tcW w:type="dxa" w:w="737"/>
+            <w:tcW w:type="dxa" w:w="765"/>
             <w:shd w:val="clear" w:color="auto" w:fill="1C5CAB"/>
           </w:tcPr>
           <w:p>
@@ -3140,72 +3150,9 @@
               <w:rPr>
                 <w:b/>
                 <w:color w:val="FFFFFF"/>
-                <w:sz w:val="18"/>
+                <w:sz w:val="17"/>
               </w:rPr>
               <w:t>KG</w:t>
-            </w:r>
-          </w:p>
-        </w:tc>
-        <w:tc>
-          <w:tcPr>
-            <w:tcW w:type="dxa" w:w="1361"/>
-            <w:shd w:val="clear" w:color="auto" w:fill="1C5CAB"/>
-          </w:tcPr>
-          <w:p>
-            <w:pPr>
-              <w:spacing w:after="20" w:line="264" w:lineRule="auto"/>
-              <w:jc w:val="center"/>
-            </w:pPr>
-            <w:r/>
-            <w:r>
-              <w:rPr>
-                <w:b/>
-                <w:color w:val="FFFFFF"/>
-                <w:sz w:val="18"/>
-              </w:rPr>
-              <w:t>Câu / thực thể / quan hệ chuẩn</w:t>
-            </w:r>
-          </w:p>
-        </w:tc>
-        <w:tc>
-          <w:tcPr>
-            <w:tcW w:type="dxa" w:w="1361"/>
-            <w:shd w:val="clear" w:color="auto" w:fill="1C5CAB"/>
-          </w:tcPr>
-          <w:p>
-            <w:pPr>
-              <w:spacing w:after="20" w:line="264" w:lineRule="auto"/>
-              <w:jc w:val="center"/>
-            </w:pPr>
-            <w:r/>
-            <w:r>
-              <w:rPr>
-                <w:b/>
-                <w:color w:val="FFFFFF"/>
-                <w:sz w:val="18"/>
-              </w:rPr>
-              <w:t>Entity coverage</w:t>
-            </w:r>
-          </w:p>
-        </w:tc>
-        <w:tc>
-          <w:tcPr>
-            <w:tcW w:type="dxa" w:w="1361"/>
-            <w:shd w:val="clear" w:color="auto" w:fill="1C5CAB"/>
-          </w:tcPr>
-          <w:p>
-            <w:pPr>
-              <w:spacing w:after="20" w:line="264" w:lineRule="auto"/>
-              <w:jc w:val="center"/>
-            </w:pPr>
-            <w:r/>
-            <w:r>
-              <w:rPr>
-                <w:b/>
-                <w:color w:val="FFFFFF"/>
-                <w:sz w:val="18"/>
-              </w:rPr>
-              <w:t>Relation completeness</w:t>
             </w:r>
           </w:p>
         </w:tc>
@@ -3224,15 +3171,15 @@
               <w:rPr>
                 <w:b/>
                 <w:color w:val="FFFFFF"/>
-                <w:sz w:val="18"/>
-              </w:rPr>
-              <w:t>Entity cov. (lenient)</w:t>
+                <w:sz w:val="17"/>
+              </w:rPr>
+              <w:t>Câu / entity / gold relation</w:t>
             </w:r>
           </w:p>
         </w:tc>
         <w:tc>
           <w:tcPr>
-            <w:tcW w:type="dxa" w:w="1020"/>
+            <w:tcW w:type="dxa" w:w="1162"/>
             <w:shd w:val="clear" w:color="auto" w:fill="1C5CAB"/>
           </w:tcPr>
           <w:p>
@@ -3245,15 +3192,15 @@
               <w:rPr>
                 <w:b/>
                 <w:color w:val="FFFFFF"/>
-                <w:sz w:val="18"/>
-              </w:rPr>
-              <w:t>Relation compl. (lenient)</w:t>
+                <w:sz w:val="17"/>
+              </w:rPr>
+              <w:t>Entity coverage</w:t>
             </w:r>
           </w:p>
         </w:tc>
         <w:tc>
           <w:tcPr>
-            <w:tcW w:type="dxa" w:w="964"/>
+            <w:tcW w:type="dxa" w:w="1162"/>
             <w:shd w:val="clear" w:color="auto" w:fill="1C5CAB"/>
           </w:tcPr>
           <w:p>
@@ -3266,7 +3213,91 @@
               <w:rPr>
                 <w:b/>
                 <w:color w:val="FFFFFF"/>
-                <w:sz w:val="18"/>
+                <w:sz w:val="17"/>
+              </w:rPr>
+              <w:t>Relation compl.</w:t>
+            </w:r>
+          </w:p>
+        </w:tc>
+        <w:tc>
+          <w:tcPr>
+            <w:tcW w:type="dxa" w:w="1162"/>
+            <w:shd w:val="clear" w:color="auto" w:fill="1C5CAB"/>
+          </w:tcPr>
+          <w:p>
+            <w:pPr>
+              <w:spacing w:after="20" w:line="264" w:lineRule="auto"/>
+              <w:jc w:val="center"/>
+            </w:pPr>
+            <w:r/>
+            <w:r>
+              <w:rPr>
+                <w:b/>
+                <w:color w:val="FFFFFF"/>
+                <w:sz w:val="17"/>
+              </w:rPr>
+              <w:t>Relation compl. hiệu chỉnh</w:t>
+            </w:r>
+          </w:p>
+        </w:tc>
+        <w:tc>
+          <w:tcPr>
+            <w:tcW w:type="dxa" w:w="935"/>
+            <w:shd w:val="clear" w:color="auto" w:fill="1C5CAB"/>
+          </w:tcPr>
+          <w:p>
+            <w:pPr>
+              <w:spacing w:after="20" w:line="264" w:lineRule="auto"/>
+              <w:jc w:val="center"/>
+            </w:pPr>
+            <w:r/>
+            <w:r>
+              <w:rPr>
+                <w:b/>
+                <w:color w:val="FFFFFF"/>
+                <w:sz w:val="17"/>
+              </w:rPr>
+              <w:t>Entity cov. (lenient)</w:t>
+            </w:r>
+          </w:p>
+        </w:tc>
+        <w:tc>
+          <w:tcPr>
+            <w:tcW w:type="dxa" w:w="935"/>
+            <w:shd w:val="clear" w:color="auto" w:fill="1C5CAB"/>
+          </w:tcPr>
+          <w:p>
+            <w:pPr>
+              <w:spacing w:after="20" w:line="264" w:lineRule="auto"/>
+              <w:jc w:val="center"/>
+            </w:pPr>
+            <w:r/>
+            <w:r>
+              <w:rPr>
+                <w:b/>
+                <w:color w:val="FFFFFF"/>
+                <w:sz w:val="17"/>
+              </w:rPr>
+              <w:t>Relation compl. (lenient)</w:t>
+            </w:r>
+          </w:p>
+        </w:tc>
+        <w:tc>
+          <w:tcPr>
+            <w:tcW w:type="dxa" w:w="935"/>
+            <w:shd w:val="clear" w:color="auto" w:fill="1C5CAB"/>
+          </w:tcPr>
+          <w:p>
+            <w:pPr>
+              <w:spacing w:after="20" w:line="264" w:lineRule="auto"/>
+              <w:jc w:val="center"/>
+            </w:pPr>
+            <w:r/>
+            <w:r>
+              <w:rPr>
+                <w:b/>
+                <w:color w:val="FFFFFF"/>
+                <w:sz w:val="17"/>
               </w:rPr>
               <w:t>Nối trong ≤ 2 bước</w:t>
             </w:r>
@@ -3279,7 +3310,7 @@
         </w:trPr>
         <w:tc>
           <w:tcPr>
-            <w:tcW w:type="dxa" w:w="1247"/>
+            <w:tcW w:type="dxa" w:w="992"/>
           </w:tcPr>
           <w:p>
             <w:pPr>
@@ -3294,15 +3325,15 @@
             <w:r>
               <w:rPr>
                 <w:b/>
-                <w:sz w:val="18"/>
-              </w:rPr>
-              <w:t>Trong phạm vi KG</w:t>
+                <w:sz w:val="17"/>
+              </w:rPr>
+              <w:t>In-scope</w:t>
             </w:r>
           </w:p>
         </w:tc>
         <w:tc>
           <w:tcPr>
-            <w:tcW w:type="dxa" w:w="737"/>
+            <w:tcW w:type="dxa" w:w="765"/>
           </w:tcPr>
           <w:p>
             <w:pPr>
@@ -3312,67 +3343,9 @@
             <w:r/>
             <w:r>
               <w:rPr>
-                <w:sz w:val="18"/>
+                <w:sz w:val="17"/>
               </w:rPr>
               <w:t>KG10</w:t>
-            </w:r>
-          </w:p>
-        </w:tc>
-        <w:tc>
-          <w:tcPr>
-            <w:tcW w:type="dxa" w:w="1361"/>
-          </w:tcPr>
-          <w:p>
-            <w:pPr>
-              <w:spacing w:after="20" w:line="264" w:lineRule="auto"/>
-              <w:jc w:val="center"/>
-            </w:pPr>
-            <w:r/>
-            <w:r>
-              <w:rPr>
-                <w:sz w:val="18"/>
-              </w:rPr>
-              <w:t>15 / 74 / 59</w:t>
-            </w:r>
-          </w:p>
-        </w:tc>
-        <w:tc>
-          <w:tcPr>
-            <w:tcW w:type="dxa" w:w="1361"/>
-          </w:tcPr>
-          <w:p>
-            <w:pPr>
-              <w:spacing w:after="20" w:line="264" w:lineRule="auto"/>
-              <w:jc w:val="center"/>
-            </w:pPr>
-            <w:r/>
-            <w:r>
-              <w:rPr>
-                <w:sz w:val="18"/>
-              </w:rPr>
-              <w:t>90,5%</w:t>
-              <w:br/>
-              <w:t>[83,8%; 95,9%]</w:t>
-            </w:r>
-          </w:p>
-        </w:tc>
-        <w:tc>
-          <w:tcPr>
-            <w:tcW w:type="dxa" w:w="1361"/>
-          </w:tcPr>
-          <w:p>
-            <w:pPr>
-              <w:spacing w:after="20" w:line="264" w:lineRule="auto"/>
-              <w:jc w:val="center"/>
-            </w:pPr>
-            <w:r/>
-            <w:r>
-              <w:rPr>
-                <w:sz w:val="18"/>
-              </w:rPr>
-              <w:t>39,0%</w:t>
-              <w:br/>
-              <w:t>[27,1%; 50,8%]</w:t>
             </w:r>
           </w:p>
         </w:tc>
@@ -3388,15 +3361,15 @@
             <w:r/>
             <w:r>
               <w:rPr>
-                <w:sz w:val="18"/>
-              </w:rPr>
-              <w:t>94,6%</w:t>
+                <w:sz w:val="17"/>
+              </w:rPr>
+              <w:t>15 / 74 / 59</w:t>
             </w:r>
           </w:p>
         </w:tc>
         <w:tc>
           <w:tcPr>
-            <w:tcW w:type="dxa" w:w="1020"/>
+            <w:tcW w:type="dxa" w:w="1162"/>
           </w:tcPr>
           <w:p>
             <w:pPr>
@@ -3406,15 +3379,17 @@
             <w:r/>
             <w:r>
               <w:rPr>
-                <w:sz w:val="18"/>
-              </w:rPr>
-              <w:t>55,9%</w:t>
+                <w:sz w:val="17"/>
+              </w:rPr>
+              <w:t>90,5%</w:t>
+              <w:br/>
+              <w:t>[83,8%; 95,9%]</w:t>
             </w:r>
           </w:p>
         </w:tc>
         <w:tc>
           <w:tcPr>
-            <w:tcW w:type="dxa" w:w="964"/>
+            <w:tcW w:type="dxa" w:w="1162"/>
           </w:tcPr>
           <w:p>
             <w:pPr>
@@ -3424,7 +3399,83 @@
             <w:r/>
             <w:r>
               <w:rPr>
-                <w:sz w:val="18"/>
+                <w:sz w:val="17"/>
+              </w:rPr>
+              <w:t>39,0%</w:t>
+              <w:br/>
+              <w:t>[27,1%; 50,8%]</w:t>
+            </w:r>
+          </w:p>
+        </w:tc>
+        <w:tc>
+          <w:tcPr>
+            <w:tcW w:type="dxa" w:w="1162"/>
+          </w:tcPr>
+          <w:p>
+            <w:pPr>
+              <w:spacing w:after="20" w:line="264" w:lineRule="auto"/>
+              <w:jc w:val="center"/>
+            </w:pPr>
+            <w:r/>
+            <w:r>
+              <w:rPr>
+                <w:sz w:val="17"/>
+              </w:rPr>
+              <w:t>35,1%</w:t>
+              <w:br/>
+              <w:t>[23,8%; 47,0%]</w:t>
+            </w:r>
+          </w:p>
+        </w:tc>
+        <w:tc>
+          <w:tcPr>
+            <w:tcW w:type="dxa" w:w="935"/>
+          </w:tcPr>
+          <w:p>
+            <w:pPr>
+              <w:spacing w:after="20" w:line="264" w:lineRule="auto"/>
+              <w:jc w:val="center"/>
+            </w:pPr>
+            <w:r/>
+            <w:r>
+              <w:rPr>
+                <w:sz w:val="17"/>
+              </w:rPr>
+              <w:t>94,6%</w:t>
+            </w:r>
+          </w:p>
+        </w:tc>
+        <w:tc>
+          <w:tcPr>
+            <w:tcW w:type="dxa" w:w="935"/>
+          </w:tcPr>
+          <w:p>
+            <w:pPr>
+              <w:spacing w:after="20" w:line="264" w:lineRule="auto"/>
+              <w:jc w:val="center"/>
+            </w:pPr>
+            <w:r/>
+            <w:r>
+              <w:rPr>
+                <w:sz w:val="17"/>
+              </w:rPr>
+              <w:t>55,9%</w:t>
+            </w:r>
+          </w:p>
+        </w:tc>
+        <w:tc>
+          <w:tcPr>
+            <w:tcW w:type="dxa" w:w="935"/>
+          </w:tcPr>
+          <w:p>
+            <w:pPr>
+              <w:spacing w:after="20" w:line="264" w:lineRule="auto"/>
+              <w:jc w:val="center"/>
+            </w:pPr>
+            <w:r/>
+            <w:r>
+              <w:rPr>
+                <w:sz w:val="17"/>
               </w:rPr>
               <w:t>55,9%</w:t>
             </w:r>
@@ -3437,7 +3488,7 @@
         </w:trPr>
         <w:tc>
           <w:tcPr>
-            <w:tcW w:type="dxa" w:w="1247"/>
+            <w:tcW w:type="dxa" w:w="992"/>
             <w:shd w:val="clear" w:color="auto" w:fill="F0F5FC"/>
           </w:tcPr>
           <w:p>
@@ -3454,7 +3505,7 @@
         </w:tc>
         <w:tc>
           <w:tcPr>
-            <w:tcW w:type="dxa" w:w="737"/>
+            <w:tcW w:type="dxa" w:w="765"/>
             <w:shd w:val="clear" w:color="auto" w:fill="F0F5FC"/>
           </w:tcPr>
           <w:p>
@@ -3465,70 +3516,9 @@
             <w:r/>
             <w:r>
               <w:rPr>
-                <w:sz w:val="18"/>
+                <w:sz w:val="17"/>
               </w:rPr>
               <w:t>KG20</w:t>
-            </w:r>
-          </w:p>
-        </w:tc>
-        <w:tc>
-          <w:tcPr>
-            <w:tcW w:type="dxa" w:w="1361"/>
-            <w:shd w:val="clear" w:color="auto" w:fill="F0F5FC"/>
-          </w:tcPr>
-          <w:p>
-            <w:pPr>
-              <w:spacing w:after="20" w:line="264" w:lineRule="auto"/>
-              <w:jc w:val="center"/>
-            </w:pPr>
-            <w:r/>
-            <w:r>
-              <w:rPr>
-                <w:sz w:val="18"/>
-              </w:rPr>
-              <w:t>37 / 167 / 151</w:t>
-            </w:r>
-          </w:p>
-        </w:tc>
-        <w:tc>
-          <w:tcPr>
-            <w:tcW w:type="dxa" w:w="1361"/>
-            <w:shd w:val="clear" w:color="auto" w:fill="F0F5FC"/>
-          </w:tcPr>
-          <w:p>
-            <w:pPr>
-              <w:spacing w:after="20" w:line="264" w:lineRule="auto"/>
-              <w:jc w:val="center"/>
-            </w:pPr>
-            <w:r/>
-            <w:r>
-              <w:rPr>
-                <w:sz w:val="18"/>
-              </w:rPr>
-              <w:t>90,4%</w:t>
-              <w:br/>
-              <w:t>[86,2%; 94,6%]</w:t>
-            </w:r>
-          </w:p>
-        </w:tc>
-        <w:tc>
-          <w:tcPr>
-            <w:tcW w:type="dxa" w:w="1361"/>
-            <w:shd w:val="clear" w:color="auto" w:fill="F0F5FC"/>
-          </w:tcPr>
-          <w:p>
-            <w:pPr>
-              <w:spacing w:after="20" w:line="264" w:lineRule="auto"/>
-              <w:jc w:val="center"/>
-            </w:pPr>
-            <w:r/>
-            <w:r>
-              <w:rPr>
-                <w:sz w:val="18"/>
-              </w:rPr>
-              <w:t>37,1%</w:t>
-              <w:br/>
-              <w:t>[29,1%; 45,0%]</w:t>
             </w:r>
           </w:p>
         </w:tc>
@@ -3545,9 +3535,348 @@
             <w:r/>
             <w:r>
               <w:rPr>
-                <w:sz w:val="18"/>
+                <w:sz w:val="17"/>
+              </w:rPr>
+              <w:t>37 / 167 / 151</w:t>
+            </w:r>
+          </w:p>
+        </w:tc>
+        <w:tc>
+          <w:tcPr>
+            <w:tcW w:type="dxa" w:w="1162"/>
+            <w:shd w:val="clear" w:color="auto" w:fill="F0F5FC"/>
+          </w:tcPr>
+          <w:p>
+            <w:pPr>
+              <w:spacing w:after="20" w:line="264" w:lineRule="auto"/>
+              <w:jc w:val="center"/>
+            </w:pPr>
+            <w:r/>
+            <w:r>
+              <w:rPr>
+                <w:sz w:val="17"/>
+              </w:rPr>
+              <w:t>90,4%</w:t>
+              <w:br/>
+              <w:t>[86,2%; 94,6%]</w:t>
+            </w:r>
+          </w:p>
+        </w:tc>
+        <w:tc>
+          <w:tcPr>
+            <w:tcW w:type="dxa" w:w="1162"/>
+            <w:shd w:val="clear" w:color="auto" w:fill="F0F5FC"/>
+          </w:tcPr>
+          <w:p>
+            <w:pPr>
+              <w:spacing w:after="20" w:line="264" w:lineRule="auto"/>
+              <w:jc w:val="center"/>
+            </w:pPr>
+            <w:r/>
+            <w:r>
+              <w:rPr>
+                <w:sz w:val="17"/>
+              </w:rPr>
+              <w:t>37,1%</w:t>
+              <w:br/>
+              <w:t>[29,1%; 45,0%]</w:t>
+            </w:r>
+          </w:p>
+        </w:tc>
+        <w:tc>
+          <w:tcPr>
+            <w:tcW w:type="dxa" w:w="1162"/>
+            <w:shd w:val="clear" w:color="auto" w:fill="F0F5FC"/>
+          </w:tcPr>
+          <w:p>
+            <w:pPr>
+              <w:spacing w:after="20" w:line="264" w:lineRule="auto"/>
+              <w:jc w:val="center"/>
+            </w:pPr>
+            <w:r/>
+            <w:r>
+              <w:rPr>
+                <w:sz w:val="17"/>
+              </w:rPr>
+              <w:t>33,4%</w:t>
+              <w:br/>
+              <w:t>[25,9%; 42,0%]</w:t>
+            </w:r>
+          </w:p>
+        </w:tc>
+        <w:tc>
+          <w:tcPr>
+            <w:tcW w:type="dxa" w:w="935"/>
+            <w:shd w:val="clear" w:color="auto" w:fill="F0F5FC"/>
+          </w:tcPr>
+          <w:p>
+            <w:pPr>
+              <w:spacing w:after="20" w:line="264" w:lineRule="auto"/>
+              <w:jc w:val="center"/>
+            </w:pPr>
+            <w:r/>
+            <w:r>
+              <w:rPr>
+                <w:sz w:val="17"/>
               </w:rPr>
               <w:t>94,6%</w:t>
+            </w:r>
+          </w:p>
+        </w:tc>
+        <w:tc>
+          <w:tcPr>
+            <w:tcW w:type="dxa" w:w="935"/>
+            <w:shd w:val="clear" w:color="auto" w:fill="F0F5FC"/>
+          </w:tcPr>
+          <w:p>
+            <w:pPr>
+              <w:spacing w:after="20" w:line="264" w:lineRule="auto"/>
+              <w:jc w:val="center"/>
+            </w:pPr>
+            <w:r/>
+            <w:r>
+              <w:rPr>
+                <w:sz w:val="17"/>
+              </w:rPr>
+              <w:t>57,0%</w:t>
+            </w:r>
+          </w:p>
+        </w:tc>
+        <w:tc>
+          <w:tcPr>
+            <w:tcW w:type="dxa" w:w="935"/>
+            <w:shd w:val="clear" w:color="auto" w:fill="F0F5FC"/>
+          </w:tcPr>
+          <w:p>
+            <w:pPr>
+              <w:spacing w:after="20" w:line="264" w:lineRule="auto"/>
+              <w:jc w:val="center"/>
+            </w:pPr>
+            <w:r/>
+            <w:r>
+              <w:rPr>
+                <w:sz w:val="17"/>
+              </w:rPr>
+              <w:t>62,9%</w:t>
+            </w:r>
+          </w:p>
+        </w:tc>
+      </w:tr>
+      <w:tr>
+        <w:trPr>
+          <w:cantSplit w:val="true"/>
+        </w:trPr>
+        <w:tc>
+          <w:tcPr>
+            <w:tcW w:type="dxa" w:w="992"/>
+          </w:tcPr>
+          <w:p>
+            <w:pPr>
+              <w:spacing w:after="20" w:line="264" w:lineRule="auto"/>
+              <w:jc w:val="left"/>
+            </w:pPr>
+            <w:r>
+              <w:rPr>
+                <w:b/>
+              </w:rPr>
+            </w:r>
+          </w:p>
+        </w:tc>
+        <w:tc>
+          <w:tcPr>
+            <w:tcW w:type="dxa" w:w="765"/>
+          </w:tcPr>
+          <w:p>
+            <w:pPr>
+              <w:spacing w:after="20" w:line="264" w:lineRule="auto"/>
+              <w:jc w:val="left"/>
+            </w:pPr>
+            <w:r/>
+            <w:r>
+              <w:rPr>
+                <w:sz w:val="17"/>
+              </w:rPr>
+              <w:t>KG30</w:t>
+            </w:r>
+          </w:p>
+        </w:tc>
+        <w:tc>
+          <w:tcPr>
+            <w:tcW w:type="dxa" w:w="1020"/>
+          </w:tcPr>
+          <w:p>
+            <w:pPr>
+              <w:spacing w:after="20" w:line="264" w:lineRule="auto"/>
+              <w:jc w:val="center"/>
+            </w:pPr>
+            <w:r/>
+            <w:r>
+              <w:rPr>
+                <w:sz w:val="17"/>
+              </w:rPr>
+              <w:t>62 / 262 / 250</w:t>
+            </w:r>
+          </w:p>
+        </w:tc>
+        <w:tc>
+          <w:tcPr>
+            <w:tcW w:type="dxa" w:w="1162"/>
+          </w:tcPr>
+          <w:p>
+            <w:pPr>
+              <w:spacing w:after="20" w:line="264" w:lineRule="auto"/>
+              <w:jc w:val="center"/>
+            </w:pPr>
+            <w:r/>
+            <w:r>
+              <w:rPr>
+                <w:sz w:val="17"/>
+              </w:rPr>
+              <w:t>89,3%</w:t>
+              <w:br/>
+              <w:t>[85,5%; 92,7%]</w:t>
+            </w:r>
+          </w:p>
+        </w:tc>
+        <w:tc>
+          <w:tcPr>
+            <w:tcW w:type="dxa" w:w="1162"/>
+          </w:tcPr>
+          <w:p>
+            <w:pPr>
+              <w:spacing w:after="20" w:line="264" w:lineRule="auto"/>
+              <w:jc w:val="center"/>
+            </w:pPr>
+            <w:r/>
+            <w:r>
+              <w:rPr>
+                <w:sz w:val="17"/>
+              </w:rPr>
+              <w:t>41,6%</w:t>
+              <w:br/>
+              <w:t>[35,6%; 47,6%]</w:t>
+            </w:r>
+          </w:p>
+        </w:tc>
+        <w:tc>
+          <w:tcPr>
+            <w:tcW w:type="dxa" w:w="1162"/>
+          </w:tcPr>
+          <w:p>
+            <w:pPr>
+              <w:spacing w:after="20" w:line="264" w:lineRule="auto"/>
+              <w:jc w:val="center"/>
+            </w:pPr>
+            <w:r/>
+            <w:r>
+              <w:rPr>
+                <w:sz w:val="17"/>
+              </w:rPr>
+              <w:t>37,4%</w:t>
+              <w:br/>
+              <w:t>[31,0%; 44,1%]</w:t>
+            </w:r>
+          </w:p>
+        </w:tc>
+        <w:tc>
+          <w:tcPr>
+            <w:tcW w:type="dxa" w:w="935"/>
+          </w:tcPr>
+          <w:p>
+            <w:pPr>
+              <w:spacing w:after="20" w:line="264" w:lineRule="auto"/>
+              <w:jc w:val="center"/>
+            </w:pPr>
+            <w:r/>
+            <w:r>
+              <w:rPr>
+                <w:sz w:val="17"/>
+              </w:rPr>
+              <w:t>92,8%</w:t>
+            </w:r>
+          </w:p>
+        </w:tc>
+        <w:tc>
+          <w:tcPr>
+            <w:tcW w:type="dxa" w:w="935"/>
+          </w:tcPr>
+          <w:p>
+            <w:pPr>
+              <w:spacing w:after="20" w:line="264" w:lineRule="auto"/>
+              <w:jc w:val="center"/>
+            </w:pPr>
+            <w:r/>
+            <w:r>
+              <w:rPr>
+                <w:sz w:val="17"/>
+              </w:rPr>
+              <w:t>56,0%</w:t>
+            </w:r>
+          </w:p>
+        </w:tc>
+        <w:tc>
+          <w:tcPr>
+            <w:tcW w:type="dxa" w:w="935"/>
+          </w:tcPr>
+          <w:p>
+            <w:pPr>
+              <w:spacing w:after="20" w:line="264" w:lineRule="auto"/>
+              <w:jc w:val="center"/>
+            </w:pPr>
+            <w:r/>
+            <w:r>
+              <w:rPr>
+                <w:sz w:val="17"/>
+              </w:rPr>
+              <w:t>65,2%</w:t>
+            </w:r>
+          </w:p>
+        </w:tc>
+      </w:tr>
+      <w:tr>
+        <w:trPr>
+          <w:cantSplit w:val="true"/>
+        </w:trPr>
+        <w:tc>
+          <w:tcPr>
+            <w:tcW w:type="dxa" w:w="992"/>
+            <w:shd w:val="clear" w:color="auto" w:fill="F0F5FC"/>
+          </w:tcPr>
+          <w:p>
+            <w:pPr>
+              <w:spacing w:after="20" w:line="264" w:lineRule="auto"/>
+              <w:jc w:val="left"/>
+            </w:pPr>
+            <w:r>
+              <w:rPr>
+                <w:b/>
+              </w:rPr>
+            </w:r>
+            <w:r>
+              <w:rPr>
+                <w:b/>
+                <w:sz w:val="17"/>
+              </w:rPr>
+              <w:t>S10 (cố định)</w:t>
+            </w:r>
+          </w:p>
+        </w:tc>
+        <w:tc>
+          <w:tcPr>
+            <w:tcW w:type="dxa" w:w="765"/>
+            <w:shd w:val="clear" w:color="auto" w:fill="F0F5FC"/>
+          </w:tcPr>
+          <w:p>
+            <w:pPr>
+              <w:spacing w:after="20" w:line="264" w:lineRule="auto"/>
+              <w:jc w:val="left"/>
+            </w:pPr>
+            <w:r/>
+            <w:r>
+              <w:rPr>
+                <w:sz w:val="17"/>
+              </w:rPr>
+              <w:t>KG10</w:t>
             </w:r>
           </w:p>
         </w:tc>
@@ -3564,15 +3893,15 @@
             <w:r/>
             <w:r>
               <w:rPr>
-                <w:sz w:val="18"/>
-              </w:rPr>
-              <w:t>57,0%</w:t>
+                <w:sz w:val="17"/>
+              </w:rPr>
+              <w:t>15 / 74 / 59</w:t>
             </w:r>
           </w:p>
         </w:tc>
         <w:tc>
           <w:tcPr>
-            <w:tcW w:type="dxa" w:w="964"/>
+            <w:tcW w:type="dxa" w:w="1162"/>
             <w:shd w:val="clear" w:color="auto" w:fill="F0F5FC"/>
           </w:tcPr>
           <w:p>
@@ -3583,9 +3912,110 @@
             <w:r/>
             <w:r>
               <w:rPr>
-                <w:sz w:val="18"/>
-              </w:rPr>
-              <w:t>62,9%</w:t>
+                <w:sz w:val="17"/>
+              </w:rPr>
+              <w:t>90,5%</w:t>
+              <w:br/>
+              <w:t>[83,8%; 95,9%]</w:t>
+            </w:r>
+          </w:p>
+        </w:tc>
+        <w:tc>
+          <w:tcPr>
+            <w:tcW w:type="dxa" w:w="1162"/>
+            <w:shd w:val="clear" w:color="auto" w:fill="F0F5FC"/>
+          </w:tcPr>
+          <w:p>
+            <w:pPr>
+              <w:spacing w:after="20" w:line="264" w:lineRule="auto"/>
+              <w:jc w:val="center"/>
+            </w:pPr>
+            <w:r/>
+            <w:r>
+              <w:rPr>
+                <w:sz w:val="17"/>
+              </w:rPr>
+              <w:t>39,0%</w:t>
+              <w:br/>
+              <w:t>[27,1%; 50,8%]</w:t>
+            </w:r>
+          </w:p>
+        </w:tc>
+        <w:tc>
+          <w:tcPr>
+            <w:tcW w:type="dxa" w:w="1162"/>
+            <w:shd w:val="clear" w:color="auto" w:fill="F0F5FC"/>
+          </w:tcPr>
+          <w:p>
+            <w:pPr>
+              <w:spacing w:after="20" w:line="264" w:lineRule="auto"/>
+              <w:jc w:val="center"/>
+            </w:pPr>
+            <w:r/>
+            <w:r>
+              <w:rPr>
+                <w:sz w:val="17"/>
+              </w:rPr>
+              <w:t>35,1%</w:t>
+              <w:br/>
+              <w:t>[23,8%; 47,0%]</w:t>
+            </w:r>
+          </w:p>
+        </w:tc>
+        <w:tc>
+          <w:tcPr>
+            <w:tcW w:type="dxa" w:w="935"/>
+            <w:shd w:val="clear" w:color="auto" w:fill="F0F5FC"/>
+          </w:tcPr>
+          <w:p>
+            <w:pPr>
+              <w:spacing w:after="20" w:line="264" w:lineRule="auto"/>
+              <w:jc w:val="center"/>
+            </w:pPr>
+            <w:r/>
+            <w:r>
+              <w:rPr>
+                <w:sz w:val="17"/>
+              </w:rPr>
+              <w:t>94,6%</w:t>
+            </w:r>
+          </w:p>
+        </w:tc>
+        <w:tc>
+          <w:tcPr>
+            <w:tcW w:type="dxa" w:w="935"/>
+            <w:shd w:val="clear" w:color="auto" w:fill="F0F5FC"/>
+          </w:tcPr>
+          <w:p>
+            <w:pPr>
+              <w:spacing w:after="20" w:line="264" w:lineRule="auto"/>
+              <w:jc w:val="center"/>
+            </w:pPr>
+            <w:r/>
+            <w:r>
+              <w:rPr>
+                <w:sz w:val="17"/>
+              </w:rPr>
+              <w:t>55,9%</w:t>
+            </w:r>
+          </w:p>
+        </w:tc>
+        <w:tc>
+          <w:tcPr>
+            <w:tcW w:type="dxa" w:w="935"/>
+            <w:shd w:val="clear" w:color="auto" w:fill="F0F5FC"/>
+          </w:tcPr>
+          <w:p>
+            <w:pPr>
+              <w:spacing w:after="20" w:line="264" w:lineRule="auto"/>
+              <w:jc w:val="center"/>
+            </w:pPr>
+            <w:r/>
+            <w:r>
+              <w:rPr>
+                <w:sz w:val="17"/>
+              </w:rPr>
+              <w:t>55,9%</w:t>
             </w:r>
           </w:p>
         </w:tc>
@@ -3596,7 +4026,7 @@
         </w:trPr>
         <w:tc>
           <w:tcPr>
-            <w:tcW w:type="dxa" w:w="1247"/>
+            <w:tcW w:type="dxa" w:w="992"/>
           </w:tcPr>
           <w:p>
             <w:pPr>
@@ -3612,7 +4042,7 @@
         </w:tc>
         <w:tc>
           <w:tcPr>
-            <w:tcW w:type="dxa" w:w="737"/>
+            <w:tcW w:type="dxa" w:w="765"/>
           </w:tcPr>
           <w:p>
             <w:pPr>
@@ -3622,67 +4052,9 @@
             <w:r/>
             <w:r>
               <w:rPr>
-                <w:sz w:val="18"/>
-              </w:rPr>
-              <w:t>KG30</w:t>
-            </w:r>
-          </w:p>
-        </w:tc>
-        <w:tc>
-          <w:tcPr>
-            <w:tcW w:type="dxa" w:w="1361"/>
-          </w:tcPr>
-          <w:p>
-            <w:pPr>
-              <w:spacing w:after="20" w:line="264" w:lineRule="auto"/>
-              <w:jc w:val="center"/>
-            </w:pPr>
-            <w:r/>
-            <w:r>
-              <w:rPr>
-                <w:sz w:val="18"/>
-              </w:rPr>
-              <w:t>62 / 262 / 250</w:t>
-            </w:r>
-          </w:p>
-        </w:tc>
-        <w:tc>
-          <w:tcPr>
-            <w:tcW w:type="dxa" w:w="1361"/>
-          </w:tcPr>
-          <w:p>
-            <w:pPr>
-              <w:spacing w:after="20" w:line="264" w:lineRule="auto"/>
-              <w:jc w:val="center"/>
-            </w:pPr>
-            <w:r/>
-            <w:r>
-              <w:rPr>
-                <w:sz w:val="18"/>
-              </w:rPr>
-              <w:t>89,3%</w:t>
-              <w:br/>
-              <w:t>[85,5%; 92,7%]</w:t>
-            </w:r>
-          </w:p>
-        </w:tc>
-        <w:tc>
-          <w:tcPr>
-            <w:tcW w:type="dxa" w:w="1361"/>
-          </w:tcPr>
-          <w:p>
-            <w:pPr>
-              <w:spacing w:after="20" w:line="264" w:lineRule="auto"/>
-              <w:jc w:val="center"/>
-            </w:pPr>
-            <w:r/>
-            <w:r>
-              <w:rPr>
-                <w:sz w:val="18"/>
-              </w:rPr>
-              <w:t>41,6%</w:t>
-              <w:br/>
-              <w:t>[35,6%; 47,6%]</w:t>
+                <w:sz w:val="17"/>
+              </w:rPr>
+              <w:t>KG20</w:t>
             </w:r>
           </w:p>
         </w:tc>
@@ -3698,15 +4070,15 @@
             <w:r/>
             <w:r>
               <w:rPr>
-                <w:sz w:val="18"/>
-              </w:rPr>
-              <w:t>92,8%</w:t>
+                <w:sz w:val="17"/>
+              </w:rPr>
+              <w:t>15 / 74 / 59</w:t>
             </w:r>
           </w:p>
         </w:tc>
         <w:tc>
           <w:tcPr>
-            <w:tcW w:type="dxa" w:w="1020"/>
+            <w:tcW w:type="dxa" w:w="1162"/>
           </w:tcPr>
           <w:p>
             <w:pPr>
@@ -3716,15 +4088,17 @@
             <w:r/>
             <w:r>
               <w:rPr>
-                <w:sz w:val="18"/>
-              </w:rPr>
-              <w:t>56,0%</w:t>
+                <w:sz w:val="17"/>
+              </w:rPr>
+              <w:t>93,2%</w:t>
+              <w:br/>
+              <w:t>[86,5%; 98,6%]</w:t>
             </w:r>
           </w:p>
         </w:tc>
         <w:tc>
           <w:tcPr>
-            <w:tcW w:type="dxa" w:w="964"/>
+            <w:tcW w:type="dxa" w:w="1162"/>
           </w:tcPr>
           <w:p>
             <w:pPr>
@@ -3734,9 +4108,85 @@
             <w:r/>
             <w:r>
               <w:rPr>
-                <w:sz w:val="18"/>
-              </w:rPr>
-              <w:t>65,2%</w:t>
+                <w:sz w:val="17"/>
+              </w:rPr>
+              <w:t>40,7%</w:t>
+              <w:br/>
+              <w:t>[28,8%; 52,5%]</w:t>
+            </w:r>
+          </w:p>
+        </w:tc>
+        <w:tc>
+          <w:tcPr>
+            <w:tcW w:type="dxa" w:w="1162"/>
+          </w:tcPr>
+          <w:p>
+            <w:pPr>
+              <w:spacing w:after="20" w:line="264" w:lineRule="auto"/>
+              <w:jc w:val="center"/>
+            </w:pPr>
+            <w:r/>
+            <w:r>
+              <w:rPr>
+                <w:sz w:val="17"/>
+              </w:rPr>
+              <w:t>36,6%</w:t>
+              <w:br/>
+              <w:t>[25,2%; 48,6%]</w:t>
+            </w:r>
+          </w:p>
+        </w:tc>
+        <w:tc>
+          <w:tcPr>
+            <w:tcW w:type="dxa" w:w="935"/>
+          </w:tcPr>
+          <w:p>
+            <w:pPr>
+              <w:spacing w:after="20" w:line="264" w:lineRule="auto"/>
+              <w:jc w:val="center"/>
+            </w:pPr>
+            <w:r/>
+            <w:r>
+              <w:rPr>
+                <w:sz w:val="17"/>
+              </w:rPr>
+              <w:t>96,0%</w:t>
+            </w:r>
+          </w:p>
+        </w:tc>
+        <w:tc>
+          <w:tcPr>
+            <w:tcW w:type="dxa" w:w="935"/>
+          </w:tcPr>
+          <w:p>
+            <w:pPr>
+              <w:spacing w:after="20" w:line="264" w:lineRule="auto"/>
+              <w:jc w:val="center"/>
+            </w:pPr>
+            <w:r/>
+            <w:r>
+              <w:rPr>
+                <w:sz w:val="17"/>
+              </w:rPr>
+              <w:t>61,0%</w:t>
+            </w:r>
+          </w:p>
+        </w:tc>
+        <w:tc>
+          <w:tcPr>
+            <w:tcW w:type="dxa" w:w="935"/>
+          </w:tcPr>
+          <w:p>
+            <w:pPr>
+              <w:spacing w:after="20" w:line="264" w:lineRule="auto"/>
+              <w:jc w:val="center"/>
+            </w:pPr>
+            <w:r/>
+            <w:r>
+              <w:rPr>
+                <w:sz w:val="17"/>
+              </w:rPr>
+              <w:t>61,0%</w:t>
             </w:r>
           </w:p>
         </w:tc>
@@ -3747,7 +4197,7 @@
         </w:trPr>
         <w:tc>
           <w:tcPr>
-            <w:tcW w:type="dxa" w:w="1247"/>
+            <w:tcW w:type="dxa" w:w="992"/>
             <w:shd w:val="clear" w:color="auto" w:fill="F0F5FC"/>
           </w:tcPr>
           <w:p>
@@ -3760,18 +4210,11 @@
                 <w:b/>
               </w:rPr>
             </w:r>
-            <w:r>
-              <w:rPr>
-                <w:b/>
-                <w:sz w:val="18"/>
-              </w:rPr>
-              <w:t>S10 (cố định)</w:t>
-            </w:r>
           </w:p>
         </w:tc>
         <w:tc>
           <w:tcPr>
-            <w:tcW w:type="dxa" w:w="737"/>
+            <w:tcW w:type="dxa" w:w="765"/>
             <w:shd w:val="clear" w:color="auto" w:fill="F0F5FC"/>
           </w:tcPr>
           <w:p>
@@ -3782,70 +4225,9 @@
             <w:r/>
             <w:r>
               <w:rPr>
-                <w:sz w:val="18"/>
-              </w:rPr>
-              <w:t>KG10</w:t>
-            </w:r>
-          </w:p>
-        </w:tc>
-        <w:tc>
-          <w:tcPr>
-            <w:tcW w:type="dxa" w:w="1361"/>
-            <w:shd w:val="clear" w:color="auto" w:fill="F0F5FC"/>
-          </w:tcPr>
-          <w:p>
-            <w:pPr>
-              <w:spacing w:after="20" w:line="264" w:lineRule="auto"/>
-              <w:jc w:val="center"/>
-            </w:pPr>
-            <w:r/>
-            <w:r>
-              <w:rPr>
-                <w:sz w:val="18"/>
-              </w:rPr>
-              <w:t>15 / 74 / 59</w:t>
-            </w:r>
-          </w:p>
-        </w:tc>
-        <w:tc>
-          <w:tcPr>
-            <w:tcW w:type="dxa" w:w="1361"/>
-            <w:shd w:val="clear" w:color="auto" w:fill="F0F5FC"/>
-          </w:tcPr>
-          <w:p>
-            <w:pPr>
-              <w:spacing w:after="20" w:line="264" w:lineRule="auto"/>
-              <w:jc w:val="center"/>
-            </w:pPr>
-            <w:r/>
-            <w:r>
-              <w:rPr>
-                <w:sz w:val="18"/>
-              </w:rPr>
-              <w:t>90,5%</w:t>
-              <w:br/>
-              <w:t>[83,8%; 95,9%]</w:t>
-            </w:r>
-          </w:p>
-        </w:tc>
-        <w:tc>
-          <w:tcPr>
-            <w:tcW w:type="dxa" w:w="1361"/>
-            <w:shd w:val="clear" w:color="auto" w:fill="F0F5FC"/>
-          </w:tcPr>
-          <w:p>
-            <w:pPr>
-              <w:spacing w:after="20" w:line="264" w:lineRule="auto"/>
-              <w:jc w:val="center"/>
-            </w:pPr>
-            <w:r/>
-            <w:r>
-              <w:rPr>
-                <w:sz w:val="18"/>
-              </w:rPr>
-              <w:t>39,0%</w:t>
-              <w:br/>
-              <w:t>[27,1%; 50,8%]</w:t>
+                <w:sz w:val="17"/>
+              </w:rPr>
+              <w:t>KG30</w:t>
             </w:r>
           </w:p>
         </w:tc>
@@ -3862,9 +4244,348 @@
             <w:r/>
             <w:r>
               <w:rPr>
-                <w:sz w:val="18"/>
+                <w:sz w:val="17"/>
+              </w:rPr>
+              <w:t>15 / 74 / 59</w:t>
+            </w:r>
+          </w:p>
+        </w:tc>
+        <w:tc>
+          <w:tcPr>
+            <w:tcW w:type="dxa" w:w="1162"/>
+            <w:shd w:val="clear" w:color="auto" w:fill="F0F5FC"/>
+          </w:tcPr>
+          <w:p>
+            <w:pPr>
+              <w:spacing w:after="20" w:line="264" w:lineRule="auto"/>
+              <w:jc w:val="center"/>
+            </w:pPr>
+            <w:r/>
+            <w:r>
+              <w:rPr>
+                <w:sz w:val="17"/>
+              </w:rPr>
+              <w:t>93,2%</w:t>
+              <w:br/>
+              <w:t>[86,5%; 98,6%]</w:t>
+            </w:r>
+          </w:p>
+        </w:tc>
+        <w:tc>
+          <w:tcPr>
+            <w:tcW w:type="dxa" w:w="1162"/>
+            <w:shd w:val="clear" w:color="auto" w:fill="F0F5FC"/>
+          </w:tcPr>
+          <w:p>
+            <w:pPr>
+              <w:spacing w:after="20" w:line="264" w:lineRule="auto"/>
+              <w:jc w:val="center"/>
+            </w:pPr>
+            <w:r/>
+            <w:r>
+              <w:rPr>
+                <w:sz w:val="17"/>
+              </w:rPr>
+              <w:t>44,1%</w:t>
+              <w:br/>
+              <w:t>[32,2%; 55,9%]</w:t>
+            </w:r>
+          </w:p>
+        </w:tc>
+        <w:tc>
+          <w:tcPr>
+            <w:tcW w:type="dxa" w:w="1162"/>
+            <w:shd w:val="clear" w:color="auto" w:fill="F0F5FC"/>
+          </w:tcPr>
+          <w:p>
+            <w:pPr>
+              <w:spacing w:after="20" w:line="264" w:lineRule="auto"/>
+              <w:jc w:val="center"/>
+            </w:pPr>
+            <w:r/>
+            <w:r>
+              <w:rPr>
+                <w:sz w:val="17"/>
+              </w:rPr>
+              <w:t>39,7%</w:t>
+              <w:br/>
+              <w:t>[28,0%; 51,7%]</w:t>
+            </w:r>
+          </w:p>
+        </w:tc>
+        <w:tc>
+          <w:tcPr>
+            <w:tcW w:type="dxa" w:w="935"/>
+            <w:shd w:val="clear" w:color="auto" w:fill="F0F5FC"/>
+          </w:tcPr>
+          <w:p>
+            <w:pPr>
+              <w:spacing w:after="20" w:line="264" w:lineRule="auto"/>
+              <w:jc w:val="center"/>
+            </w:pPr>
+            <w:r/>
+            <w:r>
+              <w:rPr>
+                <w:sz w:val="17"/>
+              </w:rPr>
+              <w:t>96,0%</w:t>
+            </w:r>
+          </w:p>
+        </w:tc>
+        <w:tc>
+          <w:tcPr>
+            <w:tcW w:type="dxa" w:w="935"/>
+            <w:shd w:val="clear" w:color="auto" w:fill="F0F5FC"/>
+          </w:tcPr>
+          <w:p>
+            <w:pPr>
+              <w:spacing w:after="20" w:line="264" w:lineRule="auto"/>
+              <w:jc w:val="center"/>
+            </w:pPr>
+            <w:r/>
+            <w:r>
+              <w:rPr>
+                <w:sz w:val="17"/>
+              </w:rPr>
+              <w:t>62,7%</w:t>
+            </w:r>
+          </w:p>
+        </w:tc>
+        <w:tc>
+          <w:tcPr>
+            <w:tcW w:type="dxa" w:w="935"/>
+            <w:shd w:val="clear" w:color="auto" w:fill="F0F5FC"/>
+          </w:tcPr>
+          <w:p>
+            <w:pPr>
+              <w:spacing w:after="20" w:line="264" w:lineRule="auto"/>
+              <w:jc w:val="center"/>
+            </w:pPr>
+            <w:r/>
+            <w:r>
+              <w:rPr>
+                <w:sz w:val="17"/>
+              </w:rPr>
+              <w:t>69,5%</w:t>
+            </w:r>
+          </w:p>
+        </w:tc>
+      </w:tr>
+      <w:tr>
+        <w:trPr>
+          <w:cantSplit w:val="true"/>
+        </w:trPr>
+        <w:tc>
+          <w:tcPr>
+            <w:tcW w:type="dxa" w:w="992"/>
+          </w:tcPr>
+          <w:p>
+            <w:pPr>
+              <w:spacing w:after="20" w:line="264" w:lineRule="auto"/>
+              <w:jc w:val="left"/>
+            </w:pPr>
+            <w:r>
+              <w:rPr>
+                <w:b/>
+              </w:rPr>
+            </w:r>
+            <w:r>
+              <w:rPr>
+                <w:b/>
+                <w:sz w:val="17"/>
+              </w:rPr>
+              <w:t>S20 (cố định)</w:t>
+            </w:r>
+          </w:p>
+        </w:tc>
+        <w:tc>
+          <w:tcPr>
+            <w:tcW w:type="dxa" w:w="765"/>
+          </w:tcPr>
+          <w:p>
+            <w:pPr>
+              <w:spacing w:after="20" w:line="264" w:lineRule="auto"/>
+              <w:jc w:val="left"/>
+            </w:pPr>
+            <w:r/>
+            <w:r>
+              <w:rPr>
+                <w:sz w:val="17"/>
+              </w:rPr>
+              <w:t>KG20</w:t>
+            </w:r>
+          </w:p>
+        </w:tc>
+        <w:tc>
+          <w:tcPr>
+            <w:tcW w:type="dxa" w:w="1020"/>
+          </w:tcPr>
+          <w:p>
+            <w:pPr>
+              <w:spacing w:after="20" w:line="264" w:lineRule="auto"/>
+              <w:jc w:val="center"/>
+            </w:pPr>
+            <w:r/>
+            <w:r>
+              <w:rPr>
+                <w:sz w:val="17"/>
+              </w:rPr>
+              <w:t>37 / 167 / 151</w:t>
+            </w:r>
+          </w:p>
+        </w:tc>
+        <w:tc>
+          <w:tcPr>
+            <w:tcW w:type="dxa" w:w="1162"/>
+          </w:tcPr>
+          <w:p>
+            <w:pPr>
+              <w:spacing w:after="20" w:line="264" w:lineRule="auto"/>
+              <w:jc w:val="center"/>
+            </w:pPr>
+            <w:r/>
+            <w:r>
+              <w:rPr>
+                <w:sz w:val="17"/>
+              </w:rPr>
+              <w:t>90,4%</w:t>
+              <w:br/>
+              <w:t>[86,2%; 94,6%]</w:t>
+            </w:r>
+          </w:p>
+        </w:tc>
+        <w:tc>
+          <w:tcPr>
+            <w:tcW w:type="dxa" w:w="1162"/>
+          </w:tcPr>
+          <w:p>
+            <w:pPr>
+              <w:spacing w:after="20" w:line="264" w:lineRule="auto"/>
+              <w:jc w:val="center"/>
+            </w:pPr>
+            <w:r/>
+            <w:r>
+              <w:rPr>
+                <w:sz w:val="17"/>
+              </w:rPr>
+              <w:t>37,1%</w:t>
+              <w:br/>
+              <w:t>[29,1%; 45,0%]</w:t>
+            </w:r>
+          </w:p>
+        </w:tc>
+        <w:tc>
+          <w:tcPr>
+            <w:tcW w:type="dxa" w:w="1162"/>
+          </w:tcPr>
+          <w:p>
+            <w:pPr>
+              <w:spacing w:after="20" w:line="264" w:lineRule="auto"/>
+              <w:jc w:val="center"/>
+            </w:pPr>
+            <w:r/>
+            <w:r>
+              <w:rPr>
+                <w:sz w:val="17"/>
+              </w:rPr>
+              <w:t>33,4%</w:t>
+              <w:br/>
+              <w:t>[25,9%; 42,0%]</w:t>
+            </w:r>
+          </w:p>
+        </w:tc>
+        <w:tc>
+          <w:tcPr>
+            <w:tcW w:type="dxa" w:w="935"/>
+          </w:tcPr>
+          <w:p>
+            <w:pPr>
+              <w:spacing w:after="20" w:line="264" w:lineRule="auto"/>
+              <w:jc w:val="center"/>
+            </w:pPr>
+            <w:r/>
+            <w:r>
+              <w:rPr>
+                <w:sz w:val="17"/>
               </w:rPr>
               <w:t>94,6%</w:t>
+            </w:r>
+          </w:p>
+        </w:tc>
+        <w:tc>
+          <w:tcPr>
+            <w:tcW w:type="dxa" w:w="935"/>
+          </w:tcPr>
+          <w:p>
+            <w:pPr>
+              <w:spacing w:after="20" w:line="264" w:lineRule="auto"/>
+              <w:jc w:val="center"/>
+            </w:pPr>
+            <w:r/>
+            <w:r>
+              <w:rPr>
+                <w:sz w:val="17"/>
+              </w:rPr>
+              <w:t>57,0%</w:t>
+            </w:r>
+          </w:p>
+        </w:tc>
+        <w:tc>
+          <w:tcPr>
+            <w:tcW w:type="dxa" w:w="935"/>
+          </w:tcPr>
+          <w:p>
+            <w:pPr>
+              <w:spacing w:after="20" w:line="264" w:lineRule="auto"/>
+              <w:jc w:val="center"/>
+            </w:pPr>
+            <w:r/>
+            <w:r>
+              <w:rPr>
+                <w:sz w:val="17"/>
+              </w:rPr>
+              <w:t>62,9%</w:t>
+            </w:r>
+          </w:p>
+        </w:tc>
+      </w:tr>
+      <w:tr>
+        <w:trPr>
+          <w:cantSplit w:val="true"/>
+        </w:trPr>
+        <w:tc>
+          <w:tcPr>
+            <w:tcW w:type="dxa" w:w="992"/>
+            <w:shd w:val="clear" w:color="auto" w:fill="F0F5FC"/>
+          </w:tcPr>
+          <w:p>
+            <w:pPr>
+              <w:spacing w:after="20" w:line="264" w:lineRule="auto"/>
+              <w:jc w:val="left"/>
+            </w:pPr>
+            <w:r>
+              <w:rPr>
+                <w:b/>
+              </w:rPr>
+            </w:r>
+          </w:p>
+        </w:tc>
+        <w:tc>
+          <w:tcPr>
+            <w:tcW w:type="dxa" w:w="765"/>
+            <w:shd w:val="clear" w:color="auto" w:fill="F0F5FC"/>
+          </w:tcPr>
+          <w:p>
+            <w:pPr>
+              <w:spacing w:after="20" w:line="264" w:lineRule="auto"/>
+              <w:jc w:val="left"/>
+            </w:pPr>
+            <w:r/>
+            <w:r>
+              <w:rPr>
+                <w:sz w:val="17"/>
+              </w:rPr>
+              <w:t>KG30</w:t>
             </w:r>
           </w:p>
         </w:tc>
@@ -3881,15 +4602,15 @@
             <w:r/>
             <w:r>
               <w:rPr>
-                <w:sz w:val="18"/>
-              </w:rPr>
-              <w:t>55,9%</w:t>
+                <w:sz w:val="17"/>
+              </w:rPr>
+              <w:t>37 / 167 / 151</w:t>
             </w:r>
           </w:p>
         </w:tc>
         <w:tc>
           <w:tcPr>
-            <w:tcW w:type="dxa" w:w="964"/>
+            <w:tcW w:type="dxa" w:w="1162"/>
             <w:shd w:val="clear" w:color="auto" w:fill="F0F5FC"/>
           </w:tcPr>
           <w:p>
@@ -3900,9 +4621,110 @@
             <w:r/>
             <w:r>
               <w:rPr>
-                <w:sz w:val="18"/>
-              </w:rPr>
-              <w:t>55,9%</w:t>
+                <w:sz w:val="17"/>
+              </w:rPr>
+              <w:t>91,6%</w:t>
+              <w:br/>
+              <w:t>[87,4%; 95,8%]</w:t>
+            </w:r>
+          </w:p>
+        </w:tc>
+        <w:tc>
+          <w:tcPr>
+            <w:tcW w:type="dxa" w:w="1162"/>
+            <w:shd w:val="clear" w:color="auto" w:fill="F0F5FC"/>
+          </w:tcPr>
+          <w:p>
+            <w:pPr>
+              <w:spacing w:after="20" w:line="264" w:lineRule="auto"/>
+              <w:jc w:val="center"/>
+            </w:pPr>
+            <w:r/>
+            <w:r>
+              <w:rPr>
+                <w:sz w:val="17"/>
+              </w:rPr>
+              <w:t>41,1%</w:t>
+              <w:br/>
+              <w:t>[33,1%; 49,0%]</w:t>
+            </w:r>
+          </w:p>
+        </w:tc>
+        <w:tc>
+          <w:tcPr>
+            <w:tcW w:type="dxa" w:w="1162"/>
+            <w:shd w:val="clear" w:color="auto" w:fill="F0F5FC"/>
+          </w:tcPr>
+          <w:p>
+            <w:pPr>
+              <w:spacing w:after="20" w:line="264" w:lineRule="auto"/>
+              <w:jc w:val="center"/>
+            </w:pPr>
+            <w:r/>
+            <w:r>
+              <w:rPr>
+                <w:sz w:val="17"/>
+              </w:rPr>
+              <w:t>37,0%</w:t>
+              <w:br/>
+              <w:t>[29,1%; 45,9%]</w:t>
+            </w:r>
+          </w:p>
+        </w:tc>
+        <w:tc>
+          <w:tcPr>
+            <w:tcW w:type="dxa" w:w="935"/>
+            <w:shd w:val="clear" w:color="auto" w:fill="F0F5FC"/>
+          </w:tcPr>
+          <w:p>
+            <w:pPr>
+              <w:spacing w:after="20" w:line="264" w:lineRule="auto"/>
+              <w:jc w:val="center"/>
+            </w:pPr>
+            <w:r/>
+            <w:r>
+              <w:rPr>
+                <w:sz w:val="17"/>
+              </w:rPr>
+              <w:t>95,2%</w:t>
+            </w:r>
+          </w:p>
+        </w:tc>
+        <w:tc>
+          <w:tcPr>
+            <w:tcW w:type="dxa" w:w="935"/>
+            <w:shd w:val="clear" w:color="auto" w:fill="F0F5FC"/>
+          </w:tcPr>
+          <w:p>
+            <w:pPr>
+              <w:spacing w:after="20" w:line="264" w:lineRule="auto"/>
+              <w:jc w:val="center"/>
+            </w:pPr>
+            <w:r/>
+            <w:r>
+              <w:rPr>
+                <w:sz w:val="17"/>
+              </w:rPr>
+              <w:t>60,9%</w:t>
+            </w:r>
+          </w:p>
+        </w:tc>
+        <w:tc>
+          <w:tcPr>
+            <w:tcW w:type="dxa" w:w="935"/>
+            <w:shd w:val="clear" w:color="auto" w:fill="F0F5FC"/>
+          </w:tcPr>
+          <w:p>
+            <w:pPr>
+              <w:spacing w:after="20" w:line="264" w:lineRule="auto"/>
+              <w:jc w:val="center"/>
+            </w:pPr>
+            <w:r/>
+            <w:r>
+              <w:rPr>
+                <w:sz w:val="17"/>
+              </w:rPr>
+              <w:t>66,2%</w:t>
             </w:r>
           </w:p>
         </w:tc>
@@ -3913,7 +4735,7 @@
         </w:trPr>
         <w:tc>
           <w:tcPr>
-            <w:tcW w:type="dxa" w:w="1247"/>
+            <w:tcW w:type="dxa" w:w="992"/>
           </w:tcPr>
           <w:p>
             <w:pPr>
@@ -3925,11 +4747,18 @@
                 <w:b/>
               </w:rPr>
             </w:r>
+            <w:r>
+              <w:rPr>
+                <w:b/>
+                <w:sz w:val="17"/>
+              </w:rPr>
+              <w:t>Toàn bộ 62 câu</w:t>
+            </w:r>
           </w:p>
         </w:tc>
         <w:tc>
           <w:tcPr>
-            <w:tcW w:type="dxa" w:w="737"/>
+            <w:tcW w:type="dxa" w:w="765"/>
           </w:tcPr>
           <w:p>
             <w:pPr>
@@ -3939,67 +4768,9 @@
             <w:r/>
             <w:r>
               <w:rPr>
-                <w:sz w:val="18"/>
-              </w:rPr>
-              <w:t>KG20</w:t>
-            </w:r>
-          </w:p>
-        </w:tc>
-        <w:tc>
-          <w:tcPr>
-            <w:tcW w:type="dxa" w:w="1361"/>
-          </w:tcPr>
-          <w:p>
-            <w:pPr>
-              <w:spacing w:after="20" w:line="264" w:lineRule="auto"/>
-              <w:jc w:val="center"/>
-            </w:pPr>
-            <w:r/>
-            <w:r>
-              <w:rPr>
-                <w:sz w:val="18"/>
-              </w:rPr>
-              <w:t>15 / 74 / 59</w:t>
-            </w:r>
-          </w:p>
-        </w:tc>
-        <w:tc>
-          <w:tcPr>
-            <w:tcW w:type="dxa" w:w="1361"/>
-          </w:tcPr>
-          <w:p>
-            <w:pPr>
-              <w:spacing w:after="20" w:line="264" w:lineRule="auto"/>
-              <w:jc w:val="center"/>
-            </w:pPr>
-            <w:r/>
-            <w:r>
-              <w:rPr>
-                <w:sz w:val="18"/>
-              </w:rPr>
-              <w:t>93,2%</w:t>
-              <w:br/>
-              <w:t>[86,5%; 98,6%]</w:t>
-            </w:r>
-          </w:p>
-        </w:tc>
-        <w:tc>
-          <w:tcPr>
-            <w:tcW w:type="dxa" w:w="1361"/>
-          </w:tcPr>
-          <w:p>
-            <w:pPr>
-              <w:spacing w:after="20" w:line="264" w:lineRule="auto"/>
-              <w:jc w:val="center"/>
-            </w:pPr>
-            <w:r/>
-            <w:r>
-              <w:rPr>
-                <w:sz w:val="18"/>
-              </w:rPr>
-              <w:t>40,7%</w:t>
-              <w:br/>
-              <w:t>[28,8%; 52,5%]</w:t>
+                <w:sz w:val="17"/>
+              </w:rPr>
+              <w:t>KG10</w:t>
             </w:r>
           </w:p>
         </w:tc>
@@ -4015,15 +4786,15 @@
             <w:r/>
             <w:r>
               <w:rPr>
-                <w:sz w:val="18"/>
-              </w:rPr>
-              <w:t>96,0%</w:t>
+                <w:sz w:val="17"/>
+              </w:rPr>
+              <w:t>62 / 262 / 250</w:t>
             </w:r>
           </w:p>
         </w:tc>
         <w:tc>
           <w:tcPr>
-            <w:tcW w:type="dxa" w:w="1020"/>
+            <w:tcW w:type="dxa" w:w="1162"/>
           </w:tcPr>
           <w:p>
             <w:pPr>
@@ -4033,15 +4804,17 @@
             <w:r/>
             <w:r>
               <w:rPr>
-                <w:sz w:val="18"/>
-              </w:rPr>
-              <w:t>61,0%</w:t>
+                <w:sz w:val="17"/>
+              </w:rPr>
+              <w:t>64,1%</w:t>
+              <w:br/>
+              <w:t>[58,0%; 69,8%]</w:t>
             </w:r>
           </w:p>
         </w:tc>
         <w:tc>
           <w:tcPr>
-            <w:tcW w:type="dxa" w:w="964"/>
+            <w:tcW w:type="dxa" w:w="1162"/>
           </w:tcPr>
           <w:p>
             <w:pPr>
@@ -4051,9 +4824,85 @@
             <w:r/>
             <w:r>
               <w:rPr>
-                <w:sz w:val="18"/>
-              </w:rPr>
-              <w:t>61,0%</w:t>
+                <w:sz w:val="17"/>
+              </w:rPr>
+              <w:t>20,4%</w:t>
+              <w:br/>
+              <w:t>[15,6%; 25,6%]</w:t>
+            </w:r>
+          </w:p>
+        </w:tc>
+        <w:tc>
+          <w:tcPr>
+            <w:tcW w:type="dxa" w:w="1162"/>
+          </w:tcPr>
+          <w:p>
+            <w:pPr>
+              <w:spacing w:after="20" w:line="264" w:lineRule="auto"/>
+              <w:jc w:val="center"/>
+            </w:pPr>
+            <w:r/>
+            <w:r>
+              <w:rPr>
+                <w:sz w:val="17"/>
+              </w:rPr>
+              <w:t>18,4%</w:t>
+              <w:br/>
+              <w:t>[13,7%; 23,6%]</w:t>
+            </w:r>
+          </w:p>
+        </w:tc>
+        <w:tc>
+          <w:tcPr>
+            <w:tcW w:type="dxa" w:w="935"/>
+          </w:tcPr>
+          <w:p>
+            <w:pPr>
+              <w:spacing w:after="20" w:line="264" w:lineRule="auto"/>
+              <w:jc w:val="center"/>
+            </w:pPr>
+            <w:r/>
+            <w:r>
+              <w:rPr>
+                <w:sz w:val="17"/>
+              </w:rPr>
+              <w:t>71,0%</w:t>
+            </w:r>
+          </w:p>
+        </w:tc>
+        <w:tc>
+          <w:tcPr>
+            <w:tcW w:type="dxa" w:w="935"/>
+          </w:tcPr>
+          <w:p>
+            <w:pPr>
+              <w:spacing w:after="20" w:line="264" w:lineRule="auto"/>
+              <w:jc w:val="center"/>
+            </w:pPr>
+            <w:r/>
+            <w:r>
+              <w:rPr>
+                <w:sz w:val="17"/>
+              </w:rPr>
+              <w:t>28,8%</w:t>
+            </w:r>
+          </w:p>
+        </w:tc>
+        <w:tc>
+          <w:tcPr>
+            <w:tcW w:type="dxa" w:w="935"/>
+          </w:tcPr>
+          <w:p>
+            <w:pPr>
+              <w:spacing w:after="20" w:line="264" w:lineRule="auto"/>
+              <w:jc w:val="center"/>
+            </w:pPr>
+            <w:r/>
+            <w:r>
+              <w:rPr>
+                <w:sz w:val="17"/>
+              </w:rPr>
+              <w:t>34,4%</w:t>
             </w:r>
           </w:p>
         </w:tc>
@@ -4064,7 +4913,7 @@
         </w:trPr>
         <w:tc>
           <w:tcPr>
-            <w:tcW w:type="dxa" w:w="1247"/>
+            <w:tcW w:type="dxa" w:w="992"/>
             <w:shd w:val="clear" w:color="auto" w:fill="F0F5FC"/>
           </w:tcPr>
           <w:p>
@@ -4081,7 +4930,7 @@
         </w:tc>
         <w:tc>
           <w:tcPr>
-            <w:tcW w:type="dxa" w:w="737"/>
+            <w:tcW w:type="dxa" w:w="765"/>
             <w:shd w:val="clear" w:color="auto" w:fill="F0F5FC"/>
           </w:tcPr>
           <w:p>
@@ -4092,70 +4941,9 @@
             <w:r/>
             <w:r>
               <w:rPr>
-                <w:sz w:val="18"/>
-              </w:rPr>
-              <w:t>KG30</w:t>
-            </w:r>
-          </w:p>
-        </w:tc>
-        <w:tc>
-          <w:tcPr>
-            <w:tcW w:type="dxa" w:w="1361"/>
-            <w:shd w:val="clear" w:color="auto" w:fill="F0F5FC"/>
-          </w:tcPr>
-          <w:p>
-            <w:pPr>
-              <w:spacing w:after="20" w:line="264" w:lineRule="auto"/>
-              <w:jc w:val="center"/>
-            </w:pPr>
-            <w:r/>
-            <w:r>
-              <w:rPr>
-                <w:sz w:val="18"/>
-              </w:rPr>
-              <w:t>15 / 74 / 59</w:t>
-            </w:r>
-          </w:p>
-        </w:tc>
-        <w:tc>
-          <w:tcPr>
-            <w:tcW w:type="dxa" w:w="1361"/>
-            <w:shd w:val="clear" w:color="auto" w:fill="F0F5FC"/>
-          </w:tcPr>
-          <w:p>
-            <w:pPr>
-              <w:spacing w:after="20" w:line="264" w:lineRule="auto"/>
-              <w:jc w:val="center"/>
-            </w:pPr>
-            <w:r/>
-            <w:r>
-              <w:rPr>
-                <w:sz w:val="18"/>
-              </w:rPr>
-              <w:t>93,2%</w:t>
-              <w:br/>
-              <w:t>[86,5%; 98,6%]</w:t>
-            </w:r>
-          </w:p>
-        </w:tc>
-        <w:tc>
-          <w:tcPr>
-            <w:tcW w:type="dxa" w:w="1361"/>
-            <w:shd w:val="clear" w:color="auto" w:fill="F0F5FC"/>
-          </w:tcPr>
-          <w:p>
-            <w:pPr>
-              <w:spacing w:after="20" w:line="264" w:lineRule="auto"/>
-              <w:jc w:val="center"/>
-            </w:pPr>
-            <w:r/>
-            <w:r>
-              <w:rPr>
-                <w:sz w:val="18"/>
-              </w:rPr>
-              <w:t>44,1%</w:t>
-              <w:br/>
-              <w:t>[32,2%; 55,9%]</w:t>
+                <w:sz w:val="17"/>
+              </w:rPr>
+              <w:t>KG20</w:t>
             </w:r>
           </w:p>
         </w:tc>
@@ -4172,15 +4960,15 @@
             <w:r/>
             <w:r>
               <w:rPr>
-                <w:sz w:val="18"/>
-              </w:rPr>
-              <w:t>96,0%</w:t>
+                <w:sz w:val="17"/>
+              </w:rPr>
+              <w:t>62 / 262 / 250</w:t>
             </w:r>
           </w:p>
         </w:tc>
         <w:tc>
           <w:tcPr>
-            <w:tcW w:type="dxa" w:w="1020"/>
+            <w:tcW w:type="dxa" w:w="1162"/>
             <w:shd w:val="clear" w:color="auto" w:fill="F0F5FC"/>
           </w:tcPr>
           <w:p>
@@ -4191,15 +4979,17 @@
             <w:r/>
             <w:r>
               <w:rPr>
-                <w:sz w:val="18"/>
-              </w:rPr>
-              <w:t>62,7%</w:t>
+                <w:sz w:val="17"/>
+              </w:rPr>
+              <w:t>77,5%</w:t>
+              <w:br/>
+              <w:t>[72,1%; 82,4%]</w:t>
             </w:r>
           </w:p>
         </w:tc>
         <w:tc>
           <w:tcPr>
-            <w:tcW w:type="dxa" w:w="964"/>
+            <w:tcW w:type="dxa" w:w="1162"/>
             <w:shd w:val="clear" w:color="auto" w:fill="F0F5FC"/>
           </w:tcPr>
           <w:p>
@@ -4210,9 +5000,89 @@
             <w:r/>
             <w:r>
               <w:rPr>
-                <w:sz w:val="18"/>
-              </w:rPr>
-              <w:t>69,5%</w:t>
+                <w:sz w:val="17"/>
+              </w:rPr>
+              <w:t>30,8%</w:t>
+              <w:br/>
+              <w:t>[25,2%; 36,4%]</w:t>
+            </w:r>
+          </w:p>
+        </w:tc>
+        <w:tc>
+          <w:tcPr>
+            <w:tcW w:type="dxa" w:w="1162"/>
+            <w:shd w:val="clear" w:color="auto" w:fill="F0F5FC"/>
+          </w:tcPr>
+          <w:p>
+            <w:pPr>
+              <w:spacing w:after="20" w:line="264" w:lineRule="auto"/>
+              <w:jc w:val="center"/>
+            </w:pPr>
+            <w:r/>
+            <w:r>
+              <w:rPr>
+                <w:sz w:val="17"/>
+              </w:rPr>
+              <w:t>27,7%</w:t>
+              <w:br/>
+              <w:t>[22,1%; 33,5%]</w:t>
+            </w:r>
+          </w:p>
+        </w:tc>
+        <w:tc>
+          <w:tcPr>
+            <w:tcW w:type="dxa" w:w="935"/>
+            <w:shd w:val="clear" w:color="auto" w:fill="F0F5FC"/>
+          </w:tcPr>
+          <w:p>
+            <w:pPr>
+              <w:spacing w:after="20" w:line="264" w:lineRule="auto"/>
+              <w:jc w:val="center"/>
+            </w:pPr>
+            <w:r/>
+            <w:r>
+              <w:rPr>
+                <w:sz w:val="17"/>
+              </w:rPr>
+              <w:t>82,4%</w:t>
+            </w:r>
+          </w:p>
+        </w:tc>
+        <w:tc>
+          <w:tcPr>
+            <w:tcW w:type="dxa" w:w="935"/>
+            <w:shd w:val="clear" w:color="auto" w:fill="F0F5FC"/>
+          </w:tcPr>
+          <w:p>
+            <w:pPr>
+              <w:spacing w:after="20" w:line="264" w:lineRule="auto"/>
+              <w:jc w:val="center"/>
+            </w:pPr>
+            <w:r/>
+            <w:r>
+              <w:rPr>
+                <w:sz w:val="17"/>
+              </w:rPr>
+              <w:t>44,0%</w:t>
+            </w:r>
+          </w:p>
+        </w:tc>
+        <w:tc>
+          <w:tcPr>
+            <w:tcW w:type="dxa" w:w="935"/>
+            <w:shd w:val="clear" w:color="auto" w:fill="F0F5FC"/>
+          </w:tcPr>
+          <w:p>
+            <w:pPr>
+              <w:spacing w:after="20" w:line="264" w:lineRule="auto"/>
+              <w:jc w:val="center"/>
+            </w:pPr>
+            <w:r/>
+            <w:r>
+              <w:rPr>
+                <w:sz w:val="17"/>
+              </w:rPr>
+              <w:t>50,8%</w:t>
             </w:r>
           </w:p>
         </w:tc>
@@ -4223,7 +5093,7 @@
         </w:trPr>
         <w:tc>
           <w:tcPr>
-            <w:tcW w:type="dxa" w:w="1247"/>
+            <w:tcW w:type="dxa" w:w="992"/>
           </w:tcPr>
           <w:p>
             <w:pPr>
@@ -4235,18 +5105,11 @@
                 <w:b/>
               </w:rPr>
             </w:r>
-            <w:r>
-              <w:rPr>
-                <w:b/>
-                <w:sz w:val="18"/>
-              </w:rPr>
-              <w:t>S20 (cố định)</w:t>
-            </w:r>
           </w:p>
         </w:tc>
         <w:tc>
           <w:tcPr>
-            <w:tcW w:type="dxa" w:w="737"/>
+            <w:tcW w:type="dxa" w:w="765"/>
           </w:tcPr>
           <w:p>
             <w:pPr>
@@ -4256,67 +5119,9 @@
             <w:r/>
             <w:r>
               <w:rPr>
-                <w:sz w:val="18"/>
-              </w:rPr>
-              <w:t>KG20</w:t>
-            </w:r>
-          </w:p>
-        </w:tc>
-        <w:tc>
-          <w:tcPr>
-            <w:tcW w:type="dxa" w:w="1361"/>
-          </w:tcPr>
-          <w:p>
-            <w:pPr>
-              <w:spacing w:after="20" w:line="264" w:lineRule="auto"/>
-              <w:jc w:val="center"/>
-            </w:pPr>
-            <w:r/>
-            <w:r>
-              <w:rPr>
-                <w:sz w:val="18"/>
-              </w:rPr>
-              <w:t>37 / 167 / 151</w:t>
-            </w:r>
-          </w:p>
-        </w:tc>
-        <w:tc>
-          <w:tcPr>
-            <w:tcW w:type="dxa" w:w="1361"/>
-          </w:tcPr>
-          <w:p>
-            <w:pPr>
-              <w:spacing w:after="20" w:line="264" w:lineRule="auto"/>
-              <w:jc w:val="center"/>
-            </w:pPr>
-            <w:r/>
-            <w:r>
-              <w:rPr>
-                <w:sz w:val="18"/>
-              </w:rPr>
-              <w:t>90,4%</w:t>
-              <w:br/>
-              <w:t>[86,2%; 94,6%]</w:t>
-            </w:r>
-          </w:p>
-        </w:tc>
-        <w:tc>
-          <w:tcPr>
-            <w:tcW w:type="dxa" w:w="1361"/>
-          </w:tcPr>
-          <w:p>
-            <w:pPr>
-              <w:spacing w:after="20" w:line="264" w:lineRule="auto"/>
-              <w:jc w:val="center"/>
-            </w:pPr>
-            <w:r/>
-            <w:r>
-              <w:rPr>
-                <w:sz w:val="18"/>
-              </w:rPr>
-              <w:t>37,1%</w:t>
-              <w:br/>
-              <w:t>[29,1%; 45,0%]</w:t>
+                <w:sz w:val="17"/>
+              </w:rPr>
+              <w:t>KG30</w:t>
             </w:r>
           </w:p>
         </w:tc>
@@ -4332,15 +5137,15 @@
             <w:r/>
             <w:r>
               <w:rPr>
-                <w:sz w:val="18"/>
-              </w:rPr>
-              <w:t>94,6%</w:t>
+                <w:sz w:val="17"/>
+              </w:rPr>
+              <w:t>62 / 262 / 250</w:t>
             </w:r>
           </w:p>
         </w:tc>
         <w:tc>
           <w:tcPr>
-            <w:tcW w:type="dxa" w:w="1020"/>
+            <w:tcW w:type="dxa" w:w="1162"/>
           </w:tcPr>
           <w:p>
             <w:pPr>
@@ -4350,15 +5155,17 @@
             <w:r/>
             <w:r>
               <w:rPr>
-                <w:sz w:val="18"/>
-              </w:rPr>
-              <w:t>57,0%</w:t>
+                <w:sz w:val="17"/>
+              </w:rPr>
+              <w:t>89,3%</w:t>
+              <w:br/>
+              <w:t>[85,5%; 92,7%]</w:t>
             </w:r>
           </w:p>
         </w:tc>
         <w:tc>
           <w:tcPr>
-            <w:tcW w:type="dxa" w:w="964"/>
+            <w:tcW w:type="dxa" w:w="1162"/>
           </w:tcPr>
           <w:p>
             <w:pPr>
@@ -4368,57 +5175,17 @@
             <w:r/>
             <w:r>
               <w:rPr>
-                <w:sz w:val="18"/>
-              </w:rPr>
-              <w:t>62,9%</w:t>
-            </w:r>
-          </w:p>
-        </w:tc>
-      </w:tr>
-      <w:tr>
-        <w:trPr>
-          <w:cantSplit w:val="true"/>
-        </w:trPr>
-        <w:tc>
-          <w:tcPr>
-            <w:tcW w:type="dxa" w:w="1247"/>
-            <w:shd w:val="clear" w:color="auto" w:fill="F0F5FC"/>
-          </w:tcPr>
-          <w:p>
-            <w:pPr>
-              <w:spacing w:after="20" w:line="264" w:lineRule="auto"/>
-              <w:jc w:val="left"/>
-            </w:pPr>
-            <w:r>
-              <w:rPr>
-                <w:b/>
-              </w:rPr>
+                <w:sz w:val="17"/>
+              </w:rPr>
+              <w:t>41,6%</w:t>
+              <w:br/>
+              <w:t>[35,6%; 47,6%]</w:t>
             </w:r>
           </w:p>
         </w:tc>
         <w:tc>
           <w:tcPr>
-            <w:tcW w:type="dxa" w:w="737"/>
-            <w:shd w:val="clear" w:color="auto" w:fill="F0F5FC"/>
-          </w:tcPr>
-          <w:p>
-            <w:pPr>
-              <w:spacing w:after="20" w:line="264" w:lineRule="auto"/>
-              <w:jc w:val="left"/>
-            </w:pPr>
-            <w:r/>
-            <w:r>
-              <w:rPr>
-                <w:sz w:val="18"/>
-              </w:rPr>
-              <w:t>KG30</w:t>
-            </w:r>
-          </w:p>
-        </w:tc>
-        <w:tc>
-          <w:tcPr>
-            <w:tcW w:type="dxa" w:w="1361"/>
-            <w:shd w:val="clear" w:color="auto" w:fill="F0F5FC"/>
+            <w:tcW w:type="dxa" w:w="1162"/>
           </w:tcPr>
           <w:p>
             <w:pPr>
@@ -4428,16 +5195,17 @@
             <w:r/>
             <w:r>
               <w:rPr>
-                <w:sz w:val="18"/>
-              </w:rPr>
-              <w:t>37 / 167 / 151</w:t>
+                <w:sz w:val="17"/>
+              </w:rPr>
+              <w:t>37,4%</w:t>
+              <w:br/>
+              <w:t>[31,0%; 44,1%]</w:t>
             </w:r>
           </w:p>
         </w:tc>
         <w:tc>
           <w:tcPr>
-            <w:tcW w:type="dxa" w:w="1361"/>
-            <w:shd w:val="clear" w:color="auto" w:fill="F0F5FC"/>
+            <w:tcW w:type="dxa" w:w="935"/>
           </w:tcPr>
           <w:p>
             <w:pPr>
@@ -4447,18 +5215,15 @@
             <w:r/>
             <w:r>
               <w:rPr>
-                <w:sz w:val="18"/>
-              </w:rPr>
-              <w:t>91,6%</w:t>
-              <w:br/>
-              <w:t>[87,4%; 95,8%]</w:t>
+                <w:sz w:val="17"/>
+              </w:rPr>
+              <w:t>92,8%</w:t>
             </w:r>
           </w:p>
         </w:tc>
         <w:tc>
           <w:tcPr>
-            <w:tcW w:type="dxa" w:w="1361"/>
-            <w:shd w:val="clear" w:color="auto" w:fill="F0F5FC"/>
+            <w:tcW w:type="dxa" w:w="935"/>
           </w:tcPr>
           <w:p>
             <w:pPr>
@@ -4468,18 +5233,15 @@
             <w:r/>
             <w:r>
               <w:rPr>
-                <w:sz w:val="18"/>
-              </w:rPr>
-              <w:t>41,1%</w:t>
-              <w:br/>
-              <w:t>[33,1%; 49,0%]</w:t>
+                <w:sz w:val="17"/>
+              </w:rPr>
+              <w:t>56,0%</w:t>
             </w:r>
           </w:p>
         </w:tc>
         <w:tc>
           <w:tcPr>
-            <w:tcW w:type="dxa" w:w="1020"/>
-            <w:shd w:val="clear" w:color="auto" w:fill="F0F5FC"/>
+            <w:tcW w:type="dxa" w:w="935"/>
           </w:tcPr>
           <w:p>
             <w:pPr>
@@ -4489,513 +5251,7 @@
             <w:r/>
             <w:r>
               <w:rPr>
-                <w:sz w:val="18"/>
-              </w:rPr>
-              <w:t>95,2%</w:t>
-            </w:r>
-          </w:p>
-        </w:tc>
-        <w:tc>
-          <w:tcPr>
-            <w:tcW w:type="dxa" w:w="1020"/>
-            <w:shd w:val="clear" w:color="auto" w:fill="F0F5FC"/>
-          </w:tcPr>
-          <w:p>
-            <w:pPr>
-              <w:spacing w:after="20" w:line="264" w:lineRule="auto"/>
-              <w:jc w:val="center"/>
-            </w:pPr>
-            <w:r/>
-            <w:r>
-              <w:rPr>
-                <w:sz w:val="18"/>
-              </w:rPr>
-              <w:t>60,9%</w:t>
-            </w:r>
-          </w:p>
-        </w:tc>
-        <w:tc>
-          <w:tcPr>
-            <w:tcW w:type="dxa" w:w="964"/>
-            <w:shd w:val="clear" w:color="auto" w:fill="F0F5FC"/>
-          </w:tcPr>
-          <w:p>
-            <w:pPr>
-              <w:spacing w:after="20" w:line="264" w:lineRule="auto"/>
-              <w:jc w:val="center"/>
-            </w:pPr>
-            <w:r/>
-            <w:r>
-              <w:rPr>
-                <w:sz w:val="18"/>
-              </w:rPr>
-              <w:t>66,2%</w:t>
-            </w:r>
-          </w:p>
-        </w:tc>
-      </w:tr>
-      <w:tr>
-        <w:trPr>
-          <w:cantSplit w:val="true"/>
-        </w:trPr>
-        <w:tc>
-          <w:tcPr>
-            <w:tcW w:type="dxa" w:w="1247"/>
-          </w:tcPr>
-          <w:p>
-            <w:pPr>
-              <w:spacing w:after="20" w:line="264" w:lineRule="auto"/>
-              <w:jc w:val="left"/>
-            </w:pPr>
-            <w:r>
-              <w:rPr>
-                <w:b/>
-              </w:rPr>
-            </w:r>
-            <w:r>
-              <w:rPr>
-                <w:b/>
-                <w:sz w:val="18"/>
-              </w:rPr>
-              <w:t>Toàn bộ 62 câu</w:t>
-            </w:r>
-          </w:p>
-        </w:tc>
-        <w:tc>
-          <w:tcPr>
-            <w:tcW w:type="dxa" w:w="737"/>
-          </w:tcPr>
-          <w:p>
-            <w:pPr>
-              <w:spacing w:after="20" w:line="264" w:lineRule="auto"/>
-              <w:jc w:val="left"/>
-            </w:pPr>
-            <w:r/>
-            <w:r>
-              <w:rPr>
-                <w:sz w:val="18"/>
-              </w:rPr>
-              <w:t>KG10</w:t>
-            </w:r>
-          </w:p>
-        </w:tc>
-        <w:tc>
-          <w:tcPr>
-            <w:tcW w:type="dxa" w:w="1361"/>
-          </w:tcPr>
-          <w:p>
-            <w:pPr>
-              <w:spacing w:after="20" w:line="264" w:lineRule="auto"/>
-              <w:jc w:val="center"/>
-            </w:pPr>
-            <w:r/>
-            <w:r>
-              <w:rPr>
-                <w:sz w:val="18"/>
-              </w:rPr>
-              <w:t>62 / 262 / 250</w:t>
-            </w:r>
-          </w:p>
-        </w:tc>
-        <w:tc>
-          <w:tcPr>
-            <w:tcW w:type="dxa" w:w="1361"/>
-          </w:tcPr>
-          <w:p>
-            <w:pPr>
-              <w:spacing w:after="20" w:line="264" w:lineRule="auto"/>
-              <w:jc w:val="center"/>
-            </w:pPr>
-            <w:r/>
-            <w:r>
-              <w:rPr>
-                <w:sz w:val="18"/>
-              </w:rPr>
-              <w:t>64,1%</w:t>
-              <w:br/>
-              <w:t>[58,0%; 69,8%]</w:t>
-            </w:r>
-          </w:p>
-        </w:tc>
-        <w:tc>
-          <w:tcPr>
-            <w:tcW w:type="dxa" w:w="1361"/>
-          </w:tcPr>
-          <w:p>
-            <w:pPr>
-              <w:spacing w:after="20" w:line="264" w:lineRule="auto"/>
-              <w:jc w:val="center"/>
-            </w:pPr>
-            <w:r/>
-            <w:r>
-              <w:rPr>
-                <w:sz w:val="18"/>
-              </w:rPr>
-              <w:t>20,4%</w:t>
-              <w:br/>
-              <w:t>[15,6%; 25,6%]</w:t>
-            </w:r>
-          </w:p>
-        </w:tc>
-        <w:tc>
-          <w:tcPr>
-            <w:tcW w:type="dxa" w:w="1020"/>
-          </w:tcPr>
-          <w:p>
-            <w:pPr>
-              <w:spacing w:after="20" w:line="264" w:lineRule="auto"/>
-              <w:jc w:val="center"/>
-            </w:pPr>
-            <w:r/>
-            <w:r>
-              <w:rPr>
-                <w:sz w:val="18"/>
-              </w:rPr>
-              <w:t>71,0%</w:t>
-            </w:r>
-          </w:p>
-        </w:tc>
-        <w:tc>
-          <w:tcPr>
-            <w:tcW w:type="dxa" w:w="1020"/>
-          </w:tcPr>
-          <w:p>
-            <w:pPr>
-              <w:spacing w:after="20" w:line="264" w:lineRule="auto"/>
-              <w:jc w:val="center"/>
-            </w:pPr>
-            <w:r/>
-            <w:r>
-              <w:rPr>
-                <w:sz w:val="18"/>
-              </w:rPr>
-              <w:t>28,8%</w:t>
-            </w:r>
-          </w:p>
-        </w:tc>
-        <w:tc>
-          <w:tcPr>
-            <w:tcW w:type="dxa" w:w="964"/>
-          </w:tcPr>
-          <w:p>
-            <w:pPr>
-              <w:spacing w:after="20" w:line="264" w:lineRule="auto"/>
-              <w:jc w:val="center"/>
-            </w:pPr>
-            <w:r/>
-            <w:r>
-              <w:rPr>
-                <w:sz w:val="18"/>
-              </w:rPr>
-              <w:t>34,4%</w:t>
-            </w:r>
-          </w:p>
-        </w:tc>
-      </w:tr>
-      <w:tr>
-        <w:trPr>
-          <w:cantSplit w:val="true"/>
-        </w:trPr>
-        <w:tc>
-          <w:tcPr>
-            <w:tcW w:type="dxa" w:w="1247"/>
-            <w:shd w:val="clear" w:color="auto" w:fill="F0F5FC"/>
-          </w:tcPr>
-          <w:p>
-            <w:pPr>
-              <w:spacing w:after="20" w:line="264" w:lineRule="auto"/>
-              <w:jc w:val="left"/>
-            </w:pPr>
-            <w:r>
-              <w:rPr>
-                <w:b/>
-              </w:rPr>
-            </w:r>
-          </w:p>
-        </w:tc>
-        <w:tc>
-          <w:tcPr>
-            <w:tcW w:type="dxa" w:w="737"/>
-            <w:shd w:val="clear" w:color="auto" w:fill="F0F5FC"/>
-          </w:tcPr>
-          <w:p>
-            <w:pPr>
-              <w:spacing w:after="20" w:line="264" w:lineRule="auto"/>
-              <w:jc w:val="left"/>
-            </w:pPr>
-            <w:r/>
-            <w:r>
-              <w:rPr>
-                <w:sz w:val="18"/>
-              </w:rPr>
-              <w:t>KG20</w:t>
-            </w:r>
-          </w:p>
-        </w:tc>
-        <w:tc>
-          <w:tcPr>
-            <w:tcW w:type="dxa" w:w="1361"/>
-            <w:shd w:val="clear" w:color="auto" w:fill="F0F5FC"/>
-          </w:tcPr>
-          <w:p>
-            <w:pPr>
-              <w:spacing w:after="20" w:line="264" w:lineRule="auto"/>
-              <w:jc w:val="center"/>
-            </w:pPr>
-            <w:r/>
-            <w:r>
-              <w:rPr>
-                <w:sz w:val="18"/>
-              </w:rPr>
-              <w:t>62 / 262 / 250</w:t>
-            </w:r>
-          </w:p>
-        </w:tc>
-        <w:tc>
-          <w:tcPr>
-            <w:tcW w:type="dxa" w:w="1361"/>
-            <w:shd w:val="clear" w:color="auto" w:fill="F0F5FC"/>
-          </w:tcPr>
-          <w:p>
-            <w:pPr>
-              <w:spacing w:after="20" w:line="264" w:lineRule="auto"/>
-              <w:jc w:val="center"/>
-            </w:pPr>
-            <w:r/>
-            <w:r>
-              <w:rPr>
-                <w:sz w:val="18"/>
-              </w:rPr>
-              <w:t>77,5%</w:t>
-              <w:br/>
-              <w:t>[72,1%; 82,4%]</w:t>
-            </w:r>
-          </w:p>
-        </w:tc>
-        <w:tc>
-          <w:tcPr>
-            <w:tcW w:type="dxa" w:w="1361"/>
-            <w:shd w:val="clear" w:color="auto" w:fill="F0F5FC"/>
-          </w:tcPr>
-          <w:p>
-            <w:pPr>
-              <w:spacing w:after="20" w:line="264" w:lineRule="auto"/>
-              <w:jc w:val="center"/>
-            </w:pPr>
-            <w:r/>
-            <w:r>
-              <w:rPr>
-                <w:sz w:val="18"/>
-              </w:rPr>
-              <w:t>30,8%</w:t>
-              <w:br/>
-              <w:t>[25,2%; 36,4%]</w:t>
-            </w:r>
-          </w:p>
-        </w:tc>
-        <w:tc>
-          <w:tcPr>
-            <w:tcW w:type="dxa" w:w="1020"/>
-            <w:shd w:val="clear" w:color="auto" w:fill="F0F5FC"/>
-          </w:tcPr>
-          <w:p>
-            <w:pPr>
-              <w:spacing w:after="20" w:line="264" w:lineRule="auto"/>
-              <w:jc w:val="center"/>
-            </w:pPr>
-            <w:r/>
-            <w:r>
-              <w:rPr>
-                <w:sz w:val="18"/>
-              </w:rPr>
-              <w:t>82,4%</w:t>
-            </w:r>
-          </w:p>
-        </w:tc>
-        <w:tc>
-          <w:tcPr>
-            <w:tcW w:type="dxa" w:w="1020"/>
-            <w:shd w:val="clear" w:color="auto" w:fill="F0F5FC"/>
-          </w:tcPr>
-          <w:p>
-            <w:pPr>
-              <w:spacing w:after="20" w:line="264" w:lineRule="auto"/>
-              <w:jc w:val="center"/>
-            </w:pPr>
-            <w:r/>
-            <w:r>
-              <w:rPr>
-                <w:sz w:val="18"/>
-              </w:rPr>
-              <w:t>44,0%</w:t>
-            </w:r>
-          </w:p>
-        </w:tc>
-        <w:tc>
-          <w:tcPr>
-            <w:tcW w:type="dxa" w:w="964"/>
-            <w:shd w:val="clear" w:color="auto" w:fill="F0F5FC"/>
-          </w:tcPr>
-          <w:p>
-            <w:pPr>
-              <w:spacing w:after="20" w:line="264" w:lineRule="auto"/>
-              <w:jc w:val="center"/>
-            </w:pPr>
-            <w:r/>
-            <w:r>
-              <w:rPr>
-                <w:sz w:val="18"/>
-              </w:rPr>
-              <w:t>50,8%</w:t>
-            </w:r>
-          </w:p>
-        </w:tc>
-      </w:tr>
-      <w:tr>
-        <w:trPr>
-          <w:cantSplit w:val="true"/>
-        </w:trPr>
-        <w:tc>
-          <w:tcPr>
-            <w:tcW w:type="dxa" w:w="1247"/>
-          </w:tcPr>
-          <w:p>
-            <w:pPr>
-              <w:spacing w:after="20" w:line="264" w:lineRule="auto"/>
-              <w:jc w:val="left"/>
-            </w:pPr>
-            <w:r>
-              <w:rPr>
-                <w:b/>
-              </w:rPr>
-            </w:r>
-          </w:p>
-        </w:tc>
-        <w:tc>
-          <w:tcPr>
-            <w:tcW w:type="dxa" w:w="737"/>
-          </w:tcPr>
-          <w:p>
-            <w:pPr>
-              <w:spacing w:after="20" w:line="264" w:lineRule="auto"/>
-              <w:jc w:val="left"/>
-            </w:pPr>
-            <w:r/>
-            <w:r>
-              <w:rPr>
-                <w:sz w:val="18"/>
-              </w:rPr>
-              <w:t>KG30</w:t>
-            </w:r>
-          </w:p>
-        </w:tc>
-        <w:tc>
-          <w:tcPr>
-            <w:tcW w:type="dxa" w:w="1361"/>
-          </w:tcPr>
-          <w:p>
-            <w:pPr>
-              <w:spacing w:after="20" w:line="264" w:lineRule="auto"/>
-              <w:jc w:val="center"/>
-            </w:pPr>
-            <w:r/>
-            <w:r>
-              <w:rPr>
-                <w:sz w:val="18"/>
-              </w:rPr>
-              <w:t>62 / 262 / 250</w:t>
-            </w:r>
-          </w:p>
-        </w:tc>
-        <w:tc>
-          <w:tcPr>
-            <w:tcW w:type="dxa" w:w="1361"/>
-          </w:tcPr>
-          <w:p>
-            <w:pPr>
-              <w:spacing w:after="20" w:line="264" w:lineRule="auto"/>
-              <w:jc w:val="center"/>
-            </w:pPr>
-            <w:r/>
-            <w:r>
-              <w:rPr>
-                <w:sz w:val="18"/>
-              </w:rPr>
-              <w:t>89,3%</w:t>
-              <w:br/>
-              <w:t>[85,5%; 92,7%]</w:t>
-            </w:r>
-          </w:p>
-        </w:tc>
-        <w:tc>
-          <w:tcPr>
-            <w:tcW w:type="dxa" w:w="1361"/>
-          </w:tcPr>
-          <w:p>
-            <w:pPr>
-              <w:spacing w:after="20" w:line="264" w:lineRule="auto"/>
-              <w:jc w:val="center"/>
-            </w:pPr>
-            <w:r/>
-            <w:r>
-              <w:rPr>
-                <w:sz w:val="18"/>
-              </w:rPr>
-              <w:t>41,6%</w:t>
-              <w:br/>
-              <w:t>[35,6%; 47,6%]</w:t>
-            </w:r>
-          </w:p>
-        </w:tc>
-        <w:tc>
-          <w:tcPr>
-            <w:tcW w:type="dxa" w:w="1020"/>
-          </w:tcPr>
-          <w:p>
-            <w:pPr>
-              <w:spacing w:after="20" w:line="264" w:lineRule="auto"/>
-              <w:jc w:val="center"/>
-            </w:pPr>
-            <w:r/>
-            <w:r>
-              <w:rPr>
-                <w:sz w:val="18"/>
-              </w:rPr>
-              <w:t>92,8%</w:t>
-            </w:r>
-          </w:p>
-        </w:tc>
-        <w:tc>
-          <w:tcPr>
-            <w:tcW w:type="dxa" w:w="1020"/>
-          </w:tcPr>
-          <w:p>
-            <w:pPr>
-              <w:spacing w:after="20" w:line="264" w:lineRule="auto"/>
-              <w:jc w:val="center"/>
-            </w:pPr>
-            <w:r/>
-            <w:r>
-              <w:rPr>
-                <w:sz w:val="18"/>
-              </w:rPr>
-              <w:t>56,0%</w:t>
-            </w:r>
-          </w:p>
-        </w:tc>
-        <w:tc>
-          <w:tcPr>
-            <w:tcW w:type="dxa" w:w="964"/>
-          </w:tcPr>
-          <w:p>
-            <w:pPr>
-              <w:spacing w:after="20" w:line="264" w:lineRule="auto"/>
-              <w:jc w:val="center"/>
-            </w:pPr>
-            <w:r/>
-            <w:r>
-              <w:rPr>
-                <w:sz w:val="18"/>
+                <w:sz w:val="17"/>
               </w:rPr>
               <w:t>65,2%</w:t>
             </w:r>
@@ -5007,6 +5263,15 @@
       <w:pPr>
         <w:spacing w:after="40"/>
       </w:pPr>
+    </w:p>
+    <w:p>
+      <w:r>
+        <w:rPr>
+          <w:i/>
+          <w:sz w:val="20"/>
+        </w:rPr>
+        <w:t>Relation completeness hiệu chỉnh = relation completeness × 90% (tỉ lệ edge khớp nói đúng gold relation theo audit, mục 4); CI gộp cả sai số của tỉ lệ audit (80%–98%).</w:t>
+      </w:r>
     </w:p>
     <w:p>
       <w:pPr>
@@ -5065,10 +5330,10 @@
         <w:rPr>
           <w:b/>
         </w:rPr>
-        <w:t>Trong phạm vi KG, entity coverage gần như không đổi theo k</w:t>
+        <w:t>In-scope, entity coverage chênh nhau ít giữa các k, CI chồng nhau</w:t>
       </w:r>
       <w:r>
-        <w:t xml:space="preserve"> (91%, 90%, 89% với k = 10, 20, 30): với câu hỏi về các bài đã có trong KG, KG10 đã chứa phần lớn thực thể cần thiết như KG30. Khoảng 10% thực thể chuẩn còn thiếu là cụm từ nhiều chữ mà KG ghi dưới dạng dài hơn ("higher-order masking", "5G network slicing") hoặc không được trích thành entity ("handshake overhead", "graceful degradation", "Cryptographic Time Paradox"); bản lenient đạt khoảng 93%.</w:t>
+        <w:t xml:space="preserve"> (91%, 90%, 89% với k = 10, 20, 30): với câu hỏi về các bài đã có trong KG, KG10 đã chứa phần lớn entity cần thiết như KG30. Khoảng 10% gold entity còn thiếu là cụm từ nhiều chữ mà KG ghi dưới dạng dài hơn ("higher-order masking", "5G network slicing") hoặc không được trích thành entity ("handshake overhead", "graceful degradation", "Cryptographic Time Paradox"); bản lenient đạt khoảng 93%.</w:t>
       </w:r>
     </w:p>
     <w:p>
@@ -5082,7 +5347,7 @@
         <w:t>Relation completeness thấp hơn nhiều</w:t>
       </w:r>
       <w:r>
-        <w:t xml:space="preserve"> (39%, 37%, 42%): dù cả hai đầu của quan hệ có trong KG ở khoảng 84% quan hệ chuẩn, chỉ chưa tới một nửa có cạnh nối trực tiếp. Mô hình 7B trích tối đa 12 quan hệ mỗi chunk và chỉ giữ quan hệ được nêu trong cùng đoạn, nên quan hệ mà đáp án chuẩn tổng hợp từ nhiều câu, nhiều đoạn thường bị thiếu. Đây là giới hạn của bước trích xuất, không phải của số bài.</w:t>
+        <w:t xml:space="preserve"> (39%, 37%, 42%; sau hiệu chỉnh theo audit 35%, 33%, 37%, KG30: 37,4% [31,0%; 44,1%]): dù cả hai đầu của relation có trong KG ở khoảng 84% gold relation, chỉ chưa tới một nửa có edge nối trực tiếp. Mô hình 7B trích tối đa 12 relation mỗi chunk và chỉ giữ relation được nêu trong cùng đoạn, nên relation mà ground truth tổng hợp từ nhiều câu, nhiều đoạn thường bị thiếu. Đây là giới hạn của bước trích xuất, không phải của số bài.</w:t>
       </w:r>
     </w:p>
     <w:p>
@@ -5093,10 +5358,10 @@
         <w:rPr>
           <w:b/>
         </w:rPr>
-        <w:t>Trên tập cố định S10, thêm bài làm KG đầy đủ hơn một chút:</w:t>
+        <w:t>Trên fixed set S10, thêm bài làm KG đầy đủ hơn một chút:</w:t>
       </w:r>
       <w:r>
-        <w:t xml:space="preserve"> entity coverage 91% → 93%, relation completeness 39% → 44% (nối trong ≤ 2 bước 56% → 69%), vì các bài 11–30 nhắc lại một số thực thể và quan hệ của 10 bài đầu. Mức tăng nhỏ và các khoảng tin cậy chồng nhau.</w:t>
+        <w:t xml:space="preserve"> entity coverage 91% → 93%, relation completeness 39% → 44% (nối trong ≤ 2 bước 56% → 69%), vì các bài 11–30 nhắc lại một số entity và relation của 10 bài đầu. Mức tăng nhỏ và các CI chồng nhau.</w:t>
       </w:r>
     </w:p>
     <w:p>
@@ -5107,10 +5372,10 @@
         <w:rPr>
           <w:b/>
         </w:rPr>
-        <w:t>Trên toàn bộ 62 câu, độ phủ tăng theo k</w:t>
+        <w:t>Trên toàn bộ 62 câu, coverage tăng theo k</w:t>
       </w:r>
       <w:r>
-        <w:t xml:space="preserve"> (entity coverage 64% → 77% → 89%; relation completeness 20% → 31% → 42%). KG10 vẫn có 64% thực thể chuẩn của cả chủ đề vì các khái niệm trung tâm (Shor, QKD, Kyber, qubit...) đã xuất hiện trong 10 bài đầu, nhưng thiếu phần lớn quan hệ và gần như mọi đoạn văn nguồn của câu hỏi về bài khác: tỉ lệ câu có đoạn gốc nằm trong KG là 36% / 67% / 97% với KG10 / KG20 / KG30.</w:t>
+        <w:t xml:space="preserve"> (entity coverage 64% → 77% → 89%; relation completeness 20% → 31% → 42%). KG10 vẫn có 64% entity chuẩn của cả chủ đề vì các khái niệm trung tâm (Shor, QKD, Kyber, qubit...) đã xuất hiện trong 10 bài đầu, nhưng thiếu phần lớn relation và gần như mọi passage nguồn của câu hỏi về bài khác: tỉ lệ câu có gold chunk nằm trong KG là 36% / 67% / 97% với KG10 / KG20 / KG30.</w:t>
       </w:r>
     </w:p>
     <w:p>
@@ -5136,7 +5401,7 @@
         <w:jc w:val="center"/>
       </w:pPr>
       <w:r>
-        <w:t>Bảng 7. Năm chỉ số chính của GraphRAG theo KG: giá trị trung bình [khoảng tin cậy 95%]</w:t>
+        <w:t>Bảng 7. Năm chỉ số chính của GraphRAG theo KG: giá trị trung bình [CI 95%]</w:t>
       </w:r>
     </w:p>
     <w:tbl>
@@ -5332,7 +5597,7 @@
                 <w:b/>
                 <w:sz w:val="18"/>
               </w:rPr>
-              <w:t>Trong phạm vi KG</w:t>
+              <w:t>In-scope</w:t>
             </w:r>
           </w:p>
         </w:tc>
@@ -5391,6 +5656,8 @@
               <w:t>0,783</w:t>
               <w:br/>
               <w:t>[0,638; 0,914]</w:t>
+              <w:br/>
+              <w:t>(n = 14)</w:t>
             </w:r>
           </w:p>
         </w:tc>
@@ -5534,6 +5801,8 @@
               <w:t>0,840</w:t>
               <w:br/>
               <w:t>[0,790; 0,891]</w:t>
+              <w:br/>
+              <w:t>(n = 33)</w:t>
             </w:r>
           </w:p>
         </w:tc>
@@ -5676,6 +5945,8 @@
               <w:t>0,847</w:t>
               <w:br/>
               <w:t>[0,807; 0,883]</w:t>
+              <w:br/>
+              <w:t>(n = 56)</w:t>
             </w:r>
           </w:p>
         </w:tc>
@@ -5826,6 +6097,8 @@
               <w:t>0,783</w:t>
               <w:br/>
               <w:t>[0,645; 0,911]</w:t>
+              <w:br/>
+              <w:t>(n = 14)</w:t>
             </w:r>
           </w:p>
         </w:tc>
@@ -5968,6 +6241,8 @@
               <w:t>0,804</w:t>
               <w:br/>
               <w:t>[0,725; 0,880]</w:t>
+              <w:br/>
+              <w:t>(n = 13)</w:t>
             </w:r>
           </w:p>
         </w:tc>
@@ -6111,6 +6386,8 @@
               <w:t>0,771</w:t>
               <w:br/>
               <w:t>[0,662; 0,872]</w:t>
+              <w:br/>
+              <w:t>(n = 13)</w:t>
             </w:r>
           </w:p>
         </w:tc>
@@ -6260,6 +6537,8 @@
               <w:t>0,724</w:t>
               <w:br/>
               <w:t>[0,636; 0,812]</w:t>
+              <w:br/>
+              <w:t>(n = 39)</w:t>
             </w:r>
           </w:p>
         </w:tc>
@@ -6403,6 +6682,8 @@
               <w:t>0,817</w:t>
               <w:br/>
               <w:t>[0,776; 0,856]</w:t>
+              <w:br/>
+              <w:t>(n = 48)</w:t>
             </w:r>
           </w:p>
         </w:tc>
@@ -6545,6 +6826,8 @@
               <w:t>0,847</w:t>
               <w:br/>
               <w:t>[0,809; 0,884]</w:t>
+              <w:br/>
+              <w:t>(n = 56)</w:t>
             </w:r>
           </w:p>
         </w:tc>
@@ -6614,6 +6897,15 @@
       <w:pPr>
         <w:spacing w:after="40"/>
       </w:pPr>
+    </w:p>
+    <w:p>
+      <w:r>
+        <w:rPr>
+          <w:i/>
+          <w:sz w:val="20"/>
+        </w:rPr>
+        <w:t>n ở cột KG là số câu hỏi. Faithfulness chỉ tính trên câu trả lời có claim (bỏ câu refusal), n ghi trong ô; các chỉ số khác tính trên đủ n câu (câu refusal có hallucination = 0, answer relevancy = 0, answer correctness = 0).</w:t>
+      </w:r>
     </w:p>
     <w:p>
       <w:pPr>
@@ -6671,7 +6963,7 @@
         <w:jc w:val="center"/>
       </w:pPr>
       <w:r>
-        <w:t>Bảng 8. Chênh lệch theo cặp trên cùng câu hỏi (in đậm: khoảng tin cậy 95% không chứa 0)</w:t>
+        <w:t>Bảng 8. Paired difference trên cùng câu hỏi (in đậm: CI 95% không chứa 0)</w:t>
       </w:r>
     </w:p>
     <w:tbl>
@@ -7590,10 +7882,10 @@
         <w:rPr>
           <w:b/>
         </w:rPr>
-        <w:t>Trong phạm vi KG:</w:t>
+        <w:t>In-scope:</w:t>
       </w:r>
       <w:r>
-        <w:t xml:space="preserve"> answer correctness 87% / 86% / 82%, retrieval precision 0,45 / 0,46 / 0,49, faithfulness 0,78 / 0,84 / 0,85 với KG10 / KG20 / KG30. Không có xu hướng rõ theo k: KG10 trả lời câu hỏi về 10 bài của nó tốt ngang KG30 trả lời câu hỏi về 30 bài. Tỉ lệ lấy được đoạn gốc giảm khi KG lớn hơn (57% / 49% / 39%) vì có thêm nhiều đoạn cạnh tranh cùng chứa các khái niệm trung tâm, nhưng retrieval precision và answer correctness không giảm theo.</w:t>
+        <w:t xml:space="preserve"> answer correctness 87% / 86% / 82%, retrieval precision 0,45 / 0,46 / 0,49, faithfulness 0,78 / 0,84 / 0,85 với KG10 / KG20 / KG30. Không thấy xu hướng rõ theo k: answer correctness của KG10 trên câu hỏi về 10 bài của nó không thấp hơn của KG30 trên câu hỏi về 30 bài (hai tập câu hỏi khác nhau nên đây chỉ là so sánh mô tả; paired comparison ở fixed set bên dưới). Tỉ lệ lấy được gold chunk giảm khi KG lớn hơn (57% / 49% / 39%) vì có thêm nhiều đoạn cạnh tranh cùng chứa các khái niệm trung tâm, nhưng retrieval precision và answer correctness không giảm theo.</w:t>
       </w:r>
     </w:p>
     <w:p>
@@ -7604,10 +7896,10 @@
         <w:rPr>
           <w:b/>
         </w:rPr>
-        <w:t>Tập cố định (cùng câu hỏi):</w:t>
+        <w:t>Fixed set (cùng câu hỏi):</w:t>
       </w:r>
       <w:r>
-        <w:t xml:space="preserve"> không chênh lệch nào giữa các k có ý nghĩa thống kê. Trên cùng 15 câu về 10 bài đầu, answer correctness của KG10 / KG20 / KG30 là 87% / 87% / 80%; trên 37 câu về 20 bài đầu, KG20 và KG30 đạt 86% và 84%. Thêm bài vào KG không làm câu trả lời về các bài đã có tốt lên (dù entity coverage và relation completeness trên S10 tăng nhẹ, mục 5.2), và cũng không làm kém đi do nhiễu từ các bài mới. S10 chỉ có 15 câu nên chỉ phát hiện được chênh lệch lớn; với S20 (37 câu) các chênh lệch đều dưới 3 điểm %.</w:t>
+        <w:t xml:space="preserve"> không chênh lệch nào giữa các k có statistical significance. Trên cùng 15 câu về 10 bài đầu, answer correctness của KG10 / KG20 / KG30 là 87% / 87% / 80%; trên 37 câu về 20 bài đầu, KG20 và KG30 đạt 86% và 84%. Không phát hiện khác biệt có statistical significance giữa các k trên S10 và S20 (dù entity coverage và relation completeness trên S10 tăng nhẹ, mục 5.2). Tuy nhiên năng lực kiểm định thấp: S10 chỉ có 15 câu, CI 95% của chênh lệch answer correctness KG10 − KG30 là +6,7 điểm % [−13,3; +26,7], tức là dữ liệu vẫn phù hợp với chênh lệch cỡ 10–20 điểm % theo cả hai chiều; S20 (37 câu) hẹp hơn (KG20 − KG30: +2,7 điểm % [+0,0; +8,1]) nhưng vẫn chỉ là một tập nhỏ. Vì vậy kết quả này không chứng minh được thêm bài là vô ích, chỉ cho thấy không có chênh lệch lớn.</w:t>
       </w:r>
     </w:p>
     <w:p>
@@ -7621,7 +7913,7 @@
         <w:t>Toàn bộ 62 câu:</w:t>
       </w:r>
       <w:r>
-        <w:t xml:space="preserve"> Answer correctness tăng theo k: 55% → 76% → 82%. KG10 kém KG30 rõ rệt (answer correctness, answer relevancy và faithfulness đều thấp hơn có ý nghĩa thống kê), còn KG20 chỉ kém KG30 ở answer relevancy; answer correctness của KG20 thấp hơn KG30 khoảng 6 điểm % nhưng không có ý nghĩa thống kê. Phần lớn chênh lệch đến từ câu về bài chưa có trong KG, không phải từ chất lượng trả lời các câu trong phạm vi.</w:t>
+        <w:t xml:space="preserve"> Answer correctness tăng theo k: 55% → 76% → 82%. KG10 kém KG30 rõ rệt (answer correctness và answer relevancy thấp hơn có statistical significance; faithfulness cũng thấp hơn có statistical significance theo điểm gốc, nhưng kết luận này không vững trước judge audit ở mục 6.3), còn KG20 chỉ kém KG30 ở answer relevancy; answer correctness của KG20 thấp hơn KG30 khoảng 6 điểm % nhưng không có statistical significance. Phần lớn chênh lệch đến từ câu về bài chưa có trong KG, không phải từ chất lượng trả lời các câu in-scope.</w:t>
       </w:r>
     </w:p>
     <w:p>
@@ -7632,7 +7924,7 @@
       <w:r>
         <w:drawing>
           <wp:inline xmlns:a="http://schemas.openxmlformats.org/drawingml/2006/main" xmlns:pic="http://schemas.openxmlformats.org/drawingml/2006/picture">
-            <wp:extent cx="5400000" cy="1753483"/>
+            <wp:extent cx="5400000" cy="1747416"/>
             <wp:docPr id="4" name="Picture 4"/>
             <wp:cNvGraphicFramePr>
               <a:graphicFrameLocks noChangeAspect="1"/>
@@ -7653,7 +7945,7 @@
                   <pic:spPr>
                     <a:xfrm>
                       <a:off x="0" y="0"/>
-                      <a:ext cx="5400000" cy="1753483"/>
+                      <a:ext cx="5400000" cy="1747416"/>
                     </a:xfrm>
                     <a:prstGeom prst="rect"/>
                   </pic:spPr>
@@ -7678,7 +7970,7 @@
         <w:ind w:firstLine="567"/>
       </w:pPr>
       <w:r>
-        <w:t>Với câu ngoài phạm vi KG, GraphRAG từ chối 22/47 câu (KG10) và 10/25 câu (KG20), nhưng vẫn trả lời đúng 21/47 (45%) và 15/25 (60%) câu. Trong các câu "đúng" này, 10/21 (KG10) và 11/15 (KG20) là câu multi-hop có một trong hai bài nguồn đã có trong KG; phần còn lại là câu không có bài nguồn nào trong KG, mô hình trả lời bằng hiểu biết chung về chủ đề (thuật toán Shor, BB84...). 16/21 (KG10) và 14/15 (KG20) câu có faithfulness dưới 1, tức là câu trả lời chứa thông tin không có trong context: đó là kiến thức sẵn có của mô hình chứ không phải do KG cung cấp, nên không thể coi là KG nhỏ "đủ" cho các câu này.</w:t>
+        <w:t>Với câu out-of-scope, GraphRAG refuse 22/47 câu (KG10) và 10/25 câu (KG20), nhưng vẫn trả lời đúng 21/47 (45%) và 15/25 (60%) câu. Trong các câu "đúng" này, 10/21 (KG10) và 11/15 (KG20) là câu multi-hop có một trong hai bài nguồn đã có trong KG; phần còn lại là câu không có bài nguồn nào trong KG, mô hình trả lời bằng hiểu biết chung về chủ đề (thuật toán Shor, BB84...). 16/21 (KG10) và 14/15 (KG20) câu có faithfulness dưới 1, tức là câu trả lời chứa thông tin không có trong context: đó là kiến thức sẵn có của mô hình chứ không phải do KG cung cấp, nên không thể coi là KG nhỏ "đủ" cho các câu này.</w:t>
       </w:r>
     </w:p>
     <w:p>
@@ -7689,10 +7981,10 @@
         <w:rPr>
           <w:b/>
         </w:rPr>
-        <w:t>Câu ngoài corpus:</w:t>
+        <w:t>Câu out-of-corpus:</w:t>
       </w:r>
       <w:r>
-        <w:t xml:space="preserve"> GraphRAG từ chối đúng 100% / 100% / 100% trong 23 câu với KG10 / KG20 / KG30.</w:t>
+        <w:t xml:space="preserve"> GraphRAG refuse đúng 100% / 100% / 100% trong 23 câu với KG10 / KG20 / KG30.</w:t>
       </w:r>
     </w:p>
     <w:p>
@@ -7749,7 +8041,7 @@
         <w:jc w:val="center"/>
       </w:pPr>
       <w:r>
-        <w:t>Hình 5. Answer correctness theo độ phủ thực thể (a) và quan hệ (b) của câu hỏi</w:t>
+        <w:t>Hình 5. Answer correctness theo coverage entity (a) và relation (b) của câu hỏi</w:t>
       </w:r>
     </w:p>
     <w:p>
@@ -7757,7 +8049,103 @@
         <w:ind w:firstLine="567"/>
       </w:pPr>
       <w:r>
-        <w:t>Gộp các câu trong phạm vi KG ở cả ba k: câu có đủ mọi thực thể chuẩn trong KG được trả lời đúng 84% (n = 69), câu thiếu ít nhất một thực thể 84% (n = 45); câu có ≥ 50% quan hệ chuẩn trong KG 94% (n = 48), dưới 50% 77% (n = 65). Câu thiếu thực thể vẫn được trả lời đúng như câu đủ thực thể, vì GraphRAG còn khớp entity theo embedding và đưa đoạn văn vào context; còn câu có đủ quan hệ trong KG được trả lời đúng nhiều hơn khoảng 17 điểm % (khoảng tin cậy chỉ chồng nhau rất ít). Đây là so sánh mô tả (một câu được tính ở mỗi KG chứa nó, không độc lập), nhưng phù hợp với nhận xét ở mục 5.2: thiếu quan hệ, không phải thiếu thực thể, là điểm yếu chính của KG.</w:t>
+        <w:t>Gộp các câu in-scope ở cả ba k: câu có đủ mọi gold entity trong KG được trả lời đúng 84% (n = 69), câu thiếu ít nhất một entity 84% (n = 45); câu có ≥ 50% gold relation trong KG 94% (n = 48), dưới 50% 77% (n = 65). Không thấy chênh lệch giữa câu thiếu entity và câu đủ entity, có thể vì GraphRAG còn khớp entity theo embedding và đưa passage vào context; còn câu có đủ relation trong KG có tỉ lệ đúng cao hơn khoảng 17 điểm % (CI chỉ chồng nhau rất ít, nhưng CI chồng nhau không phải phép kiểm định). Đây là so sánh mô tả (một câu được tính ở mỗi KG chứa nó, không độc lập), nhưng phù hợp với nhận xét ở mục 5.2: thiếu relation, không phải thiếu entity, là điểm yếu chính của KG.</w:t>
+      </w:r>
+    </w:p>
+    <w:p>
+      <w:pPr>
+        <w:pStyle w:val="Heading2"/>
+      </w:pPr>
+      <w:r>
+        <w:t>6.3. Judge audit: judge_failures, truncate và sensitivity analysis</w:t>
+      </w:r>
+    </w:p>
+    <w:p>
+      <w:pPr>
+        <w:ind w:firstLine="567"/>
+      </w:pPr>
+      <w:r>
+        <w:t>Kết quả với KG30 lấy từ nội dung 2, đã qua judge audit (nội dung 2, mục 8.4). Câu trả lời với KG10 và KG20 được re-judge bằng đúng hàm chấm với judge log (</w:t>
+      </w:r>
+      <w:r>
+        <w:rPr>
+          <w:rFonts w:ascii="Consolas" w:hAnsi="Consolas"/>
+        </w:rPr>
+        <w:t>judge_audit_kg_scale.py</w:t>
+      </w:r>
+      <w:r>
+        <w:t>), tổng 931 judge call.</w:t>
+      </w:r>
+    </w:p>
+    <w:p>
+      <w:pPr>
+        <w:pStyle w:val="ListBullet"/>
+        <w:spacing w:after="60"/>
+      </w:pPr>
+      <w:r>
+        <w:rPr>
+          <w:b/>
+        </w:rPr>
+        <w:t xml:space="preserve">Truncate: </w:t>
+      </w:r>
+      <w:r>
+        <w:t>không có prompt nào bị truncate (dài nhất 2.247 token, num_ctx = 4.096).</w:t>
+      </w:r>
+    </w:p>
+    <w:p>
+      <w:pPr>
+        <w:pStyle w:val="ListBullet"/>
+        <w:spacing w:after="60"/>
+      </w:pPr>
+      <w:r>
+        <w:rPr>
+          <w:b/>
+        </w:rPr>
+        <w:t xml:space="preserve">judge_failures: </w:t>
+      </w:r>
+      <w:r>
+        <w:t>23 judge call, đều là ollama_error (Ollama huỷ lần sinh vì lặp token), tổng 244 verdict bị tính là "không". Phần lớn ở bước chấm relation của KG (kg_relation_precision, secondary metric); 4 lần ở bước chấm passage (retrieval precision: q006 KG10, g005 KG10, q006 KG20, g040 KG20).</w:t>
+      </w:r>
+    </w:p>
+    <w:p>
+      <w:pPr>
+        <w:pStyle w:val="ListBullet"/>
+        <w:spacing w:after="60"/>
+      </w:pPr>
+      <w:r>
+        <w:rPr>
+          <w:b/>
+        </w:rPr>
+        <w:t xml:space="preserve">Reproducibility: </w:t>
+      </w:r>
+      <w:r>
+        <w:t>khác nội dung 2, re-judge KHÔNG cho điểm giống hệt bản gốc (câu trả lời giữ nguyên): faithfulness trùng ở 69% (KG10) và 85% (KG20) số câu, retrieval precision 89% / 87%, còn hallucination và answer correctness gần như trùng (Cohen's κ 0,91–1,00). Faithfulness của KG10 khi re-judge cao hơn (0,771 so với 0,724). Phần lớn chênh lệch không do judge failure: chỉ 2/12 (KG10) và 2/7 (KG20) câu khác điểm faithfulness có judge failure khi re-judge, và ngay bước đầu judge đã tách ra danh sách claim khác nhau ở 19/39 (KG10) và 13/48 (KG20) câu. Tức là judge không tất định giữa các lần chạy dù cùng temperature 0, seed, Ollama 0.35.1 và digest model (ở nội dung 2 lại tái lập y hệt). Nguyên nhân chưa xác định được; một khả năng là Ollama chia model giữa GPU và CPU khác nhau tuỳ VRAM còn trống ở mỗi lần chạy, làm sai khác số học nhỏ đổi được đầu ra.</w:t>
+      </w:r>
+    </w:p>
+    <w:p>
+      <w:pPr>
+        <w:ind w:firstLine="567"/>
+      </w:pPr>
+      <w:r>
+        <w:t xml:space="preserve">Sensitivity analysis: mỗi paired difference của mục 6.1 được tính lại theo hai cách, (i) điểm gốc nhưng bỏ các câu có judge failure ở một trong hai KG được so, (ii) điểm re-judge trên đủ câu. </w:t>
+      </w:r>
+      <w:r>
+        <w:rPr>
+          <w:b/>
+        </w:rPr>
+        <w:t>Vững</w:t>
+      </w:r>
+      <w:r>
+        <w:t xml:space="preserve"> (có statistical significance theo cả ba cách): answer relevancy KG10 − KG30 (62 câu: −0,240 [−0,346; −0,134]); answer correctness KG10 − KG30 (62 câu: −0,274 [−0,403; −0,145]); answer relevancy KG20 − KG30 (62 câu: −0,109 [−0,193; −0,034]). </w:t>
+      </w:r>
+      <w:r>
+        <w:rPr>
+          <w:b/>
+        </w:rPr>
+        <w:t>Không vững</w:t>
+      </w:r>
+      <w:r>
+        <w:t>: faithfulness KG10 − KG30 (62 câu: −0,087 [−0,163; −0,013]), re-judge: −0,038 [−0,115; +0,037]. Vì vậy kết luận "KG10 có faithfulness thấp hơn KG30" không được dùng; các kết luận chính của nội dung 3 dựa trên answer correctness, không bị ảnh hưởng. Ngược lại, theo điểm re-judge có thêm faithfulness KG10 − KG20 (S10: +0,067 [+0,010; +0,133]) có statistical significance, cũng là dấu hiệu faithfulness ở đây nhạy với nhiễu của judge.</w:t>
       </w:r>
     </w:p>
     <w:p>
@@ -7776,10 +8164,10 @@
         <w:rPr>
           <w:b/>
         </w:rPr>
-        <w:t>Với câu hỏi về chính các bài trong KG, 10 bài là đủ; KG không "cần" thêm bài để hoạt động.</w:t>
+        <w:t>Với câu hỏi về chính các bài trong KG, không phát hiện khác biệt giữa k = 10, 20, 30 (năng lực kiểm định thấp).</w:t>
       </w:r>
       <w:r>
-        <w:t xml:space="preserve"> Entity coverage trong phạm vi KG giữ khoảng 91% ở cả ba k, và câu trả lời về 10 bài đầu không tốt hơn khi KG có thêm 10 hay 20 bài khác. Kết quả này phù hợp với phần thử nghiệm theo cỡ corpus của GraphRAG-Bench [3]: khi corpus tăng từ khoảng 56 nghìn lên 1,13 triệu token, độ chính xác của GraphRAG (HippoRAG2) ở câu hỏi tra cứu sự kiện gần như không đổi (60,14%, 59,99%, 59,19%). Corpus của nội dung 3 (khoảng 0,2 đến 0,6 triệu token) nằm trong khoảng đó; khác biệt là [3] dùng HippoRAG2 còn ở đây là local search tự cài đặt, nên chỉ so được xu hướng.</w:t>
+        <w:t xml:space="preserve"> Entity coverage in-scope giữ khoảng 91% ở cả ba k, và không phát hiện câu trả lời về 10 bài đầu tốt hơn khi KG có thêm 10 hay 20 bài khác; với 15 câu, chỉ chênh lệch lớn (khoảng 20 điểm % trở lên) mới phát hiện được. Kết quả này phù hợp với phần thử nghiệm theo cỡ corpus của GraphRAG-Bench [3]: khi corpus tăng từ khoảng 56 nghìn lên 1,13 triệu token, độ chính xác của GraphRAG (HippoRAG2) ở câu hỏi tra cứu sự kiện gần như không đổi (60,14%, 59,99%, 59,19%). Corpus của nội dung 3 (khoảng 0,2 đến 0,6 triệu token) nằm trong khoảng đó; khác biệt là [3] dùng HippoRAG2 còn ở đây là local search tự cài đặt, nên chỉ so được xu hướng.</w:t>
       </w:r>
     </w:p>
     <w:p>
@@ -7793,7 +8181,7 @@
         <w:t>Điểm nghẽn là bước trích xuất, không phải số bài.</w:t>
       </w:r>
       <w:r>
-        <w:t xml:space="preserve"> Relation completeness chỉ khoảng 40% ở mọi k. Các nghiên cứu khác cũng thấy KG do LLM trích ra thiếu nhiều thông tin: trên benchmark MINE [4], KG do Microsoft GraphRAG trích chỉ giữ được 47,8% số sự kiện của văn bản (KGGen 66,1%, OpenIE 29,8%), và các tác giả nêu đúng hai vấn đề gặp ở đây là đồ thị thưa và entity trùng lặp; Han và cộng sự [2] thấy chỉ khoảng 65,8% (HotpotQA) và 65,5% (NQ) thực thể của đáp án có trong KG, đồng thời đổi mô hình dựng KG từ GPT-4o-mini sang GPT-4o làm độ chính xác QA tăng từ 71,17% lên 75,08%. Zhu và cộng sự [5] kết luận LLM "phù hợp làm trợ lý suy luận hơn là bộ trích xuất thông tin few-shot". Entity coverage ở đây (khoảng 90%) cao hơn con số 65% của [2] nhưng không so trực tiếp được: bộ chuẩn ở đây là các thuật ngữ kỹ thuật trung tâm của câu hỏi, lặp lại nhiều trong các bài cùng chủ đề, còn [2] đo thực thể của đáp án trên dữ liệu mở. Mật độ đồ thị cũng tương tự [3]: bậc trung bình của MS-GraphRAG là 1,48 và 1,82, ở đây 2,0 đến 2,2, trong khi [3] cho thấy đồ thị dày hơn (HippoRAG2, 8,75 và 13,31) truy xuất tốt hơn.</w:t>
+        <w:t xml:space="preserve"> Relation completeness chỉ khoảng 40% ở mọi k (khoảng 33–37% sau hiệu chỉnh theo audit). Các nghiên cứu khác cũng thấy KG do LLM trích ra thiếu nhiều thông tin: trên benchmark MINE [4], KG do Microsoft GraphRAG trích chỉ giữ được 47,8% số sự kiện của văn bản (KGGen 66,1%, OpenIE 29,8%), và các tác giả nêu đúng hai vấn đề gặp ở đây là đồ thị thưa và entity trùng lặp; Han và cộng sự [2] thấy chỉ khoảng 65,8% (HotpotQA) và 65,5% (NQ) entity của đáp án có trong KG, đồng thời đổi mô hình dựng KG từ GPT-4o-mini sang GPT-4o làm độ chính xác QA tăng từ 71,17% lên 75,08%. Zhu và cộng sự [5] kết luận LLM "phù hợp làm trợ lý suy luận hơn là bộ trích xuất thông tin few-shot". Entity coverage ở đây (khoảng 90%) cao hơn con số 65% của [2] nhưng không so trực tiếp được: gold set ở đây là các thuật ngữ kỹ thuật trung tâm của câu hỏi, lặp lại nhiều trong các bài cùng chủ đề, còn [2] đo entity của đáp án trên dữ liệu mở. Mật độ đồ thị cũng tương tự [3]: average degree của MS-GraphRAG là 1,48 và 1,82, ở đây 2,0 đến 2,2, trong khi [3] cho thấy đồ thị dày hơn (HippoRAG2, 8,75 và 13,31) truy xuất tốt hơn.</w:t>
       </w:r>
     </w:p>
     <w:p>
@@ -7804,10 +8192,10 @@
         <w:rPr>
           <w:b/>
         </w:rPr>
-        <w:t>Với câu hỏi về cả chủ đề, KG chỉ trả lời tốt những gì nó chứa, và 30 bài vẫn chưa bão hoà.</w:t>
+        <w:t>Với câu hỏi về cả chủ đề, KG chỉ trả lời tốt những gì nó chứa, và 30 bài vẫn chưa đạt saturation.</w:t>
       </w:r>
       <w:r>
-        <w:t xml:space="preserve"> Mỗi bài thêm vào vẫn mang theo khoảng 250 entity mới (bài 21–30, so với 301 ở bài 2–10). Số entity tăng gần tuyến tính theo số bài (số mũ ước lượng khoảng 0,95 trên 20 thứ tự bài ngẫu nhiên), đúng với giai đoạn đầu của định luật Heaps [7, 8]: số từ (ở đây là thực thể) khác nhau tiếp tục tăng khi corpus lớn lên, chỉ chậm dần chứ không dừng. Vì vậy "k bài có đủ không" phụ thuộc vào phạm vi câu hỏi: KG20 đã trả lời được phần lớn câu hỏi của 30 bài (answer correctness kém KG30 khoảng 6 điểm %, không có ý nghĩa thống kê), còn KG10 thì không.</w:t>
+        <w:t xml:space="preserve"> Mỗi bài thêm vào vẫn mang theo khoảng 250 entity mới (bài 21–30, so với 301 ở bài 2–10). Số entity tăng gần tuyến tính theo số bài (số mũ ước lượng khoảng 0,95 trên 20 thứ tự bài ngẫu nhiên), đúng với giai đoạn đầu của định luật Heaps [7, 8]: số từ (ở đây là entity) khác nhau tiếp tục tăng khi corpus lớn lên, chỉ chậm dần chứ không dừng. Vì vậy "k bài có đủ không" phụ thuộc vào phạm vi câu hỏi: trên toàn bộ câu hỏi của 30 bài, KG10 kém KG30 có statistical significance (−27,4 điểm % [−40,3; −14,5]), còn với KG20 thì không đủ bằng chứng để phân biệt với KG30 (−6,5 điểm % [−16,1; +1,6]; CI vẫn chứa mức kém tới khoảng 16 điểm %).</w:t>
       </w:r>
     </w:p>
     <w:p>
@@ -7821,7 +8209,7 @@
         <w:t>Mô hình vẫn trả lời khi KG thiếu thông tin.</w:t>
       </w:r>
       <w:r>
-        <w:t xml:space="preserve"> Câu ngoài phạm vi KG được trả lời đúng 45% (KG10) và 60% (KG20), chủ yếu nhờ kiến thức sẵn có của mô hình. Joren và cộng sự [6] báo cáo hiện tượng tương tự ở các LLM lớn: khi context không đủ, mô hình vẫn trả lời đúng 35–62% số câu, trong đó có loại câu multi-hop chỉ có một phần thông tin trong context. Tỉ lệ ở đây nằm trong khoảng đó. Ngược lại, cả ba KG đều từ chối đúng toàn bộ câu ngoài corpus: khi câu hỏi hoàn toàn khác chủ đề, prompt từ chối hoạt động tốt; khi câu hỏi cùng chủ đề nhưng KG thiếu bài nguồn, mô hình dễ trả lời bằng kiến thức riêng. Điều này cần lưu ý khi dùng KG nhỏ: answer correctness có thể che khuất việc KG không chứa câu trả lời.</w:t>
+        <w:t xml:space="preserve"> Câu out-of-scope được trả lời đúng 45% (KG10) và 60% (KG20), chủ yếu nhờ kiến thức sẵn có của mô hình. Joren và cộng sự [6] báo cáo hiện tượng tương tự ở các LLM lớn: khi context không đủ, mô hình vẫn trả lời đúng 35–62% số câu, trong đó có loại câu multi-hop chỉ có một phần thông tin trong context. Tỉ lệ ở đây nằm trong khoảng đó. Ngược lại, cả ba KG đều refuse đúng toàn bộ câu out-of-corpus: khi câu hỏi hoàn toàn khác chủ đề, prompt refuse hoạt động tốt; khi câu hỏi cùng chủ đề nhưng KG thiếu bài nguồn, mô hình dễ trả lời bằng kiến thức riêng. Điều này cần lưu ý khi dùng KG nhỏ: answer correctness có thể che khuất việc KG không chứa câu trả lời.</w:t>
       </w:r>
     </w:p>
     <w:p>
@@ -7836,7 +8224,7 @@
         <w:t xml:space="preserve">Bộ câu hỏi: </w:t>
       </w:r>
       <w:r>
-        <w:t>dùng lại 85 câu của nội dung 2; tập cố định S10 chỉ có 15 câu nên chỉ phát hiện được chênh lệch lớn. Chưa có câu hỏi tổng quát (tóm tắt nhiều bài), là loại câu mà KG lớn có thể có lợi hơn.</w:t>
+        <w:t>dùng lại 85 câu của nội dung 2; fixed set S10 chỉ có 15 câu nên chỉ phát hiện được chênh lệch lớn. Chưa có câu hỏi tổng quát (tóm tắt nhiều bài), là loại câu mà KG lớn có thể có lợi hơn.</w:t>
       </w:r>
     </w:p>
     <w:p>
@@ -7851,7 +8239,7 @@
         <w:t xml:space="preserve">Thứ tự bài: </w:t>
       </w:r>
       <w:r>
-        <w:t>ba KG dùng một thứ tự bài cố định (phân tầng theo chủ đề); đường cong tăng trưởng có kiểm tra trên 20 thứ tự ngẫu nhiên nhưng chất lượng câu trả lời chỉ đo với một thứ tự.</w:t>
+        <w:t>ba KG dùng một thứ tự bài cố định (stratified theo chủ đề); đường cong tăng trưởng có kiểm tra trên 20 thứ tự ngẫu nhiên nhưng chất lượng câu trả lời chỉ đo với một thứ tự.</w:t>
       </w:r>
     </w:p>
     <w:p>
@@ -7863,10 +8251,10 @@
         <w:rPr>
           <w:b/>
         </w:rPr>
-        <w:t xml:space="preserve">Bộ chuẩn và cách khớp: </w:t>
+        <w:t xml:space="preserve">Gold set và cách khớp: </w:t>
       </w:r>
       <w:r>
-        <w:t>bộ chuẩn chỉ gồm thực thể / quan hệ mà câu hỏi cần, không phải toàn bộ kiến thức trong 30 bài; khớp theo tên chuẩn hoá có thể bỏ sót biến thể (bản lenient cho cận trên). Phép khớp quan hệ được kiểm tra tay trên 40 cạnh (36 đúng).</w:t>
+        <w:t>gold set chỉ gồm entity / relation mà câu hỏi cần, không phải toàn bộ kiến thức trong 30 bài; khớp theo tên chuẩn hoá có thể bỏ sót biến thể (bản lenient cho upper bound). Phép khớp relation được kiểm tra tay trên 40 edge (36 đúng).</w:t>
       </w:r>
     </w:p>
     <w:p>
@@ -7912,7 +8300,7 @@
         <w:ind w:firstLine="567"/>
       </w:pPr>
       <w:r>
-        <w:t>Với KG dựng bằng qwen2.5:7b, KG từ 10 bài đã chứa khoảng 91% thực thể cần cho câu hỏi về chính 10 bài đó và GraphRAG trả lời các câu này tốt ngang KG30 (87% so với 82%); thêm bài không cải thiện câu trả lời về các bài đã có. Điểm yếu chung của cả ba KG là quan hệ: chỉ khoảng 40% quan hệ cần thiết có trong KG, do giới hạn của mô hình trích xuất 7B chứ không do số bài. KG chưa bão hoà ở 30 bài (mỗi bài vẫn thêm khoảng 250 entity mới), nên KG chỉ trả lời tốt phạm vi tài liệu nó chứa: trên toàn bộ câu hỏi của 30 bài, answer correctness là 55% / 76% / 82% với k = 10 / 20 / 30, trong đó KG20 không kém KG30 có ý nghĩa thống kê. Trả lời câu hỏi của đề tài: k bài là đủ để KG hoạt động tốt trên chính k bài đó (k = 10 đã đủ), nhưng muốn hỏi về cả chủ đề thì KG phải chứa các bài liên quan (ở đây khoảng 20–30 bài), và muốn KG tốt hơn thì cần mô hình trích xuất quan hệ tốt hơn trước khi cần thêm bài.</w:t>
+        <w:t>Với KG dựng bằng qwen2.5:7b, KG từ 10 bài đã chứa khoảng 91% entity cần cho câu hỏi về chính 10 bài đó; trên fixed set S10 / S20 không phát hiện khác biệt về câu trả lời giữa các k, nhưng năng lực kiểm định thấp (S10 chỉ 15 câu, CI của chênh lệch answer correctness KG10 − KG30 là +6,7 điểm % [−13,3; +26,7]), nên chỉ loại trừ được các chênh lệch lớn. Điểm yếu chung của cả ba KG là relation: chỉ khoảng 40% relation cần thiết có edge trong KG (sau hiệu chỉnh theo audit, KG30: 37%, CI 95% 31–44%), do giới hạn của mô hình trích xuất 7B chứ không do số bài. KG chưa đạt saturation ở 30 bài (mỗi bài vẫn thêm khoảng 250 entity mới), nên KG chỉ trả lời tốt phạm vi tài liệu nó chứa: trên toàn bộ câu hỏi của 30 bài, answer correctness là 55% / 76% / 82% với k = 10 / 20 / 30; KG10 kém KG30 có statistical significance, còn KG20 và KG30 thì không đủ bằng chứng để phân biệt. Trả lời câu hỏi của đề tài (với cài đặt local search và KG dựng bằng mô hình 7B): với câu hỏi về chính các bài trong KG, không phát hiện khác biệt trên S10 / S20; năng lực kiểm định thấp, nên chỉ loại trừ được chênh lệch lớn. Muốn hỏi về cả chủ đề thì KG phải chứa các bài liên quan (ở đây khoảng 20–30 bài), và muốn KG tốt hơn thì cần mô hình trích xuất relation tốt hơn trước khi cần thêm bài.</w:t>
       </w:r>
     </w:p>
     <w:p>

--- a/report/Bao_cao_Y3.docx
+++ b/report/Bao_cao_Y3.docx
@@ -1840,6 +1840,14 @@
     </w:p>
     <w:p>
       <w:pPr>
+        <w:ind w:firstLine="567"/>
+      </w:pPr>
+      <w:r>
+        <w:t>Thống kê như nội dung 1–2: CI 95% bằng bootstrap (seed cố định cho từng lần bootstrap), paired difference trên cùng câu hỏi. Bảng paired difference ở mục 6.1 là một họ so sánh (các cặp k × 5 chỉ số) và p được hiệu chỉnh đa so sánh theo Holm; chỉ chênh lệch qua được hiệu chỉnh mới được gọi là có statistical significance.</w:t>
+      </w:r>
+    </w:p>
+    <w:p>
+      <w:pPr>
         <w:pStyle w:val="Heading1"/>
       </w:pPr>
       <w:r>
@@ -5655,7 +5663,7 @@
               </w:rPr>
               <w:t>0,783</w:t>
               <w:br/>
-              <w:t>[0,638; 0,914]</w:t>
+              <w:t>[0,639; 0,911]</w:t>
               <w:br/>
               <w:t>(n = 14)</w:t>
             </w:r>
@@ -5677,7 +5685,7 @@
               </w:rPr>
               <w:t>0,758</w:t>
               <w:br/>
-              <w:t>[0,640; 0,833]</w:t>
+              <w:t>[0,635; 0,833]</w:t>
             </w:r>
           </w:p>
         </w:tc>
@@ -5779,7 +5787,7 @@
               </w:rPr>
               <w:t>0,459</w:t>
               <w:br/>
-              <w:t>[0,385; 0,541]</w:t>
+              <w:t>[0,385; 0,534]</w:t>
             </w:r>
           </w:p>
         </w:tc>
@@ -5800,7 +5808,7 @@
               </w:rPr>
               <w:t>0,840</w:t>
               <w:br/>
-              <w:t>[0,790; 0,891]</w:t>
+              <w:t>[0,787; 0,891]</w:t>
               <w:br/>
               <w:t>(n = 33)</w:t>
             </w:r>
@@ -5823,7 +5831,7 @@
               </w:rPr>
               <w:t>0,734</w:t>
               <w:br/>
-              <w:t>[0,642; 0,806]</w:t>
+              <w:t>[0,643; 0,807]</w:t>
             </w:r>
           </w:p>
         </w:tc>
@@ -5944,7 +5952,7 @@
               </w:rPr>
               <w:t>0,847</w:t>
               <w:br/>
-              <w:t>[0,807; 0,883]</w:t>
+              <w:t>[0,808; 0,884]</w:t>
               <w:br/>
               <w:t>(n = 56)</w:t>
             </w:r>
@@ -5966,7 +5974,7 @@
               </w:rPr>
               <w:t>0,740</w:t>
               <w:br/>
-              <w:t>[0,676; 0,797]</w:t>
+              <w:t>[0,673; 0,797]</w:t>
             </w:r>
           </w:p>
         </w:tc>
@@ -6006,7 +6014,7 @@
               </w:rPr>
               <w:t>82,3%</w:t>
               <w:br/>
-              <w:t>[72,6%; 90,4%]</w:t>
+              <w:t>[71,0%; 91,9%]</w:t>
             </w:r>
           </w:p>
         </w:tc>
@@ -6075,7 +6083,7 @@
               </w:rPr>
               <w:t>0,450</w:t>
               <w:br/>
-              <w:t>[0,333; 0,583]</w:t>
+              <w:t>[0,333; 0,567]</w:t>
             </w:r>
           </w:p>
         </w:tc>
@@ -6096,7 +6104,7 @@
               </w:rPr>
               <w:t>0,783</w:t>
               <w:br/>
-              <w:t>[0,645; 0,911]</w:t>
+              <w:t>[0,639; 0,911]</w:t>
               <w:br/>
               <w:t>(n = 14)</w:t>
             </w:r>
@@ -6119,7 +6127,7 @@
               </w:rPr>
               <w:t>0,758</w:t>
               <w:br/>
-              <w:t>[0,643; 0,833]</w:t>
+              <w:t>[0,635; 0,833]</w:t>
             </w:r>
           </w:p>
         </w:tc>
@@ -6240,7 +6248,7 @@
               </w:rPr>
               <w:t>0,804</w:t>
               <w:br/>
-              <w:t>[0,725; 0,880]</w:t>
+              <w:t>[0,726; 0,883]</w:t>
               <w:br/>
               <w:t>(n = 13)</w:t>
             </w:r>
@@ -6262,7 +6270,7 @@
               </w:rPr>
               <w:t>0,698</w:t>
               <w:br/>
-              <w:t>[0,538; 0,816]</w:t>
+              <w:t>[0,534; 0,815]</w:t>
             </w:r>
           </w:p>
         </w:tc>
@@ -6282,7 +6290,7 @@
               </w:rPr>
               <w:t>60,0%</w:t>
               <w:br/>
-              <w:t>[33,3%; 86,7%]</w:t>
+              <w:t>[33,3%; 80,0%]</w:t>
             </w:r>
           </w:p>
         </w:tc>
@@ -6364,7 +6372,7 @@
               </w:rPr>
               <w:t>0,467</w:t>
               <w:br/>
-              <w:t>[0,333; 0,583]</w:t>
+              <w:t>[0,350; 0,583]</w:t>
             </w:r>
           </w:p>
         </w:tc>
@@ -6385,7 +6393,7 @@
               </w:rPr>
               <w:t>0,771</w:t>
               <w:br/>
-              <w:t>[0,662; 0,872]</w:t>
+              <w:t>[0,662; 0,875]</w:t>
               <w:br/>
               <w:t>(n = 13)</w:t>
             </w:r>
@@ -6408,7 +6416,7 @@
               </w:rPr>
               <w:t>0,714</w:t>
               <w:br/>
-              <w:t>[0,554; 0,836]</w:t>
+              <w:t>[0,548; 0,835]</w:t>
             </w:r>
           </w:p>
         </w:tc>
@@ -6429,7 +6437,7 @@
               </w:rPr>
               <w:t>60,0%</w:t>
               <w:br/>
-              <w:t>[33,3%; 86,7%]</w:t>
+              <w:t>[33,3%; 80,0%]</w:t>
             </w:r>
           </w:p>
         </w:tc>
@@ -6516,7 +6524,7 @@
               </w:rPr>
               <w:t>0,452</w:t>
               <w:br/>
-              <w:t>[0,387; 0,512]</w:t>
+              <w:t>[0,391; 0,508]</w:t>
             </w:r>
           </w:p>
         </w:tc>
@@ -6536,7 +6544,7 @@
               </w:rPr>
               <w:t>0,724</w:t>
               <w:br/>
-              <w:t>[0,636; 0,812]</w:t>
+              <w:t>[0,637; 0,808]</w:t>
               <w:br/>
               <w:t>(n = 39)</w:t>
             </w:r>
@@ -6558,7 +6566,7 @@
               </w:rPr>
               <w:t>0,500</w:t>
               <w:br/>
-              <w:t>[0,397; 0,603]</w:t>
+              <w:t>[0,403; 0,599]</w:t>
             </w:r>
           </w:p>
         </w:tc>
@@ -6578,7 +6586,7 @@
               </w:rPr>
               <w:t>40,3%</w:t>
               <w:br/>
-              <w:t>[27,4%; 53,2%]</w:t>
+              <w:t>[29,0%; 51,6%]</w:t>
             </w:r>
           </w:p>
         </w:tc>
@@ -6598,7 +6606,7 @@
               </w:rPr>
               <w:t>54,8%</w:t>
               <w:br/>
-              <w:t>[43,5%; 67,7%]</w:t>
+              <w:t>[41,9%; 67,7%]</w:t>
             </w:r>
           </w:p>
         </w:tc>
@@ -6660,7 +6668,7 @@
               </w:rPr>
               <w:t>0,460</w:t>
               <w:br/>
-              <w:t>[0,399; 0,520]</w:t>
+              <w:t>[0,399; 0,516]</w:t>
             </w:r>
           </w:p>
         </w:tc>
@@ -6681,7 +6689,7 @@
               </w:rPr>
               <w:t>0,817</w:t>
               <w:br/>
-              <w:t>[0,776; 0,856]</w:t>
+              <w:t>[0,777; 0,856]</w:t>
               <w:br/>
               <w:t>(n = 48)</w:t>
             </w:r>
@@ -6704,7 +6712,7 @@
               </w:rPr>
               <w:t>0,632</w:t>
               <w:br/>
-              <w:t>[0,542; 0,712]</w:t>
+              <w:t>[0,531; 0,715]</w:t>
             </w:r>
           </w:p>
         </w:tc>
@@ -6725,7 +6733,7 @@
               </w:rPr>
               <w:t>53,2%</w:t>
               <w:br/>
-              <w:t>[40,3%; 66,1%]</w:t>
+              <w:t>[40,3%; 64,5%]</w:t>
             </w:r>
           </w:p>
         </w:tc>
@@ -6746,7 +6754,7 @@
               </w:rPr>
               <w:t>75,8%</w:t>
               <w:br/>
-              <w:t>[64,5%; 85,5%]</w:t>
+              <w:t>[64,5%; 87,1%]</w:t>
             </w:r>
           </w:p>
         </w:tc>
@@ -6805,7 +6813,7 @@
               </w:rPr>
               <w:t>0,488</w:t>
               <w:br/>
-              <w:t>[0,423; 0,544]</w:t>
+              <w:t>[0,427; 0,544]</w:t>
             </w:r>
           </w:p>
         </w:tc>
@@ -6825,7 +6833,7 @@
               </w:rPr>
               <w:t>0,847</w:t>
               <w:br/>
-              <w:t>[0,809; 0,884]</w:t>
+              <w:t>[0,808; 0,884]</w:t>
               <w:br/>
               <w:t>(n = 56)</w:t>
             </w:r>
@@ -6847,7 +6855,7 @@
               </w:rPr>
               <w:t>0,740</w:t>
               <w:br/>
-              <w:t>[0,675; 0,796]</w:t>
+              <w:t>[0,673; 0,797]</w:t>
             </w:r>
           </w:p>
         </w:tc>
@@ -6887,7 +6895,7 @@
               </w:rPr>
               <w:t>82,3%</w:t>
               <w:br/>
-              <w:t>[72,6%; 91,9%]</w:t>
+              <w:t>[71,0%; 91,9%]</w:t>
             </w:r>
           </w:p>
         </w:tc>
@@ -6963,7 +6971,7 @@
         <w:jc w:val="center"/>
       </w:pPr>
       <w:r>
-        <w:t>Bảng 8. Paired difference trên cùng câu hỏi (in đậm: CI 95% không chứa 0)</w:t>
+        <w:t>Bảng 8. Paired difference trên cùng câu hỏi (in đậm: còn statistical significance sau hiệu chỉnh Holm cho 30 so sánh của bảng)</w:t>
       </w:r>
     </w:p>
     <w:tbl>
@@ -7155,7 +7163,9 @@
               <w:rPr>
                 <w:sz w:val="18"/>
               </w:rPr>
-              <w:t>-0,017 (p ≈ 0,87)</w:t>
+              <w:t>-0,017</w:t>
+              <w:br/>
+              <w:t>(p ≈ 0,87; Holm ≈ 1,00)</w:t>
             </w:r>
           </w:p>
         </w:tc>
@@ -7173,7 +7183,9 @@
               <w:rPr>
                 <w:sz w:val="18"/>
               </w:rPr>
-              <w:t>+0,006 (p ≈ 0,93)</w:t>
+              <w:t>+0,006</w:t>
+              <w:br/>
+              <w:t>(p ≈ 0,91; Holm ≈ 1,00)</w:t>
             </w:r>
           </w:p>
         </w:tc>
@@ -7191,7 +7203,9 @@
               <w:rPr>
                 <w:sz w:val="18"/>
               </w:rPr>
-              <w:t>+0,044 (p ≈ 0,61)</w:t>
+              <w:t>+0,044</w:t>
+              <w:br/>
+              <w:t>(p ≈ 0,62; Holm ≈ 1,00)</w:t>
             </w:r>
           </w:p>
         </w:tc>
@@ -7209,7 +7223,9 @@
               <w:rPr>
                 <w:sz w:val="18"/>
               </w:rPr>
-              <w:t>-13,3 điểm % (p ≈ 0,53)</w:t>
+              <w:t>-13,3 điểm %</w:t>
+              <w:br/>
+              <w:t>(p ≈ 0,51; Holm ≈ 1,00)</w:t>
             </w:r>
           </w:p>
         </w:tc>
@@ -7227,7 +7243,9 @@
               <w:rPr>
                 <w:sz w:val="18"/>
               </w:rPr>
-              <w:t>+6,7 điểm % (p ≈ 0,75)</w:t>
+              <w:t>+6,7 điểm %</w:t>
+              <w:br/>
+              <w:t>(p ≈ 0,79; Holm ≈ 1,00)</w:t>
             </w:r>
           </w:p>
         </w:tc>
@@ -7275,7 +7293,9 @@
               <w:rPr>
                 <w:sz w:val="18"/>
               </w:rPr>
-              <w:t>-0,100 (p ≈ 0,12)</w:t>
+              <w:t>-0,100</w:t>
+              <w:br/>
+              <w:t>(p ≈ 0,12; Holm ≈ 1,00)</w:t>
             </w:r>
           </w:p>
         </w:tc>
@@ -7294,7 +7314,9 @@
               <w:rPr>
                 <w:sz w:val="18"/>
               </w:rPr>
-              <w:t>+0,031 (p ≈ 0,51)</w:t>
+              <w:t>+0,031</w:t>
+              <w:br/>
+              <w:t>(p ≈ 0,52; Holm ≈ 1,00)</w:t>
             </w:r>
           </w:p>
         </w:tc>
@@ -7313,7 +7335,9 @@
               <w:rPr>
                 <w:sz w:val="18"/>
               </w:rPr>
-              <w:t>-0,016 (p ≈ 0,75)</w:t>
+              <w:t>-0,016</w:t>
+              <w:br/>
+              <w:t>(p ≈ 0,73; Holm ≈ 1,00)</w:t>
             </w:r>
           </w:p>
         </w:tc>
@@ -7332,7 +7356,9 @@
               <w:rPr>
                 <w:sz w:val="18"/>
               </w:rPr>
-              <w:t>+0,0 điểm % (p ≈ 1,00)</w:t>
+              <w:t>+0,0 điểm %</w:t>
+              <w:br/>
+              <w:t>(p ≈ 1,00; Holm ≈ 1,00)</w:t>
             </w:r>
           </w:p>
         </w:tc>
@@ -7351,7 +7377,9 @@
               <w:rPr>
                 <w:sz w:val="18"/>
               </w:rPr>
-              <w:t>+6,7 điểm % (p ≈ 0,72)</w:t>
+              <w:t>+6,7 điểm %</w:t>
+              <w:br/>
+              <w:t>(p ≈ 0,73; Holm ≈ 1,00)</w:t>
             </w:r>
           </w:p>
         </w:tc>
@@ -7397,7 +7425,9 @@
               <w:rPr>
                 <w:sz w:val="18"/>
               </w:rPr>
-              <w:t>+0,083 (p ≈ 0,27)</w:t>
+              <w:t>+0,083</w:t>
+              <w:br/>
+              <w:t>(p ≈ 0,28; Holm ≈ 1,00)</w:t>
             </w:r>
           </w:p>
         </w:tc>
@@ -7415,7 +7445,9 @@
               <w:rPr>
                 <w:sz w:val="18"/>
               </w:rPr>
-              <w:t>+0,001 (p ≈ 0,98)</w:t>
+              <w:t>+0,001</w:t>
+              <w:br/>
+              <w:t>(p ≈ 0,98; Holm ≈ 1,00)</w:t>
             </w:r>
           </w:p>
         </w:tc>
@@ -7433,7 +7465,9 @@
               <w:rPr>
                 <w:sz w:val="18"/>
               </w:rPr>
-              <w:t>+0,060 (p ≈ 0,25)</w:t>
+              <w:t>+0,060</w:t>
+              <w:br/>
+              <w:t>(p ≈ 0,24; Holm ≈ 1,00)</w:t>
             </w:r>
           </w:p>
         </w:tc>
@@ -7451,7 +7485,9 @@
               <w:rPr>
                 <w:sz w:val="18"/>
               </w:rPr>
-              <w:t>-13,3 điểm % (p ≈ 0,43)</w:t>
+              <w:t>-13,3 điểm %</w:t>
+              <w:br/>
+              <w:t>(p ≈ 0,43; Holm ≈ 1,00)</w:t>
             </w:r>
           </w:p>
         </w:tc>
@@ -7469,7 +7505,9 @@
               <w:rPr>
                 <w:sz w:val="18"/>
               </w:rPr>
-              <w:t>+0,0 điểm % (p ≈ 1,00)</w:t>
+              <w:t>+0,0 điểm %</w:t>
+              <w:br/>
+              <w:t>(p ≈ 1,00; Holm ≈ 1,00)</w:t>
             </w:r>
           </w:p>
         </w:tc>
@@ -7517,7 +7555,9 @@
               <w:rPr>
                 <w:sz w:val="18"/>
               </w:rPr>
-              <w:t>-0,020 (p ≈ 0,63)</w:t>
+              <w:t>-0,020</w:t>
+              <w:br/>
+              <w:t>(p ≈ 0,63; Holm ≈ 1,00)</w:t>
             </w:r>
           </w:p>
         </w:tc>
@@ -7536,7 +7576,9 @@
               <w:rPr>
                 <w:sz w:val="18"/>
               </w:rPr>
-              <w:t>-0,007 (p ≈ 0,82)</w:t>
+              <w:t>-0,007</w:t>
+              <w:br/>
+              <w:t>(p ≈ 0,85; Holm ≈ 1,00)</w:t>
             </w:r>
           </w:p>
         </w:tc>
@@ -7555,7 +7597,9 @@
               <w:rPr>
                 <w:sz w:val="18"/>
               </w:rPr>
-              <w:t>-0,003 (p ≈ 0,92)</w:t>
+              <w:t>-0,003</w:t>
+              <w:br/>
+              <w:t>(p ≈ 0,91; Holm ≈ 1,00)</w:t>
             </w:r>
           </w:p>
         </w:tc>
@@ -7574,7 +7618,9 @@
               <w:rPr>
                 <w:sz w:val="18"/>
               </w:rPr>
-              <w:t>+0,0 điểm % (p ≈ 1,00)</w:t>
+              <w:t>+0,0 điểm %</w:t>
+              <w:br/>
+              <w:t>(p ≈ 1,00; Holm ≈ 1,00)</w:t>
             </w:r>
           </w:p>
         </w:tc>
@@ -7593,7 +7639,9 @@
               <w:rPr>
                 <w:sz w:val="18"/>
               </w:rPr>
-              <w:t>+2,7 điểm % (p ≈ 0,74)</w:t>
+              <w:t>+2,7 điểm %</w:t>
+              <w:br/>
+              <w:t>(p ≈ 0,74; Holm ≈ 1,00)</w:t>
             </w:r>
           </w:p>
         </w:tc>
@@ -7639,7 +7687,29 @@
               <w:rPr>
                 <w:sz w:val="18"/>
               </w:rPr>
-              <w:t>-0,036 (p ≈ 0,38)</w:t>
+              <w:t>-0,036</w:t>
+              <w:br/>
+              <w:t>(p ≈ 0,35; Holm ≈ 1,00)</w:t>
+            </w:r>
+          </w:p>
+        </w:tc>
+        <w:tc>
+          <w:tcPr>
+            <w:tcW w:type="dxa" w:w="1474"/>
+          </w:tcPr>
+          <w:p>
+            <w:pPr>
+              <w:spacing w:after="20" w:line="264" w:lineRule="auto"/>
+              <w:jc w:val="center"/>
+            </w:pPr>
+            <w:r/>
+            <w:r>
+              <w:rPr>
+                <w:sz w:val="18"/>
+              </w:rPr>
+              <w:t>-0,087</w:t>
+              <w:br/>
+              <w:t>(p ≈ 0,02; Holm ≈ 0,58)</w:t>
             </w:r>
           </w:p>
         </w:tc>
@@ -7658,19 +7728,40 @@
                 <w:b/>
                 <w:sz w:val="18"/>
               </w:rPr>
-              <w:t>-0,087</w:t>
+              <w:t>-0,240</w:t>
             </w:r>
             <w:r>
               <w:rPr>
                 <w:sz w:val="18"/>
               </w:rPr>
-              <w:t xml:space="preserve"> (p ≈ 0,02)</w:t>
+              <w:br/>
+              <w:t>(p &lt; 0,001; Holm &lt; 0,001)</w:t>
             </w:r>
           </w:p>
         </w:tc>
         <w:tc>
           <w:tcPr>
             <w:tcW w:type="dxa" w:w="1474"/>
+          </w:tcPr>
+          <w:p>
+            <w:pPr>
+              <w:spacing w:after="20" w:line="264" w:lineRule="auto"/>
+              <w:jc w:val="center"/>
+            </w:pPr>
+            <w:r/>
+            <w:r>
+              <w:rPr>
+                <w:sz w:val="18"/>
+              </w:rPr>
+              <w:t>-12,9 điểm %</w:t>
+              <w:br/>
+              <w:t>(p ≈ 0,11; Holm ≈ 1,00)</w:t>
+            </w:r>
+          </w:p>
+        </w:tc>
+        <w:tc>
+          <w:tcPr>
+            <w:tcW w:type="dxa" w:w="1361"/>
           </w:tcPr>
           <w:p>
             <w:pPr>
@@ -7683,56 +7774,14 @@
                 <w:b/>
                 <w:sz w:val="18"/>
               </w:rPr>
-              <w:t>-0,240</w:t>
+              <w:t>-27,4 điểm %</w:t>
             </w:r>
             <w:r>
               <w:rPr>
                 <w:sz w:val="18"/>
               </w:rPr>
-              <w:t xml:space="preserve"> (p &lt; 0,001)</w:t>
-            </w:r>
-          </w:p>
-        </w:tc>
-        <w:tc>
-          <w:tcPr>
-            <w:tcW w:type="dxa" w:w="1474"/>
-          </w:tcPr>
-          <w:p>
-            <w:pPr>
-              <w:spacing w:after="20" w:line="264" w:lineRule="auto"/>
-              <w:jc w:val="center"/>
-            </w:pPr>
-            <w:r/>
-            <w:r>
-              <w:rPr>
-                <w:sz w:val="18"/>
-              </w:rPr>
-              <w:t>-12,9 điểm % (p ≈ 0,11)</w:t>
-            </w:r>
-          </w:p>
-        </w:tc>
-        <w:tc>
-          <w:tcPr>
-            <w:tcW w:type="dxa" w:w="1361"/>
-          </w:tcPr>
-          <w:p>
-            <w:pPr>
-              <w:spacing w:after="20" w:line="264" w:lineRule="auto"/>
-              <w:jc w:val="center"/>
-            </w:pPr>
-            <w:r/>
-            <w:r>
-              <w:rPr>
-                <w:b/>
-                <w:sz w:val="18"/>
-              </w:rPr>
-              <w:t>-27,4 điểm %</w:t>
-            </w:r>
-            <w:r>
-              <w:rPr>
-                <w:sz w:val="18"/>
-              </w:rPr>
-              <w:t xml:space="preserve"> (p &lt; 0,001)</w:t>
+              <w:br/>
+              <w:t>(p &lt; 0,001; Holm ≈ 0,02)</w:t>
             </w:r>
           </w:p>
         </w:tc>
@@ -7780,7 +7829,9 @@
               <w:rPr>
                 <w:sz w:val="18"/>
               </w:rPr>
-              <w:t>-0,028 (p ≈ 0,34)</w:t>
+              <w:t>-0,028</w:t>
+              <w:br/>
+              <w:t>(p ≈ 0,33; Holm ≈ 1,00)</w:t>
             </w:r>
           </w:p>
         </w:tc>
@@ -7799,7 +7850,9 @@
               <w:rPr>
                 <w:sz w:val="18"/>
               </w:rPr>
-              <w:t>-0,032 (p ≈ 0,21)</w:t>
+              <w:t>-0,032</w:t>
+              <w:br/>
+              <w:t>(p ≈ 0,22; Holm ≈ 1,00)</w:t>
             </w:r>
           </w:p>
         </w:tc>
@@ -7816,16 +7869,11 @@
             <w:r/>
             <w:r>
               <w:rPr>
-                <w:b/>
                 <w:sz w:val="18"/>
               </w:rPr>
               <w:t>-0,109</w:t>
-            </w:r>
-            <w:r>
-              <w:rPr>
-                <w:sz w:val="18"/>
-              </w:rPr>
-              <w:t xml:space="preserve"> (p ≈ 0,007)</w:t>
+              <w:br/>
+              <w:t>(p ≈ 0,004; Holm ≈ 0,12)</w:t>
             </w:r>
           </w:p>
         </w:tc>
@@ -7844,7 +7892,9 @@
               <w:rPr>
                 <w:sz w:val="18"/>
               </w:rPr>
-              <w:t>+0,0 điểm % (p ≈ 1,00)</w:t>
+              <w:t>+0,0 điểm %</w:t>
+              <w:br/>
+              <w:t>(p ≈ 1,00; Holm ≈ 1,00)</w:t>
             </w:r>
           </w:p>
         </w:tc>
@@ -7863,7 +7913,9 @@
               <w:rPr>
                 <w:sz w:val="18"/>
               </w:rPr>
-              <w:t>-6,5 điểm % (p ≈ 0,19)</w:t>
+              <w:t>-6,5 điểm %</w:t>
+              <w:br/>
+              <w:t>(p ≈ 0,21; Holm ≈ 1,00)</w:t>
             </w:r>
           </w:p>
         </w:tc>
@@ -7913,7 +7965,7 @@
         <w:t>Toàn bộ 62 câu:</w:t>
       </w:r>
       <w:r>
-        <w:t xml:space="preserve"> Answer correctness tăng theo k: 55% → 76% → 82%. KG10 kém KG30 rõ rệt (answer correctness và answer relevancy thấp hơn có statistical significance; faithfulness cũng thấp hơn có statistical significance theo điểm gốc, nhưng kết luận này không vững trước judge audit ở mục 6.3), còn KG20 chỉ kém KG30 ở answer relevancy; answer correctness của KG20 thấp hơn KG30 khoảng 6 điểm % nhưng không có statistical significance. Phần lớn chênh lệch đến từ câu về bài chưa có trong KG, không phải từ chất lượng trả lời các câu in-scope.</w:t>
+        <w:t xml:space="preserve"> Answer correctness tăng theo k: 55% → 76% → 82%. KG10 kém KG30 rõ rệt (answer correctness và answer relevancy thấp hơn có statistical significance sau hiệu chỉnh Holm; faithfulness thấp hơn với CI không chứa 0 nhưng không qua hiệu chỉnh Holm và cũng không vững trước judge audit ở mục 6.3). KG20 có answer relevancy thấp hơn KG30 với CI không chứa 0 nhưng không qua hiệu chỉnh Holm (gợi ý); answer correctness của KG20 thấp hơn KG30 khoảng 6 điểm % nhưng không có statistical significance. Phần lớn chênh lệch đến từ câu về bài chưa có trong KG, không phải từ chất lượng trả lời các câu in-scope.</w:t>
       </w:r>
     </w:p>
     <w:p>
@@ -7971,6 +8023,1296 @@
       </w:pPr>
       <w:r>
         <w:t>Với câu out-of-scope, GraphRAG refuse 22/47 câu (KG10) và 10/25 câu (KG20), nhưng vẫn trả lời đúng 21/47 (45%) và 15/25 (60%) câu. Trong các câu "đúng" này, 10/21 (KG10) và 11/15 (KG20) là câu multi-hop có một trong hai bài nguồn đã có trong KG; phần còn lại là câu không có bài nguồn nào trong KG, mô hình trả lời bằng hiểu biết chung về chủ đề (thuật toán Shor, BB84...). 16/21 (KG10) và 14/15 (KG20) câu có faithfulness dưới 1, tức là câu trả lời chứa thông tin không có trong context: đó là kiến thức sẵn có của mô hình chứ không phải do KG cung cấp, nên không thể coi là KG nhỏ "đủ" cho các câu này.</w:t>
+      </w:r>
+    </w:p>
+    <w:p>
+      <w:pPr>
+        <w:pStyle w:val="Caption"/>
+        <w:keepNext/>
+        <w:jc w:val="center"/>
+      </w:pPr>
+      <w:r>
+        <w:t>Bảng 9. Kết cục của 62 câu có đáp án theo số bài nguồn nằm trong KG (số câu)</w:t>
+      </w:r>
+    </w:p>
+    <w:tbl>
+      <w:tblPr>
+        <w:tblStyle w:val="TableGrid"/>
+        <w:tblW w:type="auto" w:w="0"/>
+        <w:jc w:val="center"/>
+        <w:tblLayout w:type="fixed"/>
+        <w:tblLook w:firstColumn="1" w:firstRow="1" w:lastColumn="0" w:lastRow="0" w:noHBand="0" w:noVBand="1" w:val="04A0"/>
+      </w:tblPr>
+      <w:tblGrid>
+        <w:gridCol w:w="1134"/>
+        <w:gridCol w:w="1134"/>
+        <w:gridCol w:w="1134"/>
+        <w:gridCol w:w="1134"/>
+        <w:gridCol w:w="1134"/>
+        <w:gridCol w:w="1134"/>
+        <w:gridCol w:w="1134"/>
+        <w:gridCol w:w="1134"/>
+      </w:tblGrid>
+      <w:tr>
+        <w:trPr>
+          <w:tblHeader w:val="true"/>
+          <w:cantSplit w:val="true"/>
+        </w:trPr>
+        <w:tc>
+          <w:tcPr>
+            <w:tcW w:type="dxa" w:w="794"/>
+            <w:shd w:val="clear" w:color="auto" w:fill="1C5CAB"/>
+          </w:tcPr>
+          <w:p>
+            <w:pPr>
+              <w:spacing w:after="20" w:line="264" w:lineRule="auto"/>
+              <w:jc w:val="center"/>
+            </w:pPr>
+            <w:r/>
+            <w:r>
+              <w:rPr>
+                <w:b/>
+                <w:color w:val="FFFFFF"/>
+                <w:sz w:val="19"/>
+              </w:rPr>
+              <w:t>KG</w:t>
+            </w:r>
+          </w:p>
+        </w:tc>
+        <w:tc>
+          <w:tcPr>
+            <w:tcW w:type="dxa" w:w="2494"/>
+            <w:shd w:val="clear" w:color="auto" w:fill="1C5CAB"/>
+          </w:tcPr>
+          <w:p>
+            <w:pPr>
+              <w:spacing w:after="20" w:line="264" w:lineRule="auto"/>
+              <w:jc w:val="center"/>
+            </w:pPr>
+            <w:r/>
+            <w:r>
+              <w:rPr>
+                <w:b/>
+                <w:color w:val="FFFFFF"/>
+                <w:sz w:val="19"/>
+              </w:rPr>
+              <w:t>Bài nguồn trong KG</w:t>
+            </w:r>
+          </w:p>
+        </w:tc>
+        <w:tc>
+          <w:tcPr>
+            <w:tcW w:type="dxa" w:w="794"/>
+            <w:shd w:val="clear" w:color="auto" w:fill="1C5CAB"/>
+          </w:tcPr>
+          <w:p>
+            <w:pPr>
+              <w:spacing w:after="20" w:line="264" w:lineRule="auto"/>
+              <w:jc w:val="center"/>
+            </w:pPr>
+            <w:r/>
+            <w:r>
+              <w:rPr>
+                <w:b/>
+                <w:color w:val="FFFFFF"/>
+                <w:sz w:val="19"/>
+              </w:rPr>
+              <w:t>Số câu</w:t>
+            </w:r>
+          </w:p>
+        </w:tc>
+        <w:tc>
+          <w:tcPr>
+            <w:tcW w:type="dxa" w:w="964"/>
+            <w:shd w:val="clear" w:color="auto" w:fill="1C5CAB"/>
+          </w:tcPr>
+          <w:p>
+            <w:pPr>
+              <w:spacing w:after="20" w:line="264" w:lineRule="auto"/>
+              <w:jc w:val="center"/>
+            </w:pPr>
+            <w:r/>
+            <w:r>
+              <w:rPr>
+                <w:b/>
+                <w:color w:val="FFFFFF"/>
+                <w:sz w:val="19"/>
+              </w:rPr>
+              <w:t>Đúng, có căn cứ</w:t>
+            </w:r>
+          </w:p>
+        </w:tc>
+        <w:tc>
+          <w:tcPr>
+            <w:tcW w:type="dxa" w:w="1304"/>
+            <w:shd w:val="clear" w:color="auto" w:fill="1C5CAB"/>
+          </w:tcPr>
+          <w:p>
+            <w:pPr>
+              <w:spacing w:after="20" w:line="264" w:lineRule="auto"/>
+              <w:jc w:val="center"/>
+            </w:pPr>
+            <w:r/>
+            <w:r>
+              <w:rPr>
+                <w:b/>
+                <w:color w:val="FFFFFF"/>
+                <w:sz w:val="19"/>
+              </w:rPr>
+              <w:t>Đúng, có claim không được hỗ trợ</w:t>
+            </w:r>
+          </w:p>
+        </w:tc>
+        <w:tc>
+          <w:tcPr>
+            <w:tcW w:type="dxa" w:w="567"/>
+            <w:shd w:val="clear" w:color="auto" w:fill="1C5CAB"/>
+          </w:tcPr>
+          <w:p>
+            <w:pPr>
+              <w:spacing w:after="20" w:line="264" w:lineRule="auto"/>
+              <w:jc w:val="center"/>
+            </w:pPr>
+            <w:r/>
+            <w:r>
+              <w:rPr>
+                <w:b/>
+                <w:color w:val="FFFFFF"/>
+                <w:sz w:val="19"/>
+              </w:rPr>
+              <w:t>Sai</w:t>
+            </w:r>
+          </w:p>
+        </w:tc>
+        <w:tc>
+          <w:tcPr>
+            <w:tcW w:type="dxa" w:w="907"/>
+            <w:shd w:val="clear" w:color="auto" w:fill="1C5CAB"/>
+          </w:tcPr>
+          <w:p>
+            <w:pPr>
+              <w:spacing w:after="20" w:line="264" w:lineRule="auto"/>
+              <w:jc w:val="center"/>
+            </w:pPr>
+            <w:r/>
+            <w:r>
+              <w:rPr>
+                <w:b/>
+                <w:color w:val="FFFFFF"/>
+                <w:sz w:val="19"/>
+              </w:rPr>
+              <w:t>Refuse</w:t>
+            </w:r>
+          </w:p>
+        </w:tc>
+        <w:tc>
+          <w:tcPr>
+            <w:tcW w:type="dxa" w:w="1247"/>
+            <w:shd w:val="clear" w:color="auto" w:fill="1C5CAB"/>
+          </w:tcPr>
+          <w:p>
+            <w:pPr>
+              <w:spacing w:after="20" w:line="264" w:lineRule="auto"/>
+              <w:jc w:val="center"/>
+            </w:pPr>
+            <w:r/>
+            <w:r>
+              <w:rPr>
+                <w:b/>
+                <w:color w:val="FFFFFF"/>
+                <w:sz w:val="19"/>
+              </w:rPr>
+              <w:t>Tỉ lệ đúng</w:t>
+            </w:r>
+          </w:p>
+        </w:tc>
+      </w:tr>
+      <w:tr>
+        <w:trPr>
+          <w:cantSplit w:val="true"/>
+        </w:trPr>
+        <w:tc>
+          <w:tcPr>
+            <w:tcW w:type="dxa" w:w="794"/>
+          </w:tcPr>
+          <w:p>
+            <w:pPr>
+              <w:spacing w:after="20" w:line="264" w:lineRule="auto"/>
+              <w:jc w:val="left"/>
+            </w:pPr>
+            <w:r>
+              <w:rPr>
+                <w:b/>
+              </w:rPr>
+            </w:r>
+            <w:r>
+              <w:rPr>
+                <w:b/>
+                <w:sz w:val="19"/>
+              </w:rPr>
+              <w:t>KG10</w:t>
+            </w:r>
+          </w:p>
+        </w:tc>
+        <w:tc>
+          <w:tcPr>
+            <w:tcW w:type="dxa" w:w="2494"/>
+          </w:tcPr>
+          <w:p>
+            <w:pPr>
+              <w:spacing w:after="20" w:line="264" w:lineRule="auto"/>
+              <w:jc w:val="left"/>
+            </w:pPr>
+            <w:r/>
+            <w:r>
+              <w:rPr>
+                <w:sz w:val="19"/>
+              </w:rPr>
+              <w:t>Mọi bài nguồn trong KG</w:t>
+            </w:r>
+          </w:p>
+        </w:tc>
+        <w:tc>
+          <w:tcPr>
+            <w:tcW w:type="dxa" w:w="794"/>
+          </w:tcPr>
+          <w:p>
+            <w:pPr>
+              <w:spacing w:after="20" w:line="264" w:lineRule="auto"/>
+              <w:jc w:val="center"/>
+            </w:pPr>
+            <w:r/>
+            <w:r>
+              <w:rPr>
+                <w:sz w:val="19"/>
+              </w:rPr>
+              <w:t>15</w:t>
+            </w:r>
+          </w:p>
+        </w:tc>
+        <w:tc>
+          <w:tcPr>
+            <w:tcW w:type="dxa" w:w="964"/>
+          </w:tcPr>
+          <w:p>
+            <w:pPr>
+              <w:spacing w:after="20" w:line="264" w:lineRule="auto"/>
+              <w:jc w:val="center"/>
+            </w:pPr>
+            <w:r/>
+            <w:r>
+              <w:rPr>
+                <w:sz w:val="19"/>
+              </w:rPr>
+              <w:t>7</w:t>
+            </w:r>
+          </w:p>
+        </w:tc>
+        <w:tc>
+          <w:tcPr>
+            <w:tcW w:type="dxa" w:w="1304"/>
+          </w:tcPr>
+          <w:p>
+            <w:pPr>
+              <w:spacing w:after="20" w:line="264" w:lineRule="auto"/>
+              <w:jc w:val="center"/>
+            </w:pPr>
+            <w:r/>
+            <w:r>
+              <w:rPr>
+                <w:sz w:val="19"/>
+              </w:rPr>
+              <w:t>6</w:t>
+            </w:r>
+          </w:p>
+        </w:tc>
+        <w:tc>
+          <w:tcPr>
+            <w:tcW w:type="dxa" w:w="567"/>
+          </w:tcPr>
+          <w:p>
+            <w:pPr>
+              <w:spacing w:after="20" w:line="264" w:lineRule="auto"/>
+              <w:jc w:val="center"/>
+            </w:pPr>
+            <w:r/>
+            <w:r>
+              <w:rPr>
+                <w:sz w:val="19"/>
+              </w:rPr>
+              <w:t>1</w:t>
+            </w:r>
+          </w:p>
+        </w:tc>
+        <w:tc>
+          <w:tcPr>
+            <w:tcW w:type="dxa" w:w="907"/>
+          </w:tcPr>
+          <w:p>
+            <w:pPr>
+              <w:spacing w:after="20" w:line="264" w:lineRule="auto"/>
+              <w:jc w:val="center"/>
+            </w:pPr>
+            <w:r/>
+            <w:r>
+              <w:rPr>
+                <w:sz w:val="19"/>
+              </w:rPr>
+              <w:t>1</w:t>
+            </w:r>
+          </w:p>
+        </w:tc>
+        <w:tc>
+          <w:tcPr>
+            <w:tcW w:type="dxa" w:w="1247"/>
+          </w:tcPr>
+          <w:p>
+            <w:pPr>
+              <w:spacing w:after="20" w:line="264" w:lineRule="auto"/>
+              <w:jc w:val="center"/>
+            </w:pPr>
+            <w:r/>
+            <w:r>
+              <w:rPr>
+                <w:sz w:val="19"/>
+              </w:rPr>
+              <w:t>87%</w:t>
+            </w:r>
+          </w:p>
+        </w:tc>
+      </w:tr>
+      <w:tr>
+        <w:trPr>
+          <w:cantSplit w:val="true"/>
+        </w:trPr>
+        <w:tc>
+          <w:tcPr>
+            <w:tcW w:type="dxa" w:w="794"/>
+            <w:shd w:val="clear" w:color="auto" w:fill="F0F5FC"/>
+          </w:tcPr>
+          <w:p>
+            <w:pPr>
+              <w:spacing w:after="20" w:line="264" w:lineRule="auto"/>
+              <w:jc w:val="left"/>
+            </w:pPr>
+            <w:r>
+              <w:rPr>
+                <w:b/>
+              </w:rPr>
+            </w:r>
+          </w:p>
+        </w:tc>
+        <w:tc>
+          <w:tcPr>
+            <w:tcW w:type="dxa" w:w="2494"/>
+            <w:shd w:val="clear" w:color="auto" w:fill="F0F5FC"/>
+          </w:tcPr>
+          <w:p>
+            <w:pPr>
+              <w:spacing w:after="20" w:line="264" w:lineRule="auto"/>
+              <w:jc w:val="left"/>
+            </w:pPr>
+            <w:r/>
+            <w:r>
+              <w:rPr>
+                <w:sz w:val="19"/>
+              </w:rPr>
+              <w:t>Một trong hai bài nguồn (multi-hop)</w:t>
+            </w:r>
+          </w:p>
+        </w:tc>
+        <w:tc>
+          <w:tcPr>
+            <w:tcW w:type="dxa" w:w="794"/>
+            <w:shd w:val="clear" w:color="auto" w:fill="F0F5FC"/>
+          </w:tcPr>
+          <w:p>
+            <w:pPr>
+              <w:spacing w:after="20" w:line="264" w:lineRule="auto"/>
+              <w:jc w:val="center"/>
+            </w:pPr>
+            <w:r/>
+            <w:r>
+              <w:rPr>
+                <w:sz w:val="19"/>
+              </w:rPr>
+              <w:t>15</w:t>
+            </w:r>
+          </w:p>
+        </w:tc>
+        <w:tc>
+          <w:tcPr>
+            <w:tcW w:type="dxa" w:w="964"/>
+            <w:shd w:val="clear" w:color="auto" w:fill="F0F5FC"/>
+          </w:tcPr>
+          <w:p>
+            <w:pPr>
+              <w:spacing w:after="20" w:line="264" w:lineRule="auto"/>
+              <w:jc w:val="center"/>
+            </w:pPr>
+            <w:r/>
+            <w:r>
+              <w:rPr>
+                <w:sz w:val="19"/>
+              </w:rPr>
+              <w:t>3</w:t>
+            </w:r>
+          </w:p>
+        </w:tc>
+        <w:tc>
+          <w:tcPr>
+            <w:tcW w:type="dxa" w:w="1304"/>
+            <w:shd w:val="clear" w:color="auto" w:fill="F0F5FC"/>
+          </w:tcPr>
+          <w:p>
+            <w:pPr>
+              <w:spacing w:after="20" w:line="264" w:lineRule="auto"/>
+              <w:jc w:val="center"/>
+            </w:pPr>
+            <w:r/>
+            <w:r>
+              <w:rPr>
+                <w:sz w:val="19"/>
+              </w:rPr>
+              <w:t>7</w:t>
+            </w:r>
+          </w:p>
+        </w:tc>
+        <w:tc>
+          <w:tcPr>
+            <w:tcW w:type="dxa" w:w="567"/>
+            <w:shd w:val="clear" w:color="auto" w:fill="F0F5FC"/>
+          </w:tcPr>
+          <w:p>
+            <w:pPr>
+              <w:spacing w:after="20" w:line="264" w:lineRule="auto"/>
+              <w:jc w:val="center"/>
+            </w:pPr>
+            <w:r/>
+            <w:r>
+              <w:rPr>
+                <w:sz w:val="19"/>
+              </w:rPr>
+              <w:t>2</w:t>
+            </w:r>
+          </w:p>
+        </w:tc>
+        <w:tc>
+          <w:tcPr>
+            <w:tcW w:type="dxa" w:w="907"/>
+            <w:shd w:val="clear" w:color="auto" w:fill="F0F5FC"/>
+          </w:tcPr>
+          <w:p>
+            <w:pPr>
+              <w:spacing w:after="20" w:line="264" w:lineRule="auto"/>
+              <w:jc w:val="center"/>
+            </w:pPr>
+            <w:r/>
+            <w:r>
+              <w:rPr>
+                <w:sz w:val="19"/>
+              </w:rPr>
+              <w:t>3</w:t>
+            </w:r>
+          </w:p>
+        </w:tc>
+        <w:tc>
+          <w:tcPr>
+            <w:tcW w:type="dxa" w:w="1247"/>
+            <w:shd w:val="clear" w:color="auto" w:fill="F0F5FC"/>
+          </w:tcPr>
+          <w:p>
+            <w:pPr>
+              <w:spacing w:after="20" w:line="264" w:lineRule="auto"/>
+              <w:jc w:val="center"/>
+            </w:pPr>
+            <w:r/>
+            <w:r>
+              <w:rPr>
+                <w:sz w:val="19"/>
+              </w:rPr>
+              <w:t>67%</w:t>
+            </w:r>
+          </w:p>
+        </w:tc>
+      </w:tr>
+      <w:tr>
+        <w:trPr>
+          <w:cantSplit w:val="true"/>
+        </w:trPr>
+        <w:tc>
+          <w:tcPr>
+            <w:tcW w:type="dxa" w:w="794"/>
+          </w:tcPr>
+          <w:p>
+            <w:pPr>
+              <w:spacing w:after="20" w:line="264" w:lineRule="auto"/>
+              <w:jc w:val="left"/>
+            </w:pPr>
+            <w:r>
+              <w:rPr>
+                <w:b/>
+              </w:rPr>
+            </w:r>
+          </w:p>
+        </w:tc>
+        <w:tc>
+          <w:tcPr>
+            <w:tcW w:type="dxa" w:w="2494"/>
+          </w:tcPr>
+          <w:p>
+            <w:pPr>
+              <w:spacing w:after="20" w:line="264" w:lineRule="auto"/>
+              <w:jc w:val="left"/>
+            </w:pPr>
+            <w:r/>
+            <w:r>
+              <w:rPr>
+                <w:sz w:val="19"/>
+              </w:rPr>
+              <w:t>Không bài nguồn nào</w:t>
+            </w:r>
+          </w:p>
+        </w:tc>
+        <w:tc>
+          <w:tcPr>
+            <w:tcW w:type="dxa" w:w="794"/>
+          </w:tcPr>
+          <w:p>
+            <w:pPr>
+              <w:spacing w:after="20" w:line="264" w:lineRule="auto"/>
+              <w:jc w:val="center"/>
+            </w:pPr>
+            <w:r/>
+            <w:r>
+              <w:rPr>
+                <w:sz w:val="19"/>
+              </w:rPr>
+              <w:t>32</w:t>
+            </w:r>
+          </w:p>
+        </w:tc>
+        <w:tc>
+          <w:tcPr>
+            <w:tcW w:type="dxa" w:w="964"/>
+          </w:tcPr>
+          <w:p>
+            <w:pPr>
+              <w:spacing w:after="20" w:line="264" w:lineRule="auto"/>
+              <w:jc w:val="center"/>
+            </w:pPr>
+            <w:r/>
+            <w:r>
+              <w:rPr>
+                <w:sz w:val="19"/>
+              </w:rPr>
+              <w:t>2</w:t>
+            </w:r>
+          </w:p>
+        </w:tc>
+        <w:tc>
+          <w:tcPr>
+            <w:tcW w:type="dxa" w:w="1304"/>
+          </w:tcPr>
+          <w:p>
+            <w:pPr>
+              <w:spacing w:after="20" w:line="264" w:lineRule="auto"/>
+              <w:jc w:val="center"/>
+            </w:pPr>
+            <w:r/>
+            <w:r>
+              <w:rPr>
+                <w:sz w:val="19"/>
+              </w:rPr>
+              <w:t>9</w:t>
+            </w:r>
+          </w:p>
+        </w:tc>
+        <w:tc>
+          <w:tcPr>
+            <w:tcW w:type="dxa" w:w="567"/>
+          </w:tcPr>
+          <w:p>
+            <w:pPr>
+              <w:spacing w:after="20" w:line="264" w:lineRule="auto"/>
+              <w:jc w:val="center"/>
+            </w:pPr>
+            <w:r/>
+            <w:r>
+              <w:rPr>
+                <w:sz w:val="19"/>
+              </w:rPr>
+              <w:t>2</w:t>
+            </w:r>
+          </w:p>
+        </w:tc>
+        <w:tc>
+          <w:tcPr>
+            <w:tcW w:type="dxa" w:w="907"/>
+          </w:tcPr>
+          <w:p>
+            <w:pPr>
+              <w:spacing w:after="20" w:line="264" w:lineRule="auto"/>
+              <w:jc w:val="center"/>
+            </w:pPr>
+            <w:r/>
+            <w:r>
+              <w:rPr>
+                <w:sz w:val="19"/>
+              </w:rPr>
+              <w:t>19</w:t>
+            </w:r>
+          </w:p>
+        </w:tc>
+        <w:tc>
+          <w:tcPr>
+            <w:tcW w:type="dxa" w:w="1247"/>
+          </w:tcPr>
+          <w:p>
+            <w:pPr>
+              <w:spacing w:after="20" w:line="264" w:lineRule="auto"/>
+              <w:jc w:val="center"/>
+            </w:pPr>
+            <w:r/>
+            <w:r>
+              <w:rPr>
+                <w:sz w:val="19"/>
+              </w:rPr>
+              <w:t>34%</w:t>
+            </w:r>
+          </w:p>
+        </w:tc>
+      </w:tr>
+      <w:tr>
+        <w:trPr>
+          <w:cantSplit w:val="true"/>
+        </w:trPr>
+        <w:tc>
+          <w:tcPr>
+            <w:tcW w:type="dxa" w:w="794"/>
+            <w:shd w:val="clear" w:color="auto" w:fill="F0F5FC"/>
+          </w:tcPr>
+          <w:p>
+            <w:pPr>
+              <w:spacing w:after="20" w:line="264" w:lineRule="auto"/>
+              <w:jc w:val="left"/>
+            </w:pPr>
+            <w:r>
+              <w:rPr>
+                <w:b/>
+              </w:rPr>
+            </w:r>
+            <w:r>
+              <w:rPr>
+                <w:b/>
+                <w:sz w:val="19"/>
+              </w:rPr>
+              <w:t>KG20</w:t>
+            </w:r>
+          </w:p>
+        </w:tc>
+        <w:tc>
+          <w:tcPr>
+            <w:tcW w:type="dxa" w:w="2494"/>
+            <w:shd w:val="clear" w:color="auto" w:fill="F0F5FC"/>
+          </w:tcPr>
+          <w:p>
+            <w:pPr>
+              <w:spacing w:after="20" w:line="264" w:lineRule="auto"/>
+              <w:jc w:val="left"/>
+            </w:pPr>
+            <w:r/>
+            <w:r>
+              <w:rPr>
+                <w:sz w:val="19"/>
+              </w:rPr>
+              <w:t>Mọi bài nguồn trong KG</w:t>
+            </w:r>
+          </w:p>
+        </w:tc>
+        <w:tc>
+          <w:tcPr>
+            <w:tcW w:type="dxa" w:w="794"/>
+            <w:shd w:val="clear" w:color="auto" w:fill="F0F5FC"/>
+          </w:tcPr>
+          <w:p>
+            <w:pPr>
+              <w:spacing w:after="20" w:line="264" w:lineRule="auto"/>
+              <w:jc w:val="center"/>
+            </w:pPr>
+            <w:r/>
+            <w:r>
+              <w:rPr>
+                <w:sz w:val="19"/>
+              </w:rPr>
+              <w:t>37</w:t>
+            </w:r>
+          </w:p>
+        </w:tc>
+        <w:tc>
+          <w:tcPr>
+            <w:tcW w:type="dxa" w:w="964"/>
+            <w:shd w:val="clear" w:color="auto" w:fill="F0F5FC"/>
+          </w:tcPr>
+          <w:p>
+            <w:pPr>
+              <w:spacing w:after="20" w:line="264" w:lineRule="auto"/>
+              <w:jc w:val="center"/>
+            </w:pPr>
+            <w:r/>
+            <w:r>
+              <w:rPr>
+                <w:sz w:val="19"/>
+              </w:rPr>
+              <w:t>14</w:t>
+            </w:r>
+          </w:p>
+        </w:tc>
+        <w:tc>
+          <w:tcPr>
+            <w:tcW w:type="dxa" w:w="1304"/>
+            <w:shd w:val="clear" w:color="auto" w:fill="F0F5FC"/>
+          </w:tcPr>
+          <w:p>
+            <w:pPr>
+              <w:spacing w:after="20" w:line="264" w:lineRule="auto"/>
+              <w:jc w:val="center"/>
+            </w:pPr>
+            <w:r/>
+            <w:r>
+              <w:rPr>
+                <w:sz w:val="19"/>
+              </w:rPr>
+              <w:t>18</w:t>
+            </w:r>
+          </w:p>
+        </w:tc>
+        <w:tc>
+          <w:tcPr>
+            <w:tcW w:type="dxa" w:w="567"/>
+            <w:shd w:val="clear" w:color="auto" w:fill="F0F5FC"/>
+          </w:tcPr>
+          <w:p>
+            <w:pPr>
+              <w:spacing w:after="20" w:line="264" w:lineRule="auto"/>
+              <w:jc w:val="center"/>
+            </w:pPr>
+            <w:r/>
+            <w:r>
+              <w:rPr>
+                <w:sz w:val="19"/>
+              </w:rPr>
+              <w:t>1</w:t>
+            </w:r>
+          </w:p>
+        </w:tc>
+        <w:tc>
+          <w:tcPr>
+            <w:tcW w:type="dxa" w:w="907"/>
+            <w:shd w:val="clear" w:color="auto" w:fill="F0F5FC"/>
+          </w:tcPr>
+          <w:p>
+            <w:pPr>
+              <w:spacing w:after="20" w:line="264" w:lineRule="auto"/>
+              <w:jc w:val="center"/>
+            </w:pPr>
+            <w:r/>
+            <w:r>
+              <w:rPr>
+                <w:sz w:val="19"/>
+              </w:rPr>
+              <w:t>4</w:t>
+            </w:r>
+          </w:p>
+        </w:tc>
+        <w:tc>
+          <w:tcPr>
+            <w:tcW w:type="dxa" w:w="1247"/>
+            <w:shd w:val="clear" w:color="auto" w:fill="F0F5FC"/>
+          </w:tcPr>
+          <w:p>
+            <w:pPr>
+              <w:spacing w:after="20" w:line="264" w:lineRule="auto"/>
+              <w:jc w:val="center"/>
+            </w:pPr>
+            <w:r/>
+            <w:r>
+              <w:rPr>
+                <w:sz w:val="19"/>
+              </w:rPr>
+              <w:t>86%</w:t>
+            </w:r>
+          </w:p>
+        </w:tc>
+      </w:tr>
+      <w:tr>
+        <w:trPr>
+          <w:cantSplit w:val="true"/>
+        </w:trPr>
+        <w:tc>
+          <w:tcPr>
+            <w:tcW w:type="dxa" w:w="794"/>
+          </w:tcPr>
+          <w:p>
+            <w:pPr>
+              <w:spacing w:after="20" w:line="264" w:lineRule="auto"/>
+              <w:jc w:val="left"/>
+            </w:pPr>
+            <w:r>
+              <w:rPr>
+                <w:b/>
+              </w:rPr>
+            </w:r>
+          </w:p>
+        </w:tc>
+        <w:tc>
+          <w:tcPr>
+            <w:tcW w:type="dxa" w:w="2494"/>
+          </w:tcPr>
+          <w:p>
+            <w:pPr>
+              <w:spacing w:after="20" w:line="264" w:lineRule="auto"/>
+              <w:jc w:val="left"/>
+            </w:pPr>
+            <w:r/>
+            <w:r>
+              <w:rPr>
+                <w:sz w:val="19"/>
+              </w:rPr>
+              <w:t>Một trong hai bài nguồn (multi-hop)</w:t>
+            </w:r>
+          </w:p>
+        </w:tc>
+        <w:tc>
+          <w:tcPr>
+            <w:tcW w:type="dxa" w:w="794"/>
+          </w:tcPr>
+          <w:p>
+            <w:pPr>
+              <w:spacing w:after="20" w:line="264" w:lineRule="auto"/>
+              <w:jc w:val="center"/>
+            </w:pPr>
+            <w:r/>
+            <w:r>
+              <w:rPr>
+                <w:sz w:val="19"/>
+              </w:rPr>
+              <w:t>13</w:t>
+            </w:r>
+          </w:p>
+        </w:tc>
+        <w:tc>
+          <w:tcPr>
+            <w:tcW w:type="dxa" w:w="964"/>
+          </w:tcPr>
+          <w:p>
+            <w:pPr>
+              <w:spacing w:after="20" w:line="264" w:lineRule="auto"/>
+              <w:jc w:val="center"/>
+            </w:pPr>
+            <w:r/>
+            <w:r>
+              <w:rPr>
+                <w:sz w:val="19"/>
+              </w:rPr>
+              <w:t>1</w:t>
+            </w:r>
+          </w:p>
+        </w:tc>
+        <w:tc>
+          <w:tcPr>
+            <w:tcW w:type="dxa" w:w="1304"/>
+          </w:tcPr>
+          <w:p>
+            <w:pPr>
+              <w:spacing w:after="20" w:line="264" w:lineRule="auto"/>
+              <w:jc w:val="center"/>
+            </w:pPr>
+            <w:r/>
+            <w:r>
+              <w:rPr>
+                <w:sz w:val="19"/>
+              </w:rPr>
+              <w:t>10</w:t>
+            </w:r>
+          </w:p>
+        </w:tc>
+        <w:tc>
+          <w:tcPr>
+            <w:tcW w:type="dxa" w:w="567"/>
+          </w:tcPr>
+          <w:p>
+            <w:pPr>
+              <w:spacing w:after="20" w:line="264" w:lineRule="auto"/>
+              <w:jc w:val="center"/>
+            </w:pPr>
+            <w:r/>
+            <w:r>
+              <w:rPr>
+                <w:sz w:val="19"/>
+              </w:rPr>
+              <w:t>0</w:t>
+            </w:r>
+          </w:p>
+        </w:tc>
+        <w:tc>
+          <w:tcPr>
+            <w:tcW w:type="dxa" w:w="907"/>
+          </w:tcPr>
+          <w:p>
+            <w:pPr>
+              <w:spacing w:after="20" w:line="264" w:lineRule="auto"/>
+              <w:jc w:val="center"/>
+            </w:pPr>
+            <w:r/>
+            <w:r>
+              <w:rPr>
+                <w:sz w:val="19"/>
+              </w:rPr>
+              <w:t>2</w:t>
+            </w:r>
+          </w:p>
+        </w:tc>
+        <w:tc>
+          <w:tcPr>
+            <w:tcW w:type="dxa" w:w="1247"/>
+          </w:tcPr>
+          <w:p>
+            <w:pPr>
+              <w:spacing w:after="20" w:line="264" w:lineRule="auto"/>
+              <w:jc w:val="center"/>
+            </w:pPr>
+            <w:r/>
+            <w:r>
+              <w:rPr>
+                <w:sz w:val="19"/>
+              </w:rPr>
+              <w:t>85%</w:t>
+            </w:r>
+          </w:p>
+        </w:tc>
+      </w:tr>
+      <w:tr>
+        <w:trPr>
+          <w:cantSplit w:val="true"/>
+        </w:trPr>
+        <w:tc>
+          <w:tcPr>
+            <w:tcW w:type="dxa" w:w="794"/>
+            <w:shd w:val="clear" w:color="auto" w:fill="F0F5FC"/>
+          </w:tcPr>
+          <w:p>
+            <w:pPr>
+              <w:spacing w:after="20" w:line="264" w:lineRule="auto"/>
+              <w:jc w:val="left"/>
+            </w:pPr>
+            <w:r>
+              <w:rPr>
+                <w:b/>
+              </w:rPr>
+            </w:r>
+          </w:p>
+        </w:tc>
+        <w:tc>
+          <w:tcPr>
+            <w:tcW w:type="dxa" w:w="2494"/>
+            <w:shd w:val="clear" w:color="auto" w:fill="F0F5FC"/>
+          </w:tcPr>
+          <w:p>
+            <w:pPr>
+              <w:spacing w:after="20" w:line="264" w:lineRule="auto"/>
+              <w:jc w:val="left"/>
+            </w:pPr>
+            <w:r/>
+            <w:r>
+              <w:rPr>
+                <w:sz w:val="19"/>
+              </w:rPr>
+              <w:t>Không bài nguồn nào</w:t>
+            </w:r>
+          </w:p>
+        </w:tc>
+        <w:tc>
+          <w:tcPr>
+            <w:tcW w:type="dxa" w:w="794"/>
+            <w:shd w:val="clear" w:color="auto" w:fill="F0F5FC"/>
+          </w:tcPr>
+          <w:p>
+            <w:pPr>
+              <w:spacing w:after="20" w:line="264" w:lineRule="auto"/>
+              <w:jc w:val="center"/>
+            </w:pPr>
+            <w:r/>
+            <w:r>
+              <w:rPr>
+                <w:sz w:val="19"/>
+              </w:rPr>
+              <w:t>12</w:t>
+            </w:r>
+          </w:p>
+        </w:tc>
+        <w:tc>
+          <w:tcPr>
+            <w:tcW w:type="dxa" w:w="964"/>
+            <w:shd w:val="clear" w:color="auto" w:fill="F0F5FC"/>
+          </w:tcPr>
+          <w:p>
+            <w:pPr>
+              <w:spacing w:after="20" w:line="264" w:lineRule="auto"/>
+              <w:jc w:val="center"/>
+            </w:pPr>
+            <w:r/>
+            <w:r>
+              <w:rPr>
+                <w:sz w:val="19"/>
+              </w:rPr>
+              <w:t>0</w:t>
+            </w:r>
+          </w:p>
+        </w:tc>
+        <w:tc>
+          <w:tcPr>
+            <w:tcW w:type="dxa" w:w="1304"/>
+            <w:shd w:val="clear" w:color="auto" w:fill="F0F5FC"/>
+          </w:tcPr>
+          <w:p>
+            <w:pPr>
+              <w:spacing w:after="20" w:line="264" w:lineRule="auto"/>
+              <w:jc w:val="center"/>
+            </w:pPr>
+            <w:r/>
+            <w:r>
+              <w:rPr>
+                <w:sz w:val="19"/>
+              </w:rPr>
+              <w:t>4</w:t>
+            </w:r>
+          </w:p>
+        </w:tc>
+        <w:tc>
+          <w:tcPr>
+            <w:tcW w:type="dxa" w:w="567"/>
+            <w:shd w:val="clear" w:color="auto" w:fill="F0F5FC"/>
+          </w:tcPr>
+          <w:p>
+            <w:pPr>
+              <w:spacing w:after="20" w:line="264" w:lineRule="auto"/>
+              <w:jc w:val="center"/>
+            </w:pPr>
+            <w:r/>
+            <w:r>
+              <w:rPr>
+                <w:sz w:val="19"/>
+              </w:rPr>
+              <w:t>0</w:t>
+            </w:r>
+          </w:p>
+        </w:tc>
+        <w:tc>
+          <w:tcPr>
+            <w:tcW w:type="dxa" w:w="907"/>
+            <w:shd w:val="clear" w:color="auto" w:fill="F0F5FC"/>
+          </w:tcPr>
+          <w:p>
+            <w:pPr>
+              <w:spacing w:after="20" w:line="264" w:lineRule="auto"/>
+              <w:jc w:val="center"/>
+            </w:pPr>
+            <w:r/>
+            <w:r>
+              <w:rPr>
+                <w:sz w:val="19"/>
+              </w:rPr>
+              <w:t>8</w:t>
+            </w:r>
+          </w:p>
+        </w:tc>
+        <w:tc>
+          <w:tcPr>
+            <w:tcW w:type="dxa" w:w="1247"/>
+            <w:shd w:val="clear" w:color="auto" w:fill="F0F5FC"/>
+          </w:tcPr>
+          <w:p>
+            <w:pPr>
+              <w:spacing w:after="20" w:line="264" w:lineRule="auto"/>
+              <w:jc w:val="center"/>
+            </w:pPr>
+            <w:r/>
+            <w:r>
+              <w:rPr>
+                <w:sz w:val="19"/>
+              </w:rPr>
+              <w:t>33%</w:t>
+            </w:r>
+          </w:p>
+        </w:tc>
+      </w:tr>
+      <w:tr>
+        <w:trPr>
+          <w:cantSplit w:val="true"/>
+        </w:trPr>
+        <w:tc>
+          <w:tcPr>
+            <w:tcW w:type="dxa" w:w="794"/>
+          </w:tcPr>
+          <w:p>
+            <w:pPr>
+              <w:spacing w:after="20" w:line="264" w:lineRule="auto"/>
+              <w:jc w:val="left"/>
+            </w:pPr>
+            <w:r>
+              <w:rPr>
+                <w:b/>
+              </w:rPr>
+            </w:r>
+            <w:r>
+              <w:rPr>
+                <w:b/>
+                <w:sz w:val="19"/>
+              </w:rPr>
+              <w:t>KG30</w:t>
+            </w:r>
+          </w:p>
+        </w:tc>
+        <w:tc>
+          <w:tcPr>
+            <w:tcW w:type="dxa" w:w="2494"/>
+          </w:tcPr>
+          <w:p>
+            <w:pPr>
+              <w:spacing w:after="20" w:line="264" w:lineRule="auto"/>
+              <w:jc w:val="left"/>
+            </w:pPr>
+            <w:r/>
+            <w:r>
+              <w:rPr>
+                <w:sz w:val="19"/>
+              </w:rPr>
+              <w:t>Mọi bài nguồn trong KG</w:t>
+            </w:r>
+          </w:p>
+        </w:tc>
+        <w:tc>
+          <w:tcPr>
+            <w:tcW w:type="dxa" w:w="794"/>
+          </w:tcPr>
+          <w:p>
+            <w:pPr>
+              <w:spacing w:after="20" w:line="264" w:lineRule="auto"/>
+              <w:jc w:val="center"/>
+            </w:pPr>
+            <w:r/>
+            <w:r>
+              <w:rPr>
+                <w:sz w:val="19"/>
+              </w:rPr>
+              <w:t>62</w:t>
+            </w:r>
+          </w:p>
+        </w:tc>
+        <w:tc>
+          <w:tcPr>
+            <w:tcW w:type="dxa" w:w="964"/>
+          </w:tcPr>
+          <w:p>
+            <w:pPr>
+              <w:spacing w:after="20" w:line="264" w:lineRule="auto"/>
+              <w:jc w:val="center"/>
+            </w:pPr>
+            <w:r/>
+            <w:r>
+              <w:rPr>
+                <w:sz w:val="19"/>
+              </w:rPr>
+              <w:t>21</w:t>
+            </w:r>
+          </w:p>
+        </w:tc>
+        <w:tc>
+          <w:tcPr>
+            <w:tcW w:type="dxa" w:w="1304"/>
+          </w:tcPr>
+          <w:p>
+            <w:pPr>
+              <w:spacing w:after="20" w:line="264" w:lineRule="auto"/>
+              <w:jc w:val="center"/>
+            </w:pPr>
+            <w:r/>
+            <w:r>
+              <w:rPr>
+                <w:sz w:val="19"/>
+              </w:rPr>
+              <w:t>30</w:t>
+            </w:r>
+          </w:p>
+        </w:tc>
+        <w:tc>
+          <w:tcPr>
+            <w:tcW w:type="dxa" w:w="567"/>
+          </w:tcPr>
+          <w:p>
+            <w:pPr>
+              <w:spacing w:after="20" w:line="264" w:lineRule="auto"/>
+              <w:jc w:val="center"/>
+            </w:pPr>
+            <w:r/>
+            <w:r>
+              <w:rPr>
+                <w:sz w:val="19"/>
+              </w:rPr>
+              <w:t>5</w:t>
+            </w:r>
+          </w:p>
+        </w:tc>
+        <w:tc>
+          <w:tcPr>
+            <w:tcW w:type="dxa" w:w="907"/>
+          </w:tcPr>
+          <w:p>
+            <w:pPr>
+              <w:spacing w:after="20" w:line="264" w:lineRule="auto"/>
+              <w:jc w:val="center"/>
+            </w:pPr>
+            <w:r/>
+            <w:r>
+              <w:rPr>
+                <w:sz w:val="19"/>
+              </w:rPr>
+              <w:t>6</w:t>
+            </w:r>
+          </w:p>
+        </w:tc>
+        <w:tc>
+          <w:tcPr>
+            <w:tcW w:type="dxa" w:w="1247"/>
+          </w:tcPr>
+          <w:p>
+            <w:pPr>
+              <w:spacing w:after="20" w:line="264" w:lineRule="auto"/>
+              <w:jc w:val="center"/>
+            </w:pPr>
+            <w:r/>
+            <w:r>
+              <w:rPr>
+                <w:sz w:val="19"/>
+              </w:rPr>
+              <w:t>82%</w:t>
+            </w:r>
+          </w:p>
+        </w:tc>
+      </w:tr>
+    </w:tbl>
+    <w:p>
+      <w:pPr>
+        <w:spacing w:after="40"/>
+      </w:pPr>
+    </w:p>
+    <w:p>
+      <w:pPr>
+        <w:ind w:firstLine="567"/>
+      </w:pPr>
+      <w:r>
+        <w:t>Tách theo số bài nguồn nằm trong KG cho thấy rõ hơn phần đóng góp của KG: ở câu không có bài nguồn nào trong KG10, 11/32 câu vẫn được trả lời đúng, trong đó 9 câu có claim không được context hỗ trợ; ở câu multi-hop chỉ có một bài nguồn trong KG, phần lớn câu đúng cũng có claim không được hỗ trợ (7/15 với KG10, 10/13 với KG20). Vì vậy chỉ tầng "mọi bài nguồn trong KG" phản ánh KG có hoạt động tốt không; hai tầng còn lại đo việc mô hình bù bằng kiến thức có sẵn và khả năng refuse khi KG thiếu.</w:t>
       </w:r>
     </w:p>
     <w:p>
@@ -8161,6 +9503,637 @@
         <w:ind w:firstLine="567"/>
       </w:pPr>
       <w:r>
+        <w:t xml:space="preserve">Để trả lời "k bài có đủ không" bằng có / không, cần một tiêu chí cụ thể. Ở đây dùng tiêu chí non-inferiority cho answer correctness so với KG30 trên cùng câu hỏi, biên δ = 10 điểm % (một câu trên mười): KG_k </w:t>
+      </w:r>
+      <w:r>
+        <w:rPr>
+          <w:b/>
+        </w:rPr>
+        <w:t>đủ</w:t>
+      </w:r>
+      <w:r>
+        <w:t xml:space="preserve"> nếu cận dưới CI 95% của chênh lệch KG_k − KG30 lớn hơn −10 điểm %, </w:t>
+      </w:r>
+      <w:r>
+        <w:rPr>
+          <w:b/>
+        </w:rPr>
+        <w:t>không đủ</w:t>
+      </w:r>
+      <w:r>
+        <w:t xml:space="preserve"> nếu cận trên nhỏ hơn −10 điểm %, còn lại là </w:t>
+      </w:r>
+      <w:r>
+        <w:rPr>
+          <w:b/>
+        </w:rPr>
+        <w:t>chưa kết luận được</w:t>
+      </w:r>
+      <w:r>
+        <w:t>. Tiêu chí này được đặt khi rà soát lại báo cáo, sau khi đã có kết quả, nên chỉ dùng để phân loại các kết quả hiện có, không phải kiểm định đặt trước.</w:t>
+      </w:r>
+    </w:p>
+    <w:p>
+      <w:pPr>
+        <w:pStyle w:val="Caption"/>
+        <w:keepNext/>
+        <w:jc w:val="center"/>
+      </w:pPr>
+      <w:r>
+        <w:t>Bảng 10. KG_k có đủ không theo tiêu chí non-inferiority (δ = 10 điểm %, answer correctness)</w:t>
+      </w:r>
+    </w:p>
+    <w:tbl>
+      <w:tblPr>
+        <w:tblStyle w:val="TableGrid"/>
+        <w:tblW w:type="auto" w:w="0"/>
+        <w:jc w:val="center"/>
+        <w:tblLayout w:type="fixed"/>
+        <w:tblLook w:firstColumn="1" w:firstRow="1" w:lastColumn="0" w:lastRow="0" w:noHBand="0" w:noVBand="1" w:val="04A0"/>
+      </w:tblPr>
+      <w:tblGrid>
+        <w:gridCol w:w="1814"/>
+        <w:gridCol w:w="1814"/>
+        <w:gridCol w:w="1814"/>
+        <w:gridCol w:w="1814"/>
+        <w:gridCol w:w="1814"/>
+      </w:tblGrid>
+      <w:tr>
+        <w:trPr>
+          <w:tblHeader w:val="true"/>
+          <w:cantSplit w:val="true"/>
+        </w:trPr>
+        <w:tc>
+          <w:tcPr>
+            <w:tcW w:type="dxa" w:w="2608"/>
+            <w:shd w:val="clear" w:color="auto" w:fill="1C5CAB"/>
+          </w:tcPr>
+          <w:p>
+            <w:pPr>
+              <w:spacing w:after="20" w:line="264" w:lineRule="auto"/>
+              <w:jc w:val="center"/>
+            </w:pPr>
+            <w:r/>
+            <w:r>
+              <w:rPr>
+                <w:b/>
+                <w:color w:val="FFFFFF"/>
+                <w:sz w:val="21"/>
+              </w:rPr>
+              <w:t>Phạm vi câu hỏi</w:t>
+            </w:r>
+          </w:p>
+        </w:tc>
+        <w:tc>
+          <w:tcPr>
+            <w:tcW w:type="dxa" w:w="1474"/>
+            <w:shd w:val="clear" w:color="auto" w:fill="1C5CAB"/>
+          </w:tcPr>
+          <w:p>
+            <w:pPr>
+              <w:spacing w:after="20" w:line="264" w:lineRule="auto"/>
+              <w:jc w:val="center"/>
+            </w:pPr>
+            <w:r/>
+            <w:r>
+              <w:rPr>
+                <w:b/>
+                <w:color w:val="FFFFFF"/>
+                <w:sz w:val="21"/>
+              </w:rPr>
+              <w:t>So sánh</w:t>
+            </w:r>
+          </w:p>
+        </w:tc>
+        <w:tc>
+          <w:tcPr>
+            <w:tcW w:type="dxa" w:w="907"/>
+            <w:shd w:val="clear" w:color="auto" w:fill="1C5CAB"/>
+          </w:tcPr>
+          <w:p>
+            <w:pPr>
+              <w:spacing w:after="20" w:line="264" w:lineRule="auto"/>
+              <w:jc w:val="center"/>
+            </w:pPr>
+            <w:r/>
+            <w:r>
+              <w:rPr>
+                <w:b/>
+                <w:color w:val="FFFFFF"/>
+                <w:sz w:val="21"/>
+              </w:rPr>
+              <w:t>Số câu</w:t>
+            </w:r>
+          </w:p>
+        </w:tc>
+        <w:tc>
+          <w:tcPr>
+            <w:tcW w:type="dxa" w:w="2608"/>
+            <w:shd w:val="clear" w:color="auto" w:fill="1C5CAB"/>
+          </w:tcPr>
+          <w:p>
+            <w:pPr>
+              <w:spacing w:after="20" w:line="264" w:lineRule="auto"/>
+              <w:jc w:val="center"/>
+            </w:pPr>
+            <w:r/>
+            <w:r>
+              <w:rPr>
+                <w:b/>
+                <w:color w:val="FFFFFF"/>
+                <w:sz w:val="21"/>
+              </w:rPr>
+              <w:t>Chênh lệch [CI 95%]</w:t>
+            </w:r>
+          </w:p>
+        </w:tc>
+        <w:tc>
+          <w:tcPr>
+            <w:tcW w:type="dxa" w:w="1474"/>
+            <w:shd w:val="clear" w:color="auto" w:fill="1C5CAB"/>
+          </w:tcPr>
+          <w:p>
+            <w:pPr>
+              <w:spacing w:after="20" w:line="264" w:lineRule="auto"/>
+              <w:jc w:val="center"/>
+            </w:pPr>
+            <w:r/>
+            <w:r>
+              <w:rPr>
+                <w:b/>
+                <w:color w:val="FFFFFF"/>
+                <w:sz w:val="21"/>
+              </w:rPr>
+              <w:t>Kết luận</w:t>
+            </w:r>
+          </w:p>
+        </w:tc>
+      </w:tr>
+      <w:tr>
+        <w:trPr>
+          <w:cantSplit w:val="true"/>
+        </w:trPr>
+        <w:tc>
+          <w:tcPr>
+            <w:tcW w:type="dxa" w:w="2608"/>
+          </w:tcPr>
+          <w:p>
+            <w:pPr>
+              <w:spacing w:after="20" w:line="264" w:lineRule="auto"/>
+              <w:jc w:val="left"/>
+            </w:pPr>
+            <w:r>
+              <w:rPr>
+                <w:b/>
+              </w:rPr>
+            </w:r>
+            <w:r>
+              <w:rPr>
+                <w:b/>
+                <w:sz w:val="21"/>
+              </w:rPr>
+              <w:t>Câu về 10 bài đầu (S10)</w:t>
+            </w:r>
+          </w:p>
+        </w:tc>
+        <w:tc>
+          <w:tcPr>
+            <w:tcW w:type="dxa" w:w="1474"/>
+          </w:tcPr>
+          <w:p>
+            <w:pPr>
+              <w:spacing w:after="20" w:line="264" w:lineRule="auto"/>
+              <w:jc w:val="left"/>
+            </w:pPr>
+            <w:r/>
+            <w:r>
+              <w:rPr>
+                <w:sz w:val="21"/>
+              </w:rPr>
+              <w:t>KG10 − KG30</w:t>
+            </w:r>
+          </w:p>
+        </w:tc>
+        <w:tc>
+          <w:tcPr>
+            <w:tcW w:type="dxa" w:w="907"/>
+          </w:tcPr>
+          <w:p>
+            <w:pPr>
+              <w:spacing w:after="20" w:line="264" w:lineRule="auto"/>
+              <w:jc w:val="center"/>
+            </w:pPr>
+            <w:r/>
+            <w:r>
+              <w:rPr>
+                <w:sz w:val="21"/>
+              </w:rPr>
+              <w:t>15</w:t>
+            </w:r>
+          </w:p>
+        </w:tc>
+        <w:tc>
+          <w:tcPr>
+            <w:tcW w:type="dxa" w:w="2608"/>
+          </w:tcPr>
+          <w:p>
+            <w:pPr>
+              <w:spacing w:after="20" w:line="264" w:lineRule="auto"/>
+              <w:jc w:val="center"/>
+            </w:pPr>
+            <w:r/>
+            <w:r>
+              <w:rPr>
+                <w:sz w:val="21"/>
+              </w:rPr>
+              <w:t>+6,7 điểm % [−13,3; +26,7]</w:t>
+            </w:r>
+          </w:p>
+        </w:tc>
+        <w:tc>
+          <w:tcPr>
+            <w:tcW w:type="dxa" w:w="1474"/>
+          </w:tcPr>
+          <w:p>
+            <w:pPr>
+              <w:spacing w:after="20" w:line="264" w:lineRule="auto"/>
+              <w:jc w:val="center"/>
+            </w:pPr>
+            <w:r/>
+            <w:r>
+              <w:rPr>
+                <w:sz w:val="21"/>
+              </w:rPr>
+              <w:t>Chưa kết luận được</w:t>
+            </w:r>
+          </w:p>
+        </w:tc>
+      </w:tr>
+      <w:tr>
+        <w:trPr>
+          <w:cantSplit w:val="true"/>
+        </w:trPr>
+        <w:tc>
+          <w:tcPr>
+            <w:tcW w:type="dxa" w:w="2608"/>
+            <w:shd w:val="clear" w:color="auto" w:fill="F0F5FC"/>
+          </w:tcPr>
+          <w:p>
+            <w:pPr>
+              <w:spacing w:after="20" w:line="264" w:lineRule="auto"/>
+              <w:jc w:val="left"/>
+            </w:pPr>
+            <w:r>
+              <w:rPr>
+                <w:b/>
+              </w:rPr>
+            </w:r>
+            <w:r>
+              <w:rPr>
+                <w:b/>
+                <w:sz w:val="21"/>
+              </w:rPr>
+              <w:t>Câu về 20 bài đầu (S20)</w:t>
+            </w:r>
+          </w:p>
+        </w:tc>
+        <w:tc>
+          <w:tcPr>
+            <w:tcW w:type="dxa" w:w="1474"/>
+            <w:shd w:val="clear" w:color="auto" w:fill="F0F5FC"/>
+          </w:tcPr>
+          <w:p>
+            <w:pPr>
+              <w:spacing w:after="20" w:line="264" w:lineRule="auto"/>
+              <w:jc w:val="left"/>
+            </w:pPr>
+            <w:r/>
+            <w:r>
+              <w:rPr>
+                <w:sz w:val="21"/>
+              </w:rPr>
+              <w:t>KG20 − KG30</w:t>
+            </w:r>
+          </w:p>
+        </w:tc>
+        <w:tc>
+          <w:tcPr>
+            <w:tcW w:type="dxa" w:w="907"/>
+            <w:shd w:val="clear" w:color="auto" w:fill="F0F5FC"/>
+          </w:tcPr>
+          <w:p>
+            <w:pPr>
+              <w:spacing w:after="20" w:line="264" w:lineRule="auto"/>
+              <w:jc w:val="center"/>
+            </w:pPr>
+            <w:r/>
+            <w:r>
+              <w:rPr>
+                <w:sz w:val="21"/>
+              </w:rPr>
+              <w:t>37</w:t>
+            </w:r>
+          </w:p>
+        </w:tc>
+        <w:tc>
+          <w:tcPr>
+            <w:tcW w:type="dxa" w:w="2608"/>
+            <w:shd w:val="clear" w:color="auto" w:fill="F0F5FC"/>
+          </w:tcPr>
+          <w:p>
+            <w:pPr>
+              <w:spacing w:after="20" w:line="264" w:lineRule="auto"/>
+              <w:jc w:val="center"/>
+            </w:pPr>
+            <w:r/>
+            <w:r>
+              <w:rPr>
+                <w:sz w:val="21"/>
+              </w:rPr>
+              <w:t>+2,7 điểm % [+0,0; +8,1]</w:t>
+            </w:r>
+          </w:p>
+        </w:tc>
+        <w:tc>
+          <w:tcPr>
+            <w:tcW w:type="dxa" w:w="1474"/>
+            <w:shd w:val="clear" w:color="auto" w:fill="F0F5FC"/>
+          </w:tcPr>
+          <w:p>
+            <w:pPr>
+              <w:spacing w:after="20" w:line="264" w:lineRule="auto"/>
+              <w:jc w:val="center"/>
+            </w:pPr>
+            <w:r/>
+            <w:r>
+              <w:rPr>
+                <w:sz w:val="21"/>
+              </w:rPr>
+              <w:t>Đủ</w:t>
+            </w:r>
+          </w:p>
+        </w:tc>
+      </w:tr>
+      <w:tr>
+        <w:trPr>
+          <w:cantSplit w:val="true"/>
+        </w:trPr>
+        <w:tc>
+          <w:tcPr>
+            <w:tcW w:type="dxa" w:w="2608"/>
+          </w:tcPr>
+          <w:p>
+            <w:pPr>
+              <w:spacing w:after="20" w:line="264" w:lineRule="auto"/>
+              <w:jc w:val="left"/>
+            </w:pPr>
+            <w:r>
+              <w:rPr>
+                <w:b/>
+              </w:rPr>
+            </w:r>
+            <w:r>
+              <w:rPr>
+                <w:b/>
+                <w:sz w:val="21"/>
+              </w:rPr>
+              <w:t>Toàn bộ 62 câu</w:t>
+            </w:r>
+          </w:p>
+        </w:tc>
+        <w:tc>
+          <w:tcPr>
+            <w:tcW w:type="dxa" w:w="1474"/>
+          </w:tcPr>
+          <w:p>
+            <w:pPr>
+              <w:spacing w:after="20" w:line="264" w:lineRule="auto"/>
+              <w:jc w:val="left"/>
+            </w:pPr>
+            <w:r/>
+            <w:r>
+              <w:rPr>
+                <w:sz w:val="21"/>
+              </w:rPr>
+              <w:t>KG10 − KG30</w:t>
+            </w:r>
+          </w:p>
+        </w:tc>
+        <w:tc>
+          <w:tcPr>
+            <w:tcW w:type="dxa" w:w="907"/>
+          </w:tcPr>
+          <w:p>
+            <w:pPr>
+              <w:spacing w:after="20" w:line="264" w:lineRule="auto"/>
+              <w:jc w:val="center"/>
+            </w:pPr>
+            <w:r/>
+            <w:r>
+              <w:rPr>
+                <w:sz w:val="21"/>
+              </w:rPr>
+              <w:t>62</w:t>
+            </w:r>
+          </w:p>
+        </w:tc>
+        <w:tc>
+          <w:tcPr>
+            <w:tcW w:type="dxa" w:w="2608"/>
+          </w:tcPr>
+          <w:p>
+            <w:pPr>
+              <w:spacing w:after="20" w:line="264" w:lineRule="auto"/>
+              <w:jc w:val="center"/>
+            </w:pPr>
+            <w:r/>
+            <w:r>
+              <w:rPr>
+                <w:sz w:val="21"/>
+              </w:rPr>
+              <w:t>−27,4 điểm % [−40,3; −14,5]</w:t>
+            </w:r>
+          </w:p>
+        </w:tc>
+        <w:tc>
+          <w:tcPr>
+            <w:tcW w:type="dxa" w:w="1474"/>
+          </w:tcPr>
+          <w:p>
+            <w:pPr>
+              <w:spacing w:after="20" w:line="264" w:lineRule="auto"/>
+              <w:jc w:val="center"/>
+            </w:pPr>
+            <w:r/>
+            <w:r>
+              <w:rPr>
+                <w:sz w:val="21"/>
+              </w:rPr>
+              <w:t>Không đủ</w:t>
+            </w:r>
+          </w:p>
+        </w:tc>
+      </w:tr>
+      <w:tr>
+        <w:trPr>
+          <w:cantSplit w:val="true"/>
+        </w:trPr>
+        <w:tc>
+          <w:tcPr>
+            <w:tcW w:type="dxa" w:w="2608"/>
+            <w:shd w:val="clear" w:color="auto" w:fill="F0F5FC"/>
+          </w:tcPr>
+          <w:p>
+            <w:pPr>
+              <w:spacing w:after="20" w:line="264" w:lineRule="auto"/>
+              <w:jc w:val="left"/>
+            </w:pPr>
+            <w:r>
+              <w:rPr>
+                <w:b/>
+              </w:rPr>
+            </w:r>
+            <w:r>
+              <w:rPr>
+                <w:b/>
+                <w:sz w:val="21"/>
+              </w:rPr>
+              <w:t>Toàn bộ 62 câu</w:t>
+            </w:r>
+          </w:p>
+        </w:tc>
+        <w:tc>
+          <w:tcPr>
+            <w:tcW w:type="dxa" w:w="1474"/>
+            <w:shd w:val="clear" w:color="auto" w:fill="F0F5FC"/>
+          </w:tcPr>
+          <w:p>
+            <w:pPr>
+              <w:spacing w:after="20" w:line="264" w:lineRule="auto"/>
+              <w:jc w:val="left"/>
+            </w:pPr>
+            <w:r/>
+            <w:r>
+              <w:rPr>
+                <w:sz w:val="21"/>
+              </w:rPr>
+              <w:t>KG20 − KG30</w:t>
+            </w:r>
+          </w:p>
+        </w:tc>
+        <w:tc>
+          <w:tcPr>
+            <w:tcW w:type="dxa" w:w="907"/>
+            <w:shd w:val="clear" w:color="auto" w:fill="F0F5FC"/>
+          </w:tcPr>
+          <w:p>
+            <w:pPr>
+              <w:spacing w:after="20" w:line="264" w:lineRule="auto"/>
+              <w:jc w:val="center"/>
+            </w:pPr>
+            <w:r/>
+            <w:r>
+              <w:rPr>
+                <w:sz w:val="21"/>
+              </w:rPr>
+              <w:t>62</w:t>
+            </w:r>
+          </w:p>
+        </w:tc>
+        <w:tc>
+          <w:tcPr>
+            <w:tcW w:type="dxa" w:w="2608"/>
+            <w:shd w:val="clear" w:color="auto" w:fill="F0F5FC"/>
+          </w:tcPr>
+          <w:p>
+            <w:pPr>
+              <w:spacing w:after="20" w:line="264" w:lineRule="auto"/>
+              <w:jc w:val="center"/>
+            </w:pPr>
+            <w:r/>
+            <w:r>
+              <w:rPr>
+                <w:sz w:val="21"/>
+              </w:rPr>
+              <w:t>−6,5 điểm % [−16,1; +1,6]</w:t>
+            </w:r>
+          </w:p>
+        </w:tc>
+        <w:tc>
+          <w:tcPr>
+            <w:tcW w:type="dxa" w:w="1474"/>
+            <w:shd w:val="clear" w:color="auto" w:fill="F0F5FC"/>
+          </w:tcPr>
+          <w:p>
+            <w:pPr>
+              <w:spacing w:after="20" w:line="264" w:lineRule="auto"/>
+              <w:jc w:val="center"/>
+            </w:pPr>
+            <w:r/>
+            <w:r>
+              <w:rPr>
+                <w:sz w:val="21"/>
+              </w:rPr>
+              <w:t>Chưa kết luận được</w:t>
+            </w:r>
+          </w:p>
+        </w:tc>
+      </w:tr>
+    </w:tbl>
+    <w:p>
+      <w:pPr>
+        <w:spacing w:after="40"/>
+      </w:pPr>
+    </w:p>
+    <w:p>
+      <w:pPr>
+        <w:ind w:firstLine="567"/>
+      </w:pPr>
+      <w:r>
+        <w:t xml:space="preserve">Theo tiêu chí này: với câu hỏi về 20 bài đầu, KG20 </w:t>
+      </w:r>
+      <w:r>
+        <w:rPr>
+          <w:b/>
+        </w:rPr>
+        <w:t>đủ</w:t>
+      </w:r>
+      <w:r>
+        <w:t xml:space="preserve">; với câu hỏi về 10 bài đầu, KG10 </w:t>
+      </w:r>
+      <w:r>
+        <w:rPr>
+          <w:b/>
+        </w:rPr>
+        <w:t>chưa kết luận được</w:t>
+      </w:r>
+      <w:r>
+        <w:t xml:space="preserve"> vì S10 chỉ có 15 câu và CI quá rộng; với câu hỏi về cả 30 bài, KG10 </w:t>
+      </w:r>
+      <w:r>
+        <w:rPr>
+          <w:b/>
+        </w:rPr>
+        <w:t>không đủ</w:t>
+      </w:r>
+      <w:r>
+        <w:t xml:space="preserve"> và KG20 </w:t>
+      </w:r>
+      <w:r>
+        <w:rPr>
+          <w:b/>
+        </w:rPr>
+        <w:t>chưa kết luận được</w:t>
+      </w:r>
+      <w:r>
+        <w:t>. Answer correctness ở đây do judge chấm, mà judge chấm dễ dãi hơn human judge (nội dung 2, mục 8.5), nên mức tuyệt đối có thể cao hơn thực tế; phép so sánh giữa các k dùng cùng judge.</w:t>
+      </w:r>
+    </w:p>
+    <w:p>
+      <w:pPr>
+        <w:ind w:firstLine="567"/>
+      </w:pPr>
+      <w:r>
         <w:rPr>
           <w:b/>
         </w:rPr>
@@ -8181,7 +10154,7 @@
         <w:t>Điểm nghẽn là bước trích xuất, không phải số bài.</w:t>
       </w:r>
       <w:r>
-        <w:t xml:space="preserve"> Relation completeness chỉ khoảng 40% ở mọi k (khoảng 33–37% sau hiệu chỉnh theo audit). Các nghiên cứu khác cũng thấy KG do LLM trích ra thiếu nhiều thông tin: trên benchmark MINE [4], KG do Microsoft GraphRAG trích chỉ giữ được 47,8% số sự kiện của văn bản (KGGen 66,1%, OpenIE 29,8%), và các tác giả nêu đúng hai vấn đề gặp ở đây là đồ thị thưa và entity trùng lặp; Han và cộng sự [2] thấy chỉ khoảng 65,8% (HotpotQA) và 65,5% (NQ) entity của đáp án có trong KG, đồng thời đổi mô hình dựng KG từ GPT-4o-mini sang GPT-4o làm độ chính xác QA tăng từ 71,17% lên 75,08%. Zhu và cộng sự [5] kết luận LLM "phù hợp làm trợ lý suy luận hơn là bộ trích xuất thông tin few-shot". Entity coverage ở đây (khoảng 90%) cao hơn con số 65% của [2] nhưng không so trực tiếp được: gold set ở đây là các thuật ngữ kỹ thuật trung tâm của câu hỏi, lặp lại nhiều trong các bài cùng chủ đề, còn [2] đo entity của đáp án trên dữ liệu mở. Mật độ đồ thị cũng tương tự [3]: average degree của MS-GraphRAG là 1,48 và 1,82, ở đây 2,0 đến 2,2, trong khi [3] cho thấy đồ thị dày hơn (HippoRAG2, 8,75 và 13,31) truy xuất tốt hơn.</w:t>
+        <w:t xml:space="preserve"> Relation completeness chỉ khoảng 40% ở mọi k (khoảng 33–37% sau hiệu chỉnh theo audit). Các nghiên cứu khác cũng thấy KG do LLM trích ra thiếu nhiều thông tin: trên benchmark MINE [4], KG do Microsoft GraphRAG trích chỉ giữ được 47,8% số sự kiện của văn bản (KGGen 66,1%, OpenIE 29,8%), và các tác giả nêu đúng hai vấn đề gặp ở đây là đồ thị thưa và entity trùng lặp; Han và cộng sự [2] thấy chỉ khoảng 65,8% (HotpotQA) và 65,5% (NQ) entity của đáp án có trong KG, đồng thời đổi mô hình dựng KG từ GPT-4o-mini sang GPT-4o làm độ chính xác QA (MultiHop-RAG, Llama 3.1-70B) tăng từ 71,17% lên 75,08%. Zhu và cộng sự [5] kết luận LLM "phù hợp làm trợ lý suy luận hơn là bộ trích xuất thông tin few-shot". Entity coverage ở đây (khoảng 90%) cao hơn con số 65% của [2] nhưng không so trực tiếp được: gold set ở đây là các thuật ngữ kỹ thuật trung tâm của câu hỏi, lặp lại nhiều trong các bài cùng chủ đề, còn [2] đo entity của đáp án trên dữ liệu mở. Mật độ đồ thị cũng tương tự [3]: average degree của MS-GraphRAG là 1,48 và 1,82, ở đây 2,0 đến 2,2, trong khi [3] cho thấy đồ thị dày hơn (HippoRAG2, 8,75 và 13,31) truy xuất tốt hơn.</w:t>
       </w:r>
     </w:p>
     <w:p>
@@ -8300,7 +10273,7 @@
         <w:ind w:firstLine="567"/>
       </w:pPr>
       <w:r>
-        <w:t>Với KG dựng bằng qwen2.5:7b, KG từ 10 bài đã chứa khoảng 91% entity cần cho câu hỏi về chính 10 bài đó; trên fixed set S10 / S20 không phát hiện khác biệt về câu trả lời giữa các k, nhưng năng lực kiểm định thấp (S10 chỉ 15 câu, CI của chênh lệch answer correctness KG10 − KG30 là +6,7 điểm % [−13,3; +26,7]), nên chỉ loại trừ được các chênh lệch lớn. Điểm yếu chung của cả ba KG là relation: chỉ khoảng 40% relation cần thiết có edge trong KG (sau hiệu chỉnh theo audit, KG30: 37%, CI 95% 31–44%), do giới hạn của mô hình trích xuất 7B chứ không do số bài. KG chưa đạt saturation ở 30 bài (mỗi bài vẫn thêm khoảng 250 entity mới), nên KG chỉ trả lời tốt phạm vi tài liệu nó chứa: trên toàn bộ câu hỏi của 30 bài, answer correctness là 55% / 76% / 82% với k = 10 / 20 / 30; KG10 kém KG30 có statistical significance, còn KG20 và KG30 thì không đủ bằng chứng để phân biệt. Trả lời câu hỏi của đề tài (với cài đặt local search và KG dựng bằng mô hình 7B): với câu hỏi về chính các bài trong KG, không phát hiện khác biệt trên S10 / S20; năng lực kiểm định thấp, nên chỉ loại trừ được chênh lệch lớn. Muốn hỏi về cả chủ đề thì KG phải chứa các bài liên quan (ở đây khoảng 20–30 bài), và muốn KG tốt hơn thì cần mô hình trích xuất relation tốt hơn trước khi cần thêm bài.</w:t>
+        <w:t>Với KG dựng bằng qwen2.5:7b, KG từ 10 bài đã chứa khoảng 91% entity cần cho câu hỏi về chính 10 bài đó; trên fixed set S10 / S20 không phát hiện khác biệt về câu trả lời giữa các k, nhưng năng lực kiểm định thấp (S10 chỉ 15 câu, CI của chênh lệch answer correctness KG10 − KG30 là +6,7 điểm % [−13,3; +26,7]), nên chỉ loại trừ được các chênh lệch lớn. Điểm yếu chung của cả ba KG là relation: chỉ khoảng 40% relation cần thiết có edge trong KG (sau hiệu chỉnh theo audit, KG30: 37%, CI 95% 31–44%), do giới hạn của mô hình trích xuất 7B chứ không do số bài. KG chưa đạt saturation ở 30 bài (mỗi bài vẫn thêm khoảng 250 entity mới), nên KG chỉ trả lời tốt phạm vi tài liệu nó chứa: trên toàn bộ câu hỏi của 30 bài, answer correctness là 55% / 76% / 82% với k = 10 / 20 / 30; KG10 kém KG30 có statistical significance, còn KG20 và KG30 thì không đủ bằng chứng để phân biệt. Trả lời câu hỏi của đề tài (với cài đặt local search và KG dựng bằng mô hình 7B), theo tiêu chí non-inferiority δ = 10 điểm % ở mục 7: với câu hỏi về 20 bài đầu, KG20 đủ; với câu hỏi về 10 bài đầu, KG10 chưa kết luận được vì chỉ có 15 câu; với câu hỏi về cả 30 bài, KG10 không đủ và KG20 chưa kết luận được. Muốn hỏi về cả chủ đề thì KG phải chứa các bài liên quan (ở đây khoảng 20–30 bài), và muốn KG tốt hơn thì cần mô hình trích xuất relation tốt hơn trước khi cần thêm bài.</w:t>
       </w:r>
     </w:p>
     <w:p>
@@ -8324,7 +10297,7 @@
         <w:rPr>
           <w:sz w:val="24"/>
         </w:rPr>
-        <w:t>[2] H. Han et al., "RAG vs. GraphRAG: A Systematic Evaluation and Key Insights", arXiv:2502.11371, 2025.</w:t>
+        <w:t>[2] H. Han et al., "RAG vs. GraphRAG: A Systematic Evaluation and Key Insights", arXiv:2502.11371v3, 2026 (kết quả đổi mô hình dựng KG GPT-4o-mini sang GPT-4o: Bảng 5 của v3, Llama 3.1-70B, MultiHop-RAG).</w:t>
       </w:r>
     </w:p>
     <w:p>

--- a/report/Bao_cao_Y3.docx
+++ b/report/Bao_cao_Y3.docx
@@ -11221,6 +11221,14 @@
       </w:pPr>
       <w:r>
         <w:t>Mỗi câu trả lời được judge chấm 3 lần; mọi bảng của mục 6 dùng kết quả gộp (nhãn nhị phân: đa số; faithfulness và các điểm liên tục: trung bình). Điểm gần như trùng nhau ở mọi lần chấm, nên các kết luận không phụ thuộc vào một lần chấm cụ thể.</w:t>
+      </w:r>
+    </w:p>
+    <w:p>
+      <w:pPr>
+        <w:ind w:firstLine="567"/>
+      </w:pPr>
+      <w:r>
+        <w:t>Ba lần chấm trùng nhau không có nghĩa là judge đúng. Một mẫu 25 câu trả lời của GraphRAG với KG10 và KG20 (seed 42, chỉ câu có đáp án mà hệ không refuse) được chấm tay theo đúng các nhãn judge gán: từng claim có được context hỗ trợ không và câu trả lời có đúng không. Judge gắn hallucination 72% số câu trả lời so với 32% của người chấm (κ = 0,17), cho đúng 92% so với 68% (κ = 0,31), và faithfulness trung bình 0,74 so với 0,91; cùng chiều lệch với nội dung 2 (mục 8.5 báo cáo nội dung 2). Vì vậy các giá trị tuyệt đối của faithfulness, hallucination rate và answer correctness ở mục 6 lệch có hệ thống so với người chấm; so sánh giữa các k dùng cùng judge ít bị ảnh hưởng hơn, nhưng mẫu chấm tay quá nhỏ để kiểm chứng riêng các chênh lệch theo k.</w:t>
       </w:r>
     </w:p>
     <w:p>

--- a/report/Bao_cao_Y3.docx
+++ b/report/Bao_cao_Y3.docx
@@ -137,7 +137,16 @@
         <w:t>relation completeness</w:t>
       </w:r>
       <w:r>
-        <w:t xml:space="preserve"> (tỉ lệ relation giữa các entity đó có trong KG), kèm các chỉ số cấu trúc của đồ thị.</w:t>
+        <w:t xml:space="preserve"> (tỉ lệ relation giữa các entity đó có trong KG), </w:t>
+      </w:r>
+      <w:r>
+        <w:rPr>
+          <w:b/>
+        </w:rPr>
+        <w:t>fact retention</w:t>
+      </w:r>
+      <w:r>
+        <w:t xml:space="preserve"> (tỉ lệ sự kiện của văn bản gốc suy ra được từ KG), kèm các chỉ số cấu trúc của đồ thị.</w:t>
       </w:r>
     </w:p>
     <w:p>
@@ -727,7 +736,43 @@
         <w:t>results/kg_scale/</w:t>
       </w:r>
       <w:r>
-        <w:t xml:space="preserve">. Chạy lại: </w:t>
+        <w:t xml:space="preserve">. Kiểm tra tay gold set, edge và fact retention dùng </w:t>
+      </w:r>
+      <w:r>
+        <w:rPr>
+          <w:rFonts w:ascii="Consolas" w:hAnsi="Consolas"/>
+        </w:rPr>
+        <w:t>kg_audit.py</w:t>
+      </w:r>
+      <w:r>
+        <w:t xml:space="preserve"> (phiếu chấm và nhãn trong </w:t>
+      </w:r>
+      <w:r>
+        <w:rPr>
+          <w:rFonts w:ascii="Consolas" w:hAnsi="Consolas"/>
+        </w:rPr>
+        <w:t>testset/kg_audit/</w:t>
+      </w:r>
+      <w:r>
+        <w:t xml:space="preserve">, kết quả </w:t>
+      </w:r>
+      <w:r>
+        <w:rPr>
+          <w:rFonts w:ascii="Consolas" w:hAnsi="Consolas"/>
+        </w:rPr>
+        <w:t>kg_audit.json</w:t>
+      </w:r>
+      <w:r>
+        <w:t xml:space="preserve"> và </w:t>
+      </w:r>
+      <w:r>
+        <w:rPr>
+          <w:rFonts w:ascii="Consolas" w:hAnsi="Consolas"/>
+        </w:rPr>
+        <w:t>fact_retention/</w:t>
+      </w:r>
+      <w:r>
+        <w:t xml:space="preserve">). Chạy lại: </w:t>
       </w:r>
       <w:r>
         <w:rPr>
@@ -736,13 +781,49 @@
         <w:t>python kg_quality.py --all</w:t>
       </w:r>
       <w:r>
-        <w:t xml:space="preserve"> và </w:t>
+        <w:t xml:space="preserve">, </w:t>
       </w:r>
       <w:r>
         <w:rPr>
           <w:rFonts w:ascii="Consolas" w:hAnsi="Consolas"/>
         </w:rPr>
         <w:t>python evaluate_kg_scale.py</w:t>
+      </w:r>
+      <w:r>
+        <w:t xml:space="preserve">, rồi </w:t>
+      </w:r>
+      <w:r>
+        <w:rPr>
+          <w:rFonts w:ascii="Consolas" w:hAnsi="Consolas"/>
+        </w:rPr>
+        <w:t>python kg_audit.py</w:t>
+      </w:r>
+      <w:r>
+        <w:t xml:space="preserve"> lần lượt với </w:t>
+      </w:r>
+      <w:r>
+        <w:rPr>
+          <w:rFonts w:ascii="Consolas" w:hAnsi="Consolas"/>
+        </w:rPr>
+        <w:t>--score</w:t>
+      </w:r>
+      <w:r>
+        <w:t xml:space="preserve">, </w:t>
+      </w:r>
+      <w:r>
+        <w:rPr>
+          <w:rFonts w:ascii="Consolas" w:hAnsi="Consolas"/>
+        </w:rPr>
+        <w:t>--facts</w:t>
+      </w:r>
+      <w:r>
+        <w:t xml:space="preserve">, </w:t>
+      </w:r>
+      <w:r>
+        <w:rPr>
+          <w:rFonts w:ascii="Consolas" w:hAnsi="Consolas"/>
+        </w:rPr>
+        <w:t>--score-facts</w:t>
       </w:r>
       <w:r>
         <w:t xml:space="preserve">. Kết quả GraphRAG với KG30 lấy lại từ </w:t>
@@ -2186,6 +2267,433 @@
     </w:p>
     <w:p>
       <w:pPr>
+        <w:ind w:firstLine="567"/>
+      </w:pPr>
+      <w:r>
+        <w:rPr>
+          <w:b/>
+        </w:rPr>
+        <w:t>Duyệt lại gold set.</w:t>
+      </w:r>
+      <w:r>
+        <w:t xml:space="preserve"> 12 câu (20%, seed 42) được duyệt lại lần hai theo đúng quy tắc trên, trên phiếu xáo trộn gồm cả mục của gold set lẫn mục bản trích tự động đề xuất nhưng lần đầu đã bỏ, không ghi mục nào đã được giữ.</w:t>
+      </w:r>
+    </w:p>
+    <w:p>
+      <w:pPr>
+        <w:pStyle w:val="Caption"/>
+        <w:keepNext/>
+        <w:jc w:val="center"/>
+      </w:pPr>
+      <w:r>
+        <w:t>Bảng 5. Duyệt lại 20% gold set: lần hai so với lần đầu</w:t>
+      </w:r>
+    </w:p>
+    <w:tbl>
+      <w:tblPr>
+        <w:tblStyle w:val="TableGrid"/>
+        <w:tblW w:type="auto" w:w="0"/>
+        <w:jc w:val="center"/>
+        <w:tblLayout w:type="fixed"/>
+        <w:tblLook w:firstColumn="1" w:firstRow="1" w:lastColumn="0" w:lastRow="0" w:noHBand="0" w:noVBand="1" w:val="04A0"/>
+      </w:tblPr>
+      <w:tblGrid>
+        <w:gridCol w:w="1512"/>
+        <w:gridCol w:w="1512"/>
+        <w:gridCol w:w="1512"/>
+        <w:gridCol w:w="1512"/>
+        <w:gridCol w:w="1512"/>
+        <w:gridCol w:w="1512"/>
+      </w:tblGrid>
+      <w:tr>
+        <w:trPr>
+          <w:tblHeader w:val="true"/>
+          <w:cantSplit w:val="true"/>
+        </w:trPr>
+        <w:tc>
+          <w:tcPr>
+            <w:tcW w:type="dxa" w:w="1020"/>
+            <w:shd w:val="clear" w:color="auto" w:fill="1C5CAB"/>
+          </w:tcPr>
+          <w:p>
+            <w:pPr>
+              <w:spacing w:after="20" w:line="264" w:lineRule="auto"/>
+              <w:jc w:val="center"/>
+            </w:pPr>
+            <w:r/>
+            <w:r>
+              <w:rPr>
+                <w:b/>
+                <w:color w:val="FFFFFF"/>
+                <w:sz w:val="20"/>
+              </w:rPr>
+            </w:r>
+          </w:p>
+        </w:tc>
+        <w:tc>
+          <w:tcPr>
+            <w:tcW w:type="dxa" w:w="794"/>
+            <w:shd w:val="clear" w:color="auto" w:fill="1C5CAB"/>
+          </w:tcPr>
+          <w:p>
+            <w:pPr>
+              <w:spacing w:after="20" w:line="264" w:lineRule="auto"/>
+              <w:jc w:val="center"/>
+            </w:pPr>
+            <w:r/>
+            <w:r>
+              <w:rPr>
+                <w:b/>
+                <w:color w:val="FFFFFF"/>
+                <w:sz w:val="20"/>
+              </w:rPr>
+              <w:t>Số mục</w:t>
+            </w:r>
+          </w:p>
+        </w:tc>
+        <w:tc>
+          <w:tcPr>
+            <w:tcW w:type="dxa" w:w="1814"/>
+            <w:shd w:val="clear" w:color="auto" w:fill="1C5CAB"/>
+          </w:tcPr>
+          <w:p>
+            <w:pPr>
+              <w:spacing w:after="20" w:line="264" w:lineRule="auto"/>
+              <w:jc w:val="center"/>
+            </w:pPr>
+            <w:r/>
+            <w:r>
+              <w:rPr>
+                <w:b/>
+                <w:color w:val="FFFFFF"/>
+                <w:sz w:val="20"/>
+              </w:rPr>
+              <w:t>% khớp [CI 95%]</w:t>
+            </w:r>
+          </w:p>
+        </w:tc>
+        <w:tc>
+          <w:tcPr>
+            <w:tcW w:type="dxa" w:w="1814"/>
+            <w:shd w:val="clear" w:color="auto" w:fill="1C5CAB"/>
+          </w:tcPr>
+          <w:p>
+            <w:pPr>
+              <w:spacing w:after="20" w:line="264" w:lineRule="auto"/>
+              <w:jc w:val="center"/>
+            </w:pPr>
+            <w:r/>
+            <w:r>
+              <w:rPr>
+                <w:b/>
+                <w:color w:val="FFFFFF"/>
+                <w:sz w:val="20"/>
+              </w:rPr>
+              <w:t>Cohen's κ [CI 95%]</w:t>
+            </w:r>
+          </w:p>
+        </w:tc>
+        <w:tc>
+          <w:tcPr>
+            <w:tcW w:type="dxa" w:w="1701"/>
+            <w:shd w:val="clear" w:color="auto" w:fill="1C5CAB"/>
+          </w:tcPr>
+          <w:p>
+            <w:pPr>
+              <w:spacing w:after="20" w:line="264" w:lineRule="auto"/>
+              <w:jc w:val="center"/>
+            </w:pPr>
+            <w:r/>
+            <w:r>
+              <w:rPr>
+                <w:b/>
+                <w:color w:val="FFFFFF"/>
+                <w:sz w:val="20"/>
+              </w:rPr>
+              <w:t>Lần đầu giữ → lần hai giữ</w:t>
+            </w:r>
+          </w:p>
+        </w:tc>
+        <w:tc>
+          <w:tcPr>
+            <w:tcW w:type="dxa" w:w="1928"/>
+            <w:shd w:val="clear" w:color="auto" w:fill="1C5CAB"/>
+          </w:tcPr>
+          <w:p>
+            <w:pPr>
+              <w:spacing w:after="20" w:line="264" w:lineRule="auto"/>
+              <w:jc w:val="center"/>
+            </w:pPr>
+            <w:r/>
+            <w:r>
+              <w:rPr>
+                <w:b/>
+                <w:color w:val="FFFFFF"/>
+                <w:sz w:val="20"/>
+              </w:rPr>
+              <w:t>Lần đầu bỏ → lần hai bỏ</w:t>
+            </w:r>
+          </w:p>
+        </w:tc>
+      </w:tr>
+      <w:tr>
+        <w:trPr>
+          <w:cantSplit w:val="true"/>
+        </w:trPr>
+        <w:tc>
+          <w:tcPr>
+            <w:tcW w:type="dxa" w:w="1020"/>
+          </w:tcPr>
+          <w:p>
+            <w:pPr>
+              <w:spacing w:after="20" w:line="264" w:lineRule="auto"/>
+              <w:jc w:val="left"/>
+            </w:pPr>
+            <w:r>
+              <w:rPr>
+                <w:b/>
+              </w:rPr>
+            </w:r>
+            <w:r>
+              <w:rPr>
+                <w:b/>
+                <w:sz w:val="20"/>
+              </w:rPr>
+              <w:t>Entity</w:t>
+            </w:r>
+          </w:p>
+        </w:tc>
+        <w:tc>
+          <w:tcPr>
+            <w:tcW w:type="dxa" w:w="794"/>
+          </w:tcPr>
+          <w:p>
+            <w:pPr>
+              <w:spacing w:after="20" w:line="264" w:lineRule="auto"/>
+              <w:jc w:val="center"/>
+            </w:pPr>
+            <w:r/>
+            <w:r>
+              <w:rPr>
+                <w:sz w:val="20"/>
+              </w:rPr>
+              <w:t>89</w:t>
+            </w:r>
+          </w:p>
+        </w:tc>
+        <w:tc>
+          <w:tcPr>
+            <w:tcW w:type="dxa" w:w="1814"/>
+          </w:tcPr>
+          <w:p>
+            <w:pPr>
+              <w:spacing w:after="20" w:line="264" w:lineRule="auto"/>
+              <w:jc w:val="center"/>
+            </w:pPr>
+            <w:r/>
+            <w:r>
+              <w:rPr>
+                <w:sz w:val="20"/>
+              </w:rPr>
+              <w:t>86,5% [77,9%; 95,4%]</w:t>
+            </w:r>
+          </w:p>
+        </w:tc>
+        <w:tc>
+          <w:tcPr>
+            <w:tcW w:type="dxa" w:w="1814"/>
+          </w:tcPr>
+          <w:p>
+            <w:pPr>
+              <w:spacing w:after="20" w:line="264" w:lineRule="auto"/>
+              <w:jc w:val="center"/>
+            </w:pPr>
+            <w:r/>
+            <w:r>
+              <w:rPr>
+                <w:sz w:val="20"/>
+              </w:rPr>
+              <w:t>0,53 [0,30; 0,80]</w:t>
+            </w:r>
+          </w:p>
+        </w:tc>
+        <w:tc>
+          <w:tcPr>
+            <w:tcW w:type="dxa" w:w="1701"/>
+          </w:tcPr>
+          <w:p>
+            <w:pPr>
+              <w:spacing w:after="20" w:line="264" w:lineRule="auto"/>
+              <w:jc w:val="center"/>
+            </w:pPr>
+            <w:r/>
+            <w:r>
+              <w:rPr>
+                <w:sz w:val="20"/>
+              </w:rPr>
+              <w:t>100%</w:t>
+            </w:r>
+          </w:p>
+        </w:tc>
+        <w:tc>
+          <w:tcPr>
+            <w:tcW w:type="dxa" w:w="1928"/>
+          </w:tcPr>
+          <w:p>
+            <w:pPr>
+              <w:spacing w:after="20" w:line="264" w:lineRule="auto"/>
+              <w:jc w:val="center"/>
+            </w:pPr>
+            <w:r/>
+            <w:r>
+              <w:rPr>
+                <w:sz w:val="20"/>
+              </w:rPr>
+              <w:t>43% (21 mục)</w:t>
+            </w:r>
+          </w:p>
+        </w:tc>
+      </w:tr>
+      <w:tr>
+        <w:trPr>
+          <w:cantSplit w:val="true"/>
+        </w:trPr>
+        <w:tc>
+          <w:tcPr>
+            <w:tcW w:type="dxa" w:w="1020"/>
+            <w:shd w:val="clear" w:color="auto" w:fill="F0F5FC"/>
+          </w:tcPr>
+          <w:p>
+            <w:pPr>
+              <w:spacing w:after="20" w:line="264" w:lineRule="auto"/>
+              <w:jc w:val="left"/>
+            </w:pPr>
+            <w:r>
+              <w:rPr>
+                <w:b/>
+              </w:rPr>
+            </w:r>
+            <w:r>
+              <w:rPr>
+                <w:b/>
+                <w:sz w:val="20"/>
+              </w:rPr>
+              <w:t>Relation</w:t>
+            </w:r>
+          </w:p>
+        </w:tc>
+        <w:tc>
+          <w:tcPr>
+            <w:tcW w:type="dxa" w:w="794"/>
+            <w:shd w:val="clear" w:color="auto" w:fill="F0F5FC"/>
+          </w:tcPr>
+          <w:p>
+            <w:pPr>
+              <w:spacing w:after="20" w:line="264" w:lineRule="auto"/>
+              <w:jc w:val="center"/>
+            </w:pPr>
+            <w:r/>
+            <w:r>
+              <w:rPr>
+                <w:sz w:val="20"/>
+              </w:rPr>
+              <w:t>79</w:t>
+            </w:r>
+          </w:p>
+        </w:tc>
+        <w:tc>
+          <w:tcPr>
+            <w:tcW w:type="dxa" w:w="1814"/>
+            <w:shd w:val="clear" w:color="auto" w:fill="F0F5FC"/>
+          </w:tcPr>
+          <w:p>
+            <w:pPr>
+              <w:spacing w:after="20" w:line="264" w:lineRule="auto"/>
+              <w:jc w:val="center"/>
+            </w:pPr>
+            <w:r/>
+            <w:r>
+              <w:rPr>
+                <w:sz w:val="20"/>
+              </w:rPr>
+              <w:t>68,4% [56,6%; 80,2%]</w:t>
+            </w:r>
+          </w:p>
+        </w:tc>
+        <w:tc>
+          <w:tcPr>
+            <w:tcW w:type="dxa" w:w="1814"/>
+            <w:shd w:val="clear" w:color="auto" w:fill="F0F5FC"/>
+          </w:tcPr>
+          <w:p>
+            <w:pPr>
+              <w:spacing w:after="20" w:line="264" w:lineRule="auto"/>
+              <w:jc w:val="center"/>
+            </w:pPr>
+            <w:r/>
+            <w:r>
+              <w:rPr>
+                <w:sz w:val="20"/>
+              </w:rPr>
+              <w:t>0,15 [-0,03; 0,31]</w:t>
+            </w:r>
+          </w:p>
+        </w:tc>
+        <w:tc>
+          <w:tcPr>
+            <w:tcW w:type="dxa" w:w="1701"/>
+            <w:shd w:val="clear" w:color="auto" w:fill="F0F5FC"/>
+          </w:tcPr>
+          <w:p>
+            <w:pPr>
+              <w:spacing w:after="20" w:line="264" w:lineRule="auto"/>
+              <w:jc w:val="center"/>
+            </w:pPr>
+            <w:r/>
+            <w:r>
+              <w:rPr>
+                <w:sz w:val="20"/>
+              </w:rPr>
+              <w:t>98%</w:t>
+            </w:r>
+          </w:p>
+        </w:tc>
+        <w:tc>
+          <w:tcPr>
+            <w:tcW w:type="dxa" w:w="1928"/>
+            <w:shd w:val="clear" w:color="auto" w:fill="F0F5FC"/>
+          </w:tcPr>
+          <w:p>
+            <w:pPr>
+              <w:spacing w:after="20" w:line="264" w:lineRule="auto"/>
+              <w:jc w:val="center"/>
+            </w:pPr>
+            <w:r/>
+            <w:r>
+              <w:rPr>
+                <w:sz w:val="20"/>
+              </w:rPr>
+              <w:t>14% (28 mục)</w:t>
+            </w:r>
+          </w:p>
+        </w:tc>
+      </w:tr>
+    </w:tbl>
+    <w:p>
+      <w:pPr>
+        <w:spacing w:after="40"/>
+      </w:pPr>
+    </w:p>
+    <w:p>
+      <w:pPr>
+        <w:ind w:firstLine="567"/>
+      </w:pPr>
+      <w:r>
+        <w:t>Gần như mọi mục đã có trong gold set đều được giữ lại ở lần hai (100% entity, 98% relation), nên gold set không chứa mục thừa. Bất đồng nằm ở các mục lần đầu đã bỏ: lần hai giữ lại nhiều mục trong số đó, nhất là relation (κ = 0,15), chủ yếu là relation suy diễn hoặc chỉ nêu gián tiếp trong ground truth. Như vậy gold set là một tập chặt: relation completeness đo trên tập này không bị thổi phồng bởi mục thừa, nhưng một người duyệt khác có thể đưa thêm một số relation vào.</w:t>
+      </w:r>
+    </w:p>
+    <w:p>
+      <w:pPr>
         <w:pStyle w:val="Heading2"/>
       </w:pPr>
       <w:r>
@@ -2243,16 +2751,7 @@
         <w:t>edge trực tiếp</w:t>
       </w:r>
       <w:r>
-        <w:t xml:space="preserve"> trong KG nối hai entity đã khớp với hai đầu của relation / tổng số gold relation. Secondary metric: cả hai đầu có trong KG (dù không nối nhau), nối nhau trong tối đa 2 bước, và bản lenient. Để kiểm tra phép khớp "có edge" có thật sự đúng relation, 40 gold relation có edge trong KG30 được chọn ngẫu nhiên (seed 42) và đọc tay mô tả edge: </w:t>
-      </w:r>
-      <w:r>
-        <w:rPr>
-          <w:b/>
-        </w:rPr>
-        <w:t>36/40 (90%)</w:t>
-      </w:r>
-      <w:r>
-        <w:t xml:space="preserve"> edge nói đúng gold relation; các edge sai nói một relation khác giữa cùng hai entity (ví dụ ground truth "OpenSSL dự định tích hợp Dilithium", edge lại ghi "OpenSSL hỗ trợ Dilithium"); chi tiết trong </w:t>
+        <w:t xml:space="preserve"> trong KG nối hai entity đã khớp với hai đầu của relation / tổng số gold relation. Secondary metric: cả hai đầu có trong KG (dù không nối nhau), nối nhau trong tối đa 2 bước, và bản lenient. Để kiểm tra phép khớp "có edge" có thật sự đúng relation, với mỗi KG chọn ngẫu nhiên (seed 42) 40 gold relation có edge trong KG đó và đọc tay mô tả edge. Edge sai nói một relation khác giữa cùng hai entity (ví dụ ground truth "OpenSSL dự định tích hợp Dilithium", edge lại ghi "OpenSSL hỗ trợ Dilithium"); chi tiết trong </w:t>
       </w:r>
       <w:r>
         <w:rPr>
@@ -2261,7 +2760,326 @@
         <w:t>results/kg_scale/kg_relation_audit.csv</w:t>
       </w:r>
       <w:r>
-        <w:t xml:space="preserve">. Vì vậy relation completeness (đếm mọi edge khớp) hơi cao hơn thực tế; báo cáo thêm </w:t>
+        <w:t xml:space="preserve"> (KG30) và </w:t>
+      </w:r>
+      <w:r>
+        <w:rPr>
+          <w:rFonts w:ascii="Consolas" w:hAnsi="Consolas"/>
+        </w:rPr>
+        <w:t>kg_relation_audit_k10.csv</w:t>
+      </w:r>
+      <w:r>
+        <w:t xml:space="preserve">, </w:t>
+      </w:r>
+      <w:r>
+        <w:rPr>
+          <w:rFonts w:ascii="Consolas" w:hAnsi="Consolas"/>
+        </w:rPr>
+        <w:t>_k20.csv</w:t>
+      </w:r>
+      <w:r>
+        <w:t>.</w:t>
+      </w:r>
+    </w:p>
+    <w:p>
+      <w:pPr>
+        <w:pStyle w:val="Caption"/>
+        <w:keepNext/>
+        <w:jc w:val="center"/>
+      </w:pPr>
+      <w:r>
+        <w:t>Bảng 6. Kiểm tra tay phép khớp edge: edge nói đúng gold relation</w:t>
+      </w:r>
+    </w:p>
+    <w:tbl>
+      <w:tblPr>
+        <w:tblStyle w:val="TableGrid"/>
+        <w:tblW w:type="auto" w:w="0"/>
+        <w:jc w:val="center"/>
+        <w:tblLayout w:type="fixed"/>
+        <w:tblLook w:firstColumn="1" w:firstRow="1" w:lastColumn="0" w:lastRow="0" w:noHBand="0" w:noVBand="1" w:val="04A0"/>
+      </w:tblPr>
+      <w:tblGrid>
+        <w:gridCol w:w="3024"/>
+        <w:gridCol w:w="3024"/>
+        <w:gridCol w:w="3024"/>
+      </w:tblGrid>
+      <w:tr>
+        <w:trPr>
+          <w:tblHeader w:val="true"/>
+          <w:cantSplit w:val="true"/>
+        </w:trPr>
+        <w:tc>
+          <w:tcPr>
+            <w:tcW w:type="dxa" w:w="1701"/>
+            <w:shd w:val="clear" w:color="auto" w:fill="1C5CAB"/>
+          </w:tcPr>
+          <w:p>
+            <w:pPr>
+              <w:spacing w:after="20" w:line="264" w:lineRule="auto"/>
+              <w:jc w:val="center"/>
+            </w:pPr>
+            <w:r/>
+            <w:r>
+              <w:rPr>
+                <w:b/>
+                <w:color w:val="FFFFFF"/>
+                <w:sz w:val="22"/>
+              </w:rPr>
+              <w:t>KG</w:t>
+            </w:r>
+          </w:p>
+        </w:tc>
+        <w:tc>
+          <w:tcPr>
+            <w:tcW w:type="dxa" w:w="2268"/>
+            <w:shd w:val="clear" w:color="auto" w:fill="1C5CAB"/>
+          </w:tcPr>
+          <w:p>
+            <w:pPr>
+              <w:spacing w:after="20" w:line="264" w:lineRule="auto"/>
+              <w:jc w:val="center"/>
+            </w:pPr>
+            <w:r/>
+            <w:r>
+              <w:rPr>
+                <w:b/>
+                <w:color w:val="FFFFFF"/>
+                <w:sz w:val="22"/>
+              </w:rPr>
+              <w:t>Đúng / số edge</w:t>
+            </w:r>
+          </w:p>
+        </w:tc>
+        <w:tc>
+          <w:tcPr>
+            <w:tcW w:type="dxa" w:w="2835"/>
+            <w:shd w:val="clear" w:color="auto" w:fill="1C5CAB"/>
+          </w:tcPr>
+          <w:p>
+            <w:pPr>
+              <w:spacing w:after="20" w:line="264" w:lineRule="auto"/>
+              <w:jc w:val="center"/>
+            </w:pPr>
+            <w:r/>
+            <w:r>
+              <w:rPr>
+                <w:b/>
+                <w:color w:val="FFFFFF"/>
+                <w:sz w:val="22"/>
+              </w:rPr>
+              <w:t>Tỉ lệ đúng [CI 95%]</w:t>
+            </w:r>
+          </w:p>
+        </w:tc>
+      </w:tr>
+      <w:tr>
+        <w:trPr>
+          <w:cantSplit w:val="true"/>
+        </w:trPr>
+        <w:tc>
+          <w:tcPr>
+            <w:tcW w:type="dxa" w:w="1701"/>
+          </w:tcPr>
+          <w:p>
+            <w:pPr>
+              <w:spacing w:after="20" w:line="264" w:lineRule="auto"/>
+              <w:jc w:val="left"/>
+            </w:pPr>
+            <w:r>
+              <w:rPr>
+                <w:b/>
+              </w:rPr>
+            </w:r>
+            <w:r>
+              <w:rPr>
+                <w:b/>
+                <w:sz w:val="22"/>
+              </w:rPr>
+              <w:t>KG10</w:t>
+            </w:r>
+          </w:p>
+        </w:tc>
+        <w:tc>
+          <w:tcPr>
+            <w:tcW w:type="dxa" w:w="2268"/>
+          </w:tcPr>
+          <w:p>
+            <w:pPr>
+              <w:spacing w:after="20" w:line="264" w:lineRule="auto"/>
+              <w:jc w:val="center"/>
+            </w:pPr>
+            <w:r/>
+            <w:r>
+              <w:rPr>
+                <w:sz w:val="22"/>
+              </w:rPr>
+              <w:t>33/40</w:t>
+            </w:r>
+          </w:p>
+        </w:tc>
+        <w:tc>
+          <w:tcPr>
+            <w:tcW w:type="dxa" w:w="2835"/>
+          </w:tcPr>
+          <w:p>
+            <w:pPr>
+              <w:spacing w:after="20" w:line="264" w:lineRule="auto"/>
+              <w:jc w:val="center"/>
+            </w:pPr>
+            <w:r/>
+            <w:r>
+              <w:rPr>
+                <w:sz w:val="22"/>
+              </w:rPr>
+              <w:t>82,5% [70,0%; 92,5%]</w:t>
+            </w:r>
+          </w:p>
+        </w:tc>
+      </w:tr>
+      <w:tr>
+        <w:trPr>
+          <w:cantSplit w:val="true"/>
+        </w:trPr>
+        <w:tc>
+          <w:tcPr>
+            <w:tcW w:type="dxa" w:w="1701"/>
+            <w:shd w:val="clear" w:color="auto" w:fill="F0F5FC"/>
+          </w:tcPr>
+          <w:p>
+            <w:pPr>
+              <w:spacing w:after="20" w:line="264" w:lineRule="auto"/>
+              <w:jc w:val="left"/>
+            </w:pPr>
+            <w:r>
+              <w:rPr>
+                <w:b/>
+              </w:rPr>
+            </w:r>
+            <w:r>
+              <w:rPr>
+                <w:b/>
+                <w:sz w:val="22"/>
+              </w:rPr>
+              <w:t>KG20</w:t>
+            </w:r>
+          </w:p>
+        </w:tc>
+        <w:tc>
+          <w:tcPr>
+            <w:tcW w:type="dxa" w:w="2268"/>
+            <w:shd w:val="clear" w:color="auto" w:fill="F0F5FC"/>
+          </w:tcPr>
+          <w:p>
+            <w:pPr>
+              <w:spacing w:after="20" w:line="264" w:lineRule="auto"/>
+              <w:jc w:val="center"/>
+            </w:pPr>
+            <w:r/>
+            <w:r>
+              <w:rPr>
+                <w:sz w:val="22"/>
+              </w:rPr>
+              <w:t>35/40</w:t>
+            </w:r>
+          </w:p>
+        </w:tc>
+        <w:tc>
+          <w:tcPr>
+            <w:tcW w:type="dxa" w:w="2835"/>
+            <w:shd w:val="clear" w:color="auto" w:fill="F0F5FC"/>
+          </w:tcPr>
+          <w:p>
+            <w:pPr>
+              <w:spacing w:after="20" w:line="264" w:lineRule="auto"/>
+              <w:jc w:val="center"/>
+            </w:pPr>
+            <w:r/>
+            <w:r>
+              <w:rPr>
+                <w:sz w:val="22"/>
+              </w:rPr>
+              <w:t>87,5% [77,5%; 97,5%]</w:t>
+            </w:r>
+          </w:p>
+        </w:tc>
+      </w:tr>
+      <w:tr>
+        <w:trPr>
+          <w:cantSplit w:val="true"/>
+        </w:trPr>
+        <w:tc>
+          <w:tcPr>
+            <w:tcW w:type="dxa" w:w="1701"/>
+          </w:tcPr>
+          <w:p>
+            <w:pPr>
+              <w:spacing w:after="20" w:line="264" w:lineRule="auto"/>
+              <w:jc w:val="left"/>
+            </w:pPr>
+            <w:r>
+              <w:rPr>
+                <w:b/>
+              </w:rPr>
+            </w:r>
+            <w:r>
+              <w:rPr>
+                <w:b/>
+                <w:sz w:val="22"/>
+              </w:rPr>
+              <w:t>KG30</w:t>
+            </w:r>
+          </w:p>
+        </w:tc>
+        <w:tc>
+          <w:tcPr>
+            <w:tcW w:type="dxa" w:w="2268"/>
+          </w:tcPr>
+          <w:p>
+            <w:pPr>
+              <w:spacing w:after="20" w:line="264" w:lineRule="auto"/>
+              <w:jc w:val="center"/>
+            </w:pPr>
+            <w:r/>
+            <w:r>
+              <w:rPr>
+                <w:sz w:val="22"/>
+              </w:rPr>
+              <w:t>36/40</w:t>
+            </w:r>
+          </w:p>
+        </w:tc>
+        <w:tc>
+          <w:tcPr>
+            <w:tcW w:type="dxa" w:w="2835"/>
+          </w:tcPr>
+          <w:p>
+            <w:pPr>
+              <w:spacing w:after="20" w:line="264" w:lineRule="auto"/>
+              <w:jc w:val="center"/>
+            </w:pPr>
+            <w:r/>
+            <w:r>
+              <w:rPr>
+                <w:sz w:val="22"/>
+              </w:rPr>
+              <w:t>90,0% [80,0%; 97,5%]</w:t>
+            </w:r>
+          </w:p>
+        </w:tc>
+      </w:tr>
+    </w:tbl>
+    <w:p>
+      <w:pPr>
+        <w:spacing w:after="40"/>
+      </w:pPr>
+    </w:p>
+    <w:p>
+      <w:pPr>
+        <w:ind w:firstLine="567"/>
+      </w:pPr>
+      <w:r>
+        <w:t xml:space="preserve">Vì vậy relation completeness (đếm mọi edge khớp) hơi cao hơn thực tế; báo cáo thêm </w:t>
       </w:r>
       <w:r>
         <w:rPr>
@@ -2270,7 +3088,7 @@
         <w:t>relation completeness hiệu chỉnh</w:t>
       </w:r>
       <w:r>
-        <w:t xml:space="preserve"> = relation completeness × 90%, với CI 95% bootstrap gộp hai nguồn sai số: lấy mẫu lại các gold relation và, độc lập, lấy mẫu lại 40 edge đã audit (tỉ lệ đúng 90%, CI 80%–98%). Hai giả định: tỉ lệ kiểm tra trên KG30 áp dụng cho KG10, KG20; và chỉ hiệu chỉnh edge khớp sai, không tính relation có trong KG nhưng phép khớp tên bỏ sót.</w:t>
+        <w:t xml:space="preserve"> = relation completeness × tỉ lệ đúng của chính KG đó, với CI 95% bootstrap gộp hai nguồn sai số: lấy mẫu lại các gold relation và, độc lập, lấy mẫu lại các edge đã kiểm tra. Chỉ hiệu chỉnh edge khớp sai, không tính relation có trong KG nhưng phép khớp tên bỏ sót. Tỉ lệ đúng tăng nhẹ theo k nhưng các CI chồng nhau.</w:t>
       </w:r>
     </w:p>
     <w:p>
@@ -2279,6 +3097,91 @@
       </w:pPr>
       <w:r>
         <w:t>Mỗi entity / gold relation tính một lần trong một tập câu hỏi (gộp theo tên chuẩn hoá); CI 95% bằng bootstrap trên các entity / relation. Chỉ số cấu trúc (không cần gold set): tỉ lệ entity và relation xuất hiện ở ≥ 2 bài (liên kết giữa các bài), average degree, largest connected component, entity không có relation, số entity mới khi thêm một bài.</w:t>
+      </w:r>
+    </w:p>
+    <w:p>
+      <w:pPr>
+        <w:pStyle w:val="Heading2"/>
+      </w:pPr>
+      <w:r>
+        <w:t>4.3. Fact retention</w:t>
+      </w:r>
+    </w:p>
+    <w:p>
+      <w:pPr>
+        <w:ind w:firstLine="567"/>
+      </w:pPr>
+      <w:r>
+        <w:t xml:space="preserve">Entity coverage và relation completeness chỉ đo phần KG mà bộ câu hỏi cần. Để đo KG giữ được bao nhiêu thông tin của văn bản nói chung, nội dung 3 dùng thêm </w:t>
+      </w:r>
+      <w:r>
+        <w:rPr>
+          <w:b/>
+        </w:rPr>
+        <w:t>fact retention</w:t>
+      </w:r>
+      <w:r>
+        <w:t xml:space="preserve"> theo cách của benchmark MINE [4]: tách sự kiện từ văn bản gốc rồi hỏi sự kiện đó có suy ra được từ KG không.</w:t>
+      </w:r>
+    </w:p>
+    <w:p>
+      <w:pPr>
+        <w:pStyle w:val="ListBullet"/>
+        <w:spacing w:after="60"/>
+      </w:pPr>
+      <w:r>
+        <w:rPr>
+          <w:b/>
+        </w:rPr>
+        <w:t xml:space="preserve">Sự kiện: </w:t>
+      </w:r>
+      <w:r>
+        <w:t>mỗi bài trong 30 bài lấy 3 đoạn (seed 42, bỏ đoạn quá ngắn hoặc là tài liệu tham khảo); judge llama3.1:8b (khác mô hình dựng KG) tách 3 sự kiện kỹ thuật mỗi đoạn, bỏ câu nói về chính bài báo. Được 262 sự kiện từ 89 đoạn.</w:t>
+      </w:r>
+    </w:p>
+    <w:p>
+      <w:pPr>
+        <w:pStyle w:val="ListBullet"/>
+        <w:spacing w:after="60"/>
+      </w:pPr>
+      <w:r>
+        <w:rPr>
+          <w:b/>
+        </w:rPr>
+        <w:t xml:space="preserve">Phần KG: </w:t>
+      </w:r>
+      <w:r>
+        <w:t>với mỗi sự kiện và mỗi KG, lấy phần KG theo đúng local search của GraphRAG (8 entity, 12 relation, không lấy passage) với câu truy vấn là sự kiện.</w:t>
+      </w:r>
+    </w:p>
+    <w:p>
+      <w:pPr>
+        <w:pStyle w:val="ListBullet"/>
+        <w:spacing w:after="60"/>
+      </w:pPr>
+      <w:r>
+        <w:rPr>
+          <w:b/>
+        </w:rPr>
+        <w:t xml:space="preserve">Verdict: </w:t>
+      </w:r>
+      <w:r>
+        <w:t>judge trả lời sự kiện có được phần KG đó nêu hoặc suy ra trực tiếp không (không dùng kiến thức ngoài). Retention = tỉ lệ sự kiện được trả lời "có", tính trên sự kiện của các bài có trong KG (in-scope) và trên toàn bộ sự kiện.</w:t>
+      </w:r>
+    </w:p>
+    <w:p>
+      <w:pPr>
+        <w:pStyle w:val="ListBullet"/>
+        <w:spacing w:after="60"/>
+      </w:pPr>
+      <w:r>
+        <w:rPr>
+          <w:b/>
+        </w:rPr>
+        <w:t xml:space="preserve">Kiểm tra tay: </w:t>
+      </w:r>
+      <w:r>
+        <w:t>60 cặp (sự kiện, verdict) chọn ngẫu nhiên, một nửa verdict "có", một nửa "không", chấm trên phiếu không ghi verdict của judge. Từ đó tính tỉ lệ verdict "có" đúng (p₁) và tỉ lệ verdict "không" sai (p₀), rồi hiệu chỉnh retention r của judge thành r·p₁ + (1 − r)·p₀.</w:t>
       </w:r>
     </w:p>
     <w:p>
@@ -2304,7 +3207,7 @@
         <w:jc w:val="center"/>
       </w:pPr>
       <w:r>
-        <w:t>Bảng 5. Cấu trúc ba KG</w:t>
+        <w:t>Bảng 7. Cấu trúc ba KG</w:t>
       </w:r>
     </w:p>
     <w:tbl>
@@ -3095,7 +3998,7 @@
         <w:jc w:val="center"/>
       </w:pPr>
       <w:r>
-        <w:t>Bảng 6. Entity coverage và relation completeness [CI 95%]</w:t>
+        <w:t>Bảng 8. Entity coverage và relation completeness [CI 95%]</w:t>
       </w:r>
     </w:p>
     <w:tbl>
@@ -3429,9 +4332,9 @@
               <w:rPr>
                 <w:sz w:val="17"/>
               </w:rPr>
-              <w:t>35,1%</w:t>
+              <w:t>32,2%</w:t>
               <w:br/>
-              <w:t>[23,8%; 47,0%]</w:t>
+              <w:t>[21,6%; 43,3%]</w:t>
             </w:r>
           </w:p>
         </w:tc>
@@ -3606,9 +4509,9 @@
               <w:rPr>
                 <w:sz w:val="17"/>
               </w:rPr>
-              <w:t>33,4%</w:t>
+              <w:t>32,5%</w:t>
               <w:br/>
-              <w:t>[25,9%; 42,0%]</w:t>
+              <w:t>[25,1%; 40,4%]</w:t>
             </w:r>
           </w:p>
         </w:tc>
@@ -3964,9 +4867,9 @@
               <w:rPr>
                 <w:sz w:val="17"/>
               </w:rPr>
-              <w:t>35,1%</w:t>
+              <w:t>32,2%</w:t>
               <w:br/>
-              <w:t>[23,8%; 47,0%]</w:t>
+              <w:t>[21,6%; 43,3%]</w:t>
             </w:r>
           </w:p>
         </w:tc>
@@ -4138,9 +5041,9 @@
               <w:rPr>
                 <w:sz w:val="17"/>
               </w:rPr>
-              <w:t>36,6%</w:t>
+              <w:t>35,6%</w:t>
               <w:br/>
-              <w:t>[25,2%; 48,6%]</w:t>
+              <w:t>[24,4%; 47,5%]</w:t>
             </w:r>
           </w:p>
         </w:tc>
@@ -4496,9 +5399,9 @@
               <w:rPr>
                 <w:sz w:val="17"/>
               </w:rPr>
-              <w:t>33,4%</w:t>
+              <w:t>32,5%</w:t>
               <w:br/>
-              <w:t>[25,9%; 42,0%]</w:t>
+              <w:t>[25,1%; 40,4%]</w:t>
             </w:r>
           </w:p>
         </w:tc>
@@ -4854,9 +5757,9 @@
               <w:rPr>
                 <w:sz w:val="17"/>
               </w:rPr>
-              <w:t>18,4%</w:t>
+              <w:t>16,8%</w:t>
               <w:br/>
-              <w:t>[13,7%; 23,6%]</w:t>
+              <w:t>[12,2%; 22,1%]</w:t>
             </w:r>
           </w:p>
         </w:tc>
@@ -5031,9 +5934,9 @@
               <w:rPr>
                 <w:sz w:val="17"/>
               </w:rPr>
-              <w:t>27,7%</w:t>
+              <w:t>27,0%</w:t>
               <w:br/>
-              <w:t>[22,1%; 33,5%]</w:t>
+              <w:t>[21,2%; 32,6%]</w:t>
             </w:r>
           </w:p>
         </w:tc>
@@ -5278,7 +6181,7 @@
           <w:i/>
           <w:sz w:val="20"/>
         </w:rPr>
-        <w:t>Relation completeness hiệu chỉnh = relation completeness × 90% (tỉ lệ edge khớp nói đúng gold relation theo audit, mục 4); CI gộp cả sai số của tỉ lệ audit (80%–98%).</w:t>
+        <w:t>Relation completeness hiệu chỉnh = relation completeness × tỉ lệ edge khớp nói đúng gold relation theo kiểm tra tay của chính KG đó (KG10: 82,5%, KG20: 87,5%, KG30: 90,0%; mục 4.2); CI gộp cả sai số của tỉ lệ kiểm tra tay.</w:t>
       </w:r>
     </w:p>
     <w:p>
@@ -5355,7 +6258,7 @@
         <w:t>Relation completeness thấp hơn nhiều</w:t>
       </w:r>
       <w:r>
-        <w:t xml:space="preserve"> (39%, 37%, 42%; sau hiệu chỉnh theo audit 35%, 33%, 37%, KG30: 37,4% [31,0%; 44,1%]): dù cả hai đầu của relation có trong KG ở khoảng 84% gold relation, chỉ chưa tới một nửa có edge nối trực tiếp. Mô hình 7B trích tối đa 12 relation mỗi chunk và chỉ giữ relation được nêu trong cùng đoạn, nên relation mà ground truth tổng hợp từ nhiều câu, nhiều đoạn thường bị thiếu. Đây là giới hạn của bước trích xuất, không phải của số bài.</w:t>
+        <w:t xml:space="preserve"> (39%, 37%, 42%; sau hiệu chỉnh theo audit 32%, 32%, 37%, KG30: 37,4% [31,0%; 44,1%]): dù cả hai đầu của relation có trong KG ở khoảng 84% gold relation, chỉ chưa tới một nửa có edge nối trực tiếp. Mô hình 7B trích tối đa 12 relation mỗi chunk và chỉ giữ relation được nêu trong cùng đoạn, nên relation mà ground truth tổng hợp từ nhiều câu, nhiều đoạn thường bị thiếu. Đây là giới hạn của bước trích xuất, không phải của số bài.</w:t>
       </w:r>
     </w:p>
     <w:p>
@@ -5388,6 +6291,489 @@
     </w:p>
     <w:p>
       <w:pPr>
+        <w:pStyle w:val="Heading2"/>
+      </w:pPr>
+      <w:r>
+        <w:t>5.3. Fact retention</w:t>
+      </w:r>
+    </w:p>
+    <w:p>
+      <w:pPr>
+        <w:pStyle w:val="Caption"/>
+        <w:keepNext/>
+        <w:jc w:val="center"/>
+      </w:pPr>
+      <w:r>
+        <w:t>Bảng 9. Fact retention theo k (262 sự kiện từ 30 bài; CI 95%)</w:t>
+      </w:r>
+    </w:p>
+    <w:tbl>
+      <w:tblPr>
+        <w:tblStyle w:val="TableGrid"/>
+        <w:tblW w:type="auto" w:w="0"/>
+        <w:jc w:val="center"/>
+        <w:tblLayout w:type="fixed"/>
+        <w:tblLook w:firstColumn="1" w:firstRow="1" w:lastColumn="0" w:lastRow="0" w:noHBand="0" w:noVBand="1" w:val="04A0"/>
+      </w:tblPr>
+      <w:tblGrid>
+        <w:gridCol w:w="1814"/>
+        <w:gridCol w:w="1814"/>
+        <w:gridCol w:w="1814"/>
+        <w:gridCol w:w="1814"/>
+        <w:gridCol w:w="1814"/>
+      </w:tblGrid>
+      <w:tr>
+        <w:trPr>
+          <w:tblHeader w:val="true"/>
+          <w:cantSplit w:val="true"/>
+        </w:trPr>
+        <w:tc>
+          <w:tcPr>
+            <w:tcW w:type="dxa" w:w="907"/>
+            <w:shd w:val="clear" w:color="auto" w:fill="1C5CAB"/>
+          </w:tcPr>
+          <w:p>
+            <w:pPr>
+              <w:spacing w:after="20" w:line="264" w:lineRule="auto"/>
+              <w:jc w:val="center"/>
+            </w:pPr>
+            <w:r/>
+            <w:r>
+              <w:rPr>
+                <w:b/>
+                <w:color w:val="FFFFFF"/>
+                <w:sz w:val="20"/>
+              </w:rPr>
+              <w:t>KG</w:t>
+            </w:r>
+          </w:p>
+        </w:tc>
+        <w:tc>
+          <w:tcPr>
+            <w:tcW w:type="dxa" w:w="1361"/>
+            <w:shd w:val="clear" w:color="auto" w:fill="1C5CAB"/>
+          </w:tcPr>
+          <w:p>
+            <w:pPr>
+              <w:spacing w:after="20" w:line="264" w:lineRule="auto"/>
+              <w:jc w:val="center"/>
+            </w:pPr>
+            <w:r/>
+            <w:r>
+              <w:rPr>
+                <w:b/>
+                <w:color w:val="FFFFFF"/>
+                <w:sz w:val="20"/>
+              </w:rPr>
+              <w:t>Sự kiện in-scope</w:t>
+            </w:r>
+          </w:p>
+        </w:tc>
+        <w:tc>
+          <w:tcPr>
+            <w:tcW w:type="dxa" w:w="2381"/>
+            <w:shd w:val="clear" w:color="auto" w:fill="1C5CAB"/>
+          </w:tcPr>
+          <w:p>
+            <w:pPr>
+              <w:spacing w:after="20" w:line="264" w:lineRule="auto"/>
+              <w:jc w:val="center"/>
+            </w:pPr>
+            <w:r/>
+            <w:r>
+              <w:rPr>
+                <w:b/>
+                <w:color w:val="FFFFFF"/>
+                <w:sz w:val="20"/>
+              </w:rPr>
+              <w:t>Retention in-scope (judge)</w:t>
+            </w:r>
+          </w:p>
+        </w:tc>
+        <w:tc>
+          <w:tcPr>
+            <w:tcW w:type="dxa" w:w="2041"/>
+            <w:shd w:val="clear" w:color="auto" w:fill="1C5CAB"/>
+          </w:tcPr>
+          <w:p>
+            <w:pPr>
+              <w:spacing w:after="20" w:line="264" w:lineRule="auto"/>
+              <w:jc w:val="center"/>
+            </w:pPr>
+            <w:r/>
+            <w:r>
+              <w:rPr>
+                <w:b/>
+                <w:color w:val="FFFFFF"/>
+                <w:sz w:val="20"/>
+              </w:rPr>
+              <w:t>In-scope, hiệu chỉnh theo người chấm</w:t>
+            </w:r>
+          </w:p>
+        </w:tc>
+        <w:tc>
+          <w:tcPr>
+            <w:tcW w:type="dxa" w:w="2381"/>
+            <w:shd w:val="clear" w:color="auto" w:fill="1C5CAB"/>
+          </w:tcPr>
+          <w:p>
+            <w:pPr>
+              <w:spacing w:after="20" w:line="264" w:lineRule="auto"/>
+              <w:jc w:val="center"/>
+            </w:pPr>
+            <w:r/>
+            <w:r>
+              <w:rPr>
+                <w:b/>
+                <w:color w:val="FFFFFF"/>
+                <w:sz w:val="20"/>
+              </w:rPr>
+              <w:t>Retention trên toàn bộ sự kiện (judge)</w:t>
+            </w:r>
+          </w:p>
+        </w:tc>
+      </w:tr>
+      <w:tr>
+        <w:trPr>
+          <w:cantSplit w:val="true"/>
+        </w:trPr>
+        <w:tc>
+          <w:tcPr>
+            <w:tcW w:type="dxa" w:w="907"/>
+          </w:tcPr>
+          <w:p>
+            <w:pPr>
+              <w:spacing w:after="20" w:line="264" w:lineRule="auto"/>
+              <w:jc w:val="left"/>
+            </w:pPr>
+            <w:r>
+              <w:rPr>
+                <w:b/>
+              </w:rPr>
+            </w:r>
+            <w:r>
+              <w:rPr>
+                <w:b/>
+                <w:sz w:val="20"/>
+              </w:rPr>
+              <w:t>KG10</w:t>
+            </w:r>
+          </w:p>
+        </w:tc>
+        <w:tc>
+          <w:tcPr>
+            <w:tcW w:type="dxa" w:w="1361"/>
+          </w:tcPr>
+          <w:p>
+            <w:pPr>
+              <w:spacing w:after="20" w:line="264" w:lineRule="auto"/>
+              <w:jc w:val="center"/>
+            </w:pPr>
+            <w:r/>
+            <w:r>
+              <w:rPr>
+                <w:sz w:val="20"/>
+              </w:rPr>
+              <w:t>89</w:t>
+            </w:r>
+          </w:p>
+        </w:tc>
+        <w:tc>
+          <w:tcPr>
+            <w:tcW w:type="dxa" w:w="2381"/>
+          </w:tcPr>
+          <w:p>
+            <w:pPr>
+              <w:spacing w:after="20" w:line="264" w:lineRule="auto"/>
+              <w:jc w:val="center"/>
+            </w:pPr>
+            <w:r/>
+            <w:r>
+              <w:rPr>
+                <w:sz w:val="20"/>
+              </w:rPr>
+              <w:t>78,6% [69,7%; 86,5%]</w:t>
+            </w:r>
+          </w:p>
+        </w:tc>
+        <w:tc>
+          <w:tcPr>
+            <w:tcW w:type="dxa" w:w="2041"/>
+          </w:tcPr>
+          <w:p>
+            <w:pPr>
+              <w:spacing w:after="20" w:line="264" w:lineRule="auto"/>
+              <w:jc w:val="center"/>
+            </w:pPr>
+            <w:r/>
+            <w:r>
+              <w:rPr>
+                <w:sz w:val="20"/>
+              </w:rPr>
+              <w:t>56,5%</w:t>
+            </w:r>
+          </w:p>
+        </w:tc>
+        <w:tc>
+          <w:tcPr>
+            <w:tcW w:type="dxa" w:w="2381"/>
+          </w:tcPr>
+          <w:p>
+            <w:pPr>
+              <w:spacing w:after="20" w:line="264" w:lineRule="auto"/>
+              <w:jc w:val="center"/>
+            </w:pPr>
+            <w:r/>
+            <w:r>
+              <w:rPr>
+                <w:sz w:val="20"/>
+              </w:rPr>
+              <w:t>49,6% [43,9%; 55,7%]</w:t>
+            </w:r>
+          </w:p>
+        </w:tc>
+      </w:tr>
+      <w:tr>
+        <w:trPr>
+          <w:cantSplit w:val="true"/>
+        </w:trPr>
+        <w:tc>
+          <w:tcPr>
+            <w:tcW w:type="dxa" w:w="907"/>
+            <w:shd w:val="clear" w:color="auto" w:fill="F0F5FC"/>
+          </w:tcPr>
+          <w:p>
+            <w:pPr>
+              <w:spacing w:after="20" w:line="264" w:lineRule="auto"/>
+              <w:jc w:val="left"/>
+            </w:pPr>
+            <w:r>
+              <w:rPr>
+                <w:b/>
+              </w:rPr>
+            </w:r>
+            <w:r>
+              <w:rPr>
+                <w:b/>
+                <w:sz w:val="20"/>
+              </w:rPr>
+              <w:t>KG20</w:t>
+            </w:r>
+          </w:p>
+        </w:tc>
+        <w:tc>
+          <w:tcPr>
+            <w:tcW w:type="dxa" w:w="1361"/>
+            <w:shd w:val="clear" w:color="auto" w:fill="F0F5FC"/>
+          </w:tcPr>
+          <w:p>
+            <w:pPr>
+              <w:spacing w:after="20" w:line="264" w:lineRule="auto"/>
+              <w:jc w:val="center"/>
+            </w:pPr>
+            <w:r/>
+            <w:r>
+              <w:rPr>
+                <w:sz w:val="20"/>
+              </w:rPr>
+              <w:t>175</w:t>
+            </w:r>
+          </w:p>
+        </w:tc>
+        <w:tc>
+          <w:tcPr>
+            <w:tcW w:type="dxa" w:w="2381"/>
+            <w:shd w:val="clear" w:color="auto" w:fill="F0F5FC"/>
+          </w:tcPr>
+          <w:p>
+            <w:pPr>
+              <w:spacing w:after="20" w:line="264" w:lineRule="auto"/>
+              <w:jc w:val="center"/>
+            </w:pPr>
+            <w:r/>
+            <w:r>
+              <w:rPr>
+                <w:sz w:val="20"/>
+              </w:rPr>
+              <w:t>76,0% [69,7%; 81,7%]</w:t>
+            </w:r>
+          </w:p>
+        </w:tc>
+        <w:tc>
+          <w:tcPr>
+            <w:tcW w:type="dxa" w:w="2041"/>
+            <w:shd w:val="clear" w:color="auto" w:fill="F0F5FC"/>
+          </w:tcPr>
+          <w:p>
+            <w:pPr>
+              <w:spacing w:after="20" w:line="264" w:lineRule="auto"/>
+              <w:jc w:val="center"/>
+            </w:pPr>
+            <w:r/>
+            <w:r>
+              <w:rPr>
+                <w:sz w:val="20"/>
+              </w:rPr>
+              <w:t>54,8%</w:t>
+            </w:r>
+          </w:p>
+        </w:tc>
+        <w:tc>
+          <w:tcPr>
+            <w:tcW w:type="dxa" w:w="2381"/>
+            <w:shd w:val="clear" w:color="auto" w:fill="F0F5FC"/>
+          </w:tcPr>
+          <w:p>
+            <w:pPr>
+              <w:spacing w:after="20" w:line="264" w:lineRule="auto"/>
+              <w:jc w:val="center"/>
+            </w:pPr>
+            <w:r/>
+            <w:r>
+              <w:rPr>
+                <w:sz w:val="20"/>
+              </w:rPr>
+              <w:t>64,9% [59,2%; 70,6%]</w:t>
+            </w:r>
+          </w:p>
+        </w:tc>
+      </w:tr>
+      <w:tr>
+        <w:trPr>
+          <w:cantSplit w:val="true"/>
+        </w:trPr>
+        <w:tc>
+          <w:tcPr>
+            <w:tcW w:type="dxa" w:w="907"/>
+          </w:tcPr>
+          <w:p>
+            <w:pPr>
+              <w:spacing w:after="20" w:line="264" w:lineRule="auto"/>
+              <w:jc w:val="left"/>
+            </w:pPr>
+            <w:r>
+              <w:rPr>
+                <w:b/>
+              </w:rPr>
+            </w:r>
+            <w:r>
+              <w:rPr>
+                <w:b/>
+                <w:sz w:val="20"/>
+              </w:rPr>
+              <w:t>KG30</w:t>
+            </w:r>
+          </w:p>
+        </w:tc>
+        <w:tc>
+          <w:tcPr>
+            <w:tcW w:type="dxa" w:w="1361"/>
+          </w:tcPr>
+          <w:p>
+            <w:pPr>
+              <w:spacing w:after="20" w:line="264" w:lineRule="auto"/>
+              <w:jc w:val="center"/>
+            </w:pPr>
+            <w:r/>
+            <w:r>
+              <w:rPr>
+                <w:sz w:val="20"/>
+              </w:rPr>
+              <w:t>262</w:t>
+            </w:r>
+          </w:p>
+        </w:tc>
+        <w:tc>
+          <w:tcPr>
+            <w:tcW w:type="dxa" w:w="2381"/>
+          </w:tcPr>
+          <w:p>
+            <w:pPr>
+              <w:spacing w:after="20" w:line="264" w:lineRule="auto"/>
+              <w:jc w:val="center"/>
+            </w:pPr>
+            <w:r/>
+            <w:r>
+              <w:rPr>
+                <w:sz w:val="20"/>
+              </w:rPr>
+              <w:t>77,9% [72,9%; 82,8%]</w:t>
+            </w:r>
+          </w:p>
+        </w:tc>
+        <w:tc>
+          <w:tcPr>
+            <w:tcW w:type="dxa" w:w="2041"/>
+          </w:tcPr>
+          <w:p>
+            <w:pPr>
+              <w:spacing w:after="20" w:line="264" w:lineRule="auto"/>
+              <w:jc w:val="center"/>
+            </w:pPr>
+            <w:r/>
+            <w:r>
+              <w:rPr>
+                <w:sz w:val="20"/>
+              </w:rPr>
+              <w:t>56,0%</w:t>
+            </w:r>
+          </w:p>
+        </w:tc>
+        <w:tc>
+          <w:tcPr>
+            <w:tcW w:type="dxa" w:w="2381"/>
+          </w:tcPr>
+          <w:p>
+            <w:pPr>
+              <w:spacing w:after="20" w:line="264" w:lineRule="auto"/>
+              <w:jc w:val="center"/>
+            </w:pPr>
+            <w:r/>
+            <w:r>
+              <w:rPr>
+                <w:sz w:val="20"/>
+              </w:rPr>
+              <w:t>77,9% [72,9%; 82,8%]</w:t>
+            </w:r>
+          </w:p>
+        </w:tc>
+      </w:tr>
+    </w:tbl>
+    <w:p>
+      <w:pPr>
+        <w:spacing w:after="40"/>
+      </w:pPr>
+    </w:p>
+    <w:p>
+      <w:pPr>
+        <w:ind w:firstLine="567"/>
+      </w:pPr>
+      <w:r>
+        <w:rPr>
+          <w:b/>
+        </w:rPr>
+        <w:t>Kiểm tra tay judge (60 cặp):</w:t>
+      </w:r>
+      <w:r>
+        <w:t xml:space="preserve"> verdict của judge khớp người chấm 81,7% (κ = 0,63 [0,44; 0,82]); verdict "có" đúng 70,0%, verdict "không" đúng 93,3%. Judge dễ dãi khi nói "có": ở các verdict "có" sai, phần KG có đúng entity và mô tả liên quan nhưng thiếu phần thông tin chính của sự kiện (ví dụ có entity "gain" và "signal state" nhưng không có công thức của gain). Sự kiện do judge tách khớp với đoạn văn gốc ở 93,3% số cặp, nên bước tách sự kiện đáng tin.</w:t>
+      </w:r>
+    </w:p>
+    <w:p>
+      <w:pPr>
+        <w:ind w:firstLine="567"/>
+      </w:pPr>
+      <w:r>
+        <w:rPr>
+          <w:b/>
+        </w:rPr>
+        <w:t>KG giữ được khoảng 55% sự kiện của các bài nó chứa, như nhau ở mọi k.</w:t>
+      </w:r>
+      <w:r>
+        <w:t xml:space="preserve"> Sau hiệu chỉnh, retention in-scope là 56,5% / 54,8% / 56,0% với KG10 / KG20 / KG30; theo judge các CI chồng nhau. Như relation completeness, tỉ lệ này không tăng khi thêm bài: mỗi bài được trích một lần, nên lượng thông tin KG giữ được của một bài do bước trích xuất quyết định. Trên toàn bộ sự kiện của 30 bài, retention tăng theo k (50% → 65% → 78% theo judge) chỉ vì KG lớn hơn chứa nhiều bài hơn. KG10 vẫn "giữ" khoảng 35% sự kiện của các bài nó không chứa, phần lớn là kiến thức chung của chủ đề mà 10 bài đầu cũng nêu, cộng với phần judge chấm "có" sai.</w:t>
+      </w:r>
+    </w:p>
+    <w:p>
+      <w:pPr>
         <w:pStyle w:val="Heading1"/>
       </w:pPr>
       <w:r>
@@ -5409,7 +6795,7 @@
         <w:jc w:val="center"/>
       </w:pPr>
       <w:r>
-        <w:t>Bảng 7. Năm chỉ số chính của GraphRAG theo KG: giá trị trung bình [CI 95%]</w:t>
+        <w:t>Bảng 10. Năm chỉ số chính của GraphRAG theo KG: giá trị trung bình [CI 95%]</w:t>
       </w:r>
     </w:p>
     <w:tbl>
@@ -6977,7 +8363,7 @@
         <w:jc w:val="center"/>
       </w:pPr>
       <w:r>
-        <w:t>Bảng 8. Paired difference trên cùng câu hỏi (in đậm: còn statistical significance sau hiệu chỉnh Holm cho 30 so sánh của bảng)</w:t>
+        <w:t>Bảng 11. Paired difference trên cùng câu hỏi (in đậm: còn statistical significance sau hiệu chỉnh Holm cho 30 so sánh của bảng)</w:t>
       </w:r>
     </w:p>
     <w:tbl>
@@ -8038,7 +9424,7 @@
         <w:jc w:val="center"/>
       </w:pPr>
       <w:r>
-        <w:t>Bảng 9. Kết cục của 62 câu có đáp án theo số bài nguồn nằm trong KG (số câu)</w:t>
+        <w:t>Bảng 12. Kết cục của 62 câu có đáp án theo số bài nguồn nằm trong KG (số câu)</w:t>
       </w:r>
     </w:p>
     <w:tbl>
@@ -9423,7 +10809,7 @@
         <w:jc w:val="center"/>
       </w:pPr>
       <w:r>
-        <w:t>Bảng 10. GraphRAG so với Vector RAG chỉ truy xuất trong k bài (in đậm: còn statistical significance sau hiệu chỉnh Holm cho 10 so sánh)</w:t>
+        <w:t>Bảng 13. GraphRAG so với Vector RAG chỉ truy xuất trong k bài (in đậm: còn statistical significance sau hiệu chỉnh Holm cho 10 so sánh)</w:t>
       </w:r>
     </w:p>
     <w:tbl>
@@ -10202,7 +11588,7 @@
         <w:jc w:val="center"/>
       </w:pPr>
       <w:r>
-        <w:t>Bảng 11. Độ nhất quán giữa 3 lần chấm của judge, GraphRAG</w:t>
+        <w:t>Bảng 14. Độ nhất quán giữa 3 lần chấm của judge, GraphRAG</w:t>
       </w:r>
     </w:p>
     <w:tbl>
@@ -11281,7 +12667,7 @@
         <w:jc w:val="center"/>
       </w:pPr>
       <w:r>
-        <w:t>Bảng 12. KG_k có đủ không theo tiêu chí non-inferiority (δ = 10 điểm %, answer correctness)</w:t>
+        <w:t>Bảng 15. KG_k có đủ không theo tiêu chí non-inferiority (δ = 10 điểm %, answer correctness)</w:t>
       </w:r>
     </w:p>
     <w:tbl>
@@ -11895,7 +13281,7 @@
         <w:t>Điểm nghẽn là bước trích xuất, không phải số bài.</w:t>
       </w:r>
       <w:r>
-        <w:t xml:space="preserve"> Relation completeness chỉ khoảng 40% ở mọi k (khoảng 33–37% sau hiệu chỉnh theo audit). Các nghiên cứu khác cũng thấy KG do LLM trích ra thiếu nhiều thông tin: trên benchmark MINE [4], KG do Microsoft GraphRAG trích chỉ giữ được 47,8% số sự kiện của văn bản (KGGen 66,1%, OpenIE 29,8%), và các tác giả nêu đúng hai vấn đề gặp ở đây là đồ thị thưa và entity trùng lặp; Han và cộng sự [2] thấy chỉ khoảng 65,8% (HotpotQA) và 65,5% (NQ) entity của đáp án có trong KG, đồng thời đổi mô hình dựng KG từ GPT-4o-mini sang GPT-4o làm độ chính xác QA (MultiHop-RAG, Llama 3.1-70B) tăng từ 71,17% lên 75,08%. Zhu và cộng sự [5] kết luận LLM "phù hợp làm trợ lý suy luận hơn là bộ trích xuất thông tin few-shot". Entity coverage ở đây (khoảng 90%) cao hơn con số 65% của [2] nhưng không so trực tiếp được: gold set ở đây là các thuật ngữ kỹ thuật trung tâm của câu hỏi, lặp lại nhiều trong các bài cùng chủ đề, còn [2] đo entity của đáp án trên dữ liệu mở. Mật độ đồ thị cũng tương tự [3]: average degree của MS-GraphRAG là 1,48 và 1,82, ở đây 2,0 đến 2,2, trong khi [3] cho thấy đồ thị dày hơn (HippoRAG2, 8,75 và 13,31) truy xuất tốt hơn.</w:t>
+        <w:t xml:space="preserve"> Relation completeness chỉ khoảng 40% ở mọi k (khoảng 32%–37% sau hiệu chỉnh theo kiểm tra tay), và fact retention sau hiệu chỉnh cũng đứng yên ở khoảng 55%–56% ở cả ba k; edge đã có thì phần lớn đúng (kiểm tra tay 82,5%–90%), nên KG thiếu thông tin chứ ít khi sai. Các nghiên cứu khác cũng thấy KG do LLM trích ra thiếu nhiều thông tin: trên benchmark MINE [4], KG do Microsoft GraphRAG trích chỉ giữ được 47,8% số sự kiện của văn bản (KGGen 66,1%, OpenIE 29,8%); fact retention ở đây đo theo cùng cách (judge kiểm tra sự kiện trên phần KG truy xuất được) và nằm giữa GraphRAG và KGGen, dù sự kiện, văn bản và mô hình khác nên chỉ so được độ lớn. Các tác giả của [4] nêu đúng hai vấn đề gặp ở đây là đồ thị thưa và entity trùng lặp; Han và cộng sự [2] thấy chỉ khoảng 65,8% (HotpotQA) và 65,5% (NQ) entity của đáp án có trong KG, đồng thời đổi mô hình dựng KG từ GPT-4o-mini sang GPT-4o làm độ chính xác QA (MultiHop-RAG, Llama 3.1-70B) tăng từ 71,17% lên 75,08%. Zhu và cộng sự [5] kết luận LLM "phù hợp làm trợ lý suy luận hơn là bộ trích xuất thông tin few-shot". Entity coverage ở đây (khoảng 90%) cao hơn con số 65% của [2] nhưng không so trực tiếp được: gold set ở đây là các thuật ngữ kỹ thuật trung tâm của câu hỏi, lặp lại nhiều trong các bài cùng chủ đề, còn [2] đo entity của đáp án trên dữ liệu mở. Mật độ đồ thị cũng tương tự [3]: average degree của MS-GraphRAG là 1,48 và 1,82, ở đây 2,0 đến 2,2, trong khi [3] cho thấy đồ thị dày hơn (HippoRAG2, 8,75 và 13,31) truy xuất tốt hơn.</w:t>
       </w:r>
     </w:p>
     <w:p>
@@ -11968,7 +13354,22 @@
         <w:t xml:space="preserve">Gold set và cách khớp: </w:t>
       </w:r>
       <w:r>
-        <w:t>gold set chỉ gồm entity / relation mà câu hỏi cần, không phải toàn bộ kiến thức trong 30 bài; khớp theo tên chuẩn hoá có thể bỏ sót biến thể (bản lenient cho upper bound). Phép khớp relation được kiểm tra tay trên 40 edge (36 đúng).</w:t>
+        <w:t>gold set chỉ gồm entity / relation mà câu hỏi cần, không phải toàn bộ kiến thức trong 30 bài; khớp theo tên chuẩn hoá có thể bỏ sót biến thể (bản lenient cho upper bound). Gold set do một người lập và duyệt lại 20% (κ = 0,53 với entity, 0,15 với relation; bất đồng chỉ ở các mục lần đầu đã bỏ, mục 4.1). Phép khớp relation được kiểm tra tay trên 40 edge mỗi KG.</w:t>
+      </w:r>
+    </w:p>
+    <w:p>
+      <w:pPr>
+        <w:pStyle w:val="ListBullet"/>
+        <w:spacing w:after="60"/>
+      </w:pPr>
+      <w:r>
+        <w:rPr>
+          <w:b/>
+        </w:rPr>
+        <w:t xml:space="preserve">Fact retention: </w:t>
+      </w:r>
+      <w:r>
+        <w:t>sự kiện và verdict đều do judge 8B tạo; verdict được hiệu chỉnh theo 60 cặp chấm tay nên con số hiệu chỉnh còn sai số của mẫu kiểm tra tay; mỗi bài chỉ lấy 3 đoạn.</w:t>
       </w:r>
     </w:p>
     <w:p>
@@ -12014,7 +13415,7 @@
         <w:ind w:firstLine="567"/>
       </w:pPr>
       <w:r>
-        <w:t>Với KG dựng bằng qwen2.5:7b, KG từ 10 bài đã chứa khoảng 91% entity cần cho câu hỏi về chính 10 bài đó; trên fixed set S10 / S20 không phát hiện khác biệt về câu trả lời giữa các k, nhưng năng lực kiểm định thấp (S10 chỉ 15 câu, CI của chênh lệch answer correctness KG10 − KG30 là +0,0 điểm % [−20,0; +20,0]), nên chỉ loại trừ được các chênh lệch lớn. Điểm yếu chung của cả ba KG là relation: chỉ khoảng 40% relation cần thiết có edge trong KG (sau hiệu chỉnh theo audit, KG30: 37%, CI 95% 31–44%), do giới hạn của mô hình trích xuất 7B chứ không do số bài. KG chưa đạt saturation ở 30 bài (mỗi bài vẫn thêm khoảng 250 entity mới), nên KG chỉ trả lời tốt phạm vi tài liệu nó chứa: trên toàn bộ câu hỏi của 30 bài, answer correctness là 53% / 76% / 82% với k = 10 / 20 / 30; KG10 kém KG30 có statistical significance, còn KG20 và KG30 thì không đủ bằng chứng để phân biệt. Trả lời câu hỏi của đề tài (với cài đặt local search và KG dựng bằng mô hình 7B), theo tiêu chí non-inferiority δ = 10 điểm % ở mục 7: với câu hỏi về 20 bài đầu, KG20 đủ; với câu hỏi về 10 bài đầu, KG10 chưa kết luận được vì chỉ có 15 câu; với câu hỏi về cả 30 bài, KG10 không đủ và KG20 chưa kết luận được. Muốn hỏi về cả chủ đề thì KG phải chứa các bài liên quan (ở đây khoảng 20–30 bài), và muốn KG tốt hơn thì cần mô hình trích xuất relation tốt hơn trước khi cần thêm bài. So với Vector RAG chỉ truy xuất trong cùng k bài, ở mọi k không đủ bằng chứng để phân biệt answer correctness, còn retrieval precision của GraphRAG thấp hơn: với corpus nhỏ như ở đây, chưa thấy KG có lợi hơn truy xuất theo embedding.</w:t>
+        <w:t>Với KG dựng bằng qwen2.5:7b, KG từ 10 bài đã chứa khoảng 91% entity cần cho câu hỏi về chính 10 bài đó; trên fixed set S10 / S20 không phát hiện khác biệt về câu trả lời giữa các k, nhưng năng lực kiểm định thấp (S10 chỉ 15 câu, CI của chênh lệch answer correctness KG10 − KG30 là +0,0 điểm % [−20,0; +20,0]), nên chỉ loại trừ được các chênh lệch lớn. Điểm yếu chung của cả ba KG là relation: chỉ khoảng 40% relation cần thiết có edge trong KG (sau hiệu chỉnh theo audit, KG30: 37%, CI 95% 31–44%), và KG chỉ giữ được khoảng 56% sự kiện của các bài nó chứa (fact retention sau hiệu chỉnh theo người chấm, như nhau ở cả ba k), do giới hạn của mô hình trích xuất 7B chứ không do số bài. KG chưa đạt saturation ở 30 bài (mỗi bài vẫn thêm khoảng 250 entity mới), nên KG chỉ trả lời tốt phạm vi tài liệu nó chứa: trên toàn bộ câu hỏi của 30 bài, answer correctness là 53% / 76% / 82% với k = 10 / 20 / 30; KG10 kém KG30 có statistical significance, còn KG20 và KG30 thì không đủ bằng chứng để phân biệt. Trả lời câu hỏi của đề tài (với cài đặt local search và KG dựng bằng mô hình 7B), theo tiêu chí non-inferiority δ = 10 điểm % ở mục 7: với câu hỏi về 20 bài đầu, KG20 đủ; với câu hỏi về 10 bài đầu, KG10 chưa kết luận được vì chỉ có 15 câu; với câu hỏi về cả 30 bài, KG10 không đủ và KG20 chưa kết luận được. Muốn hỏi về cả chủ đề thì KG phải chứa các bài liên quan (ở đây khoảng 20–30 bài), và muốn KG tốt hơn thì cần mô hình trích xuất relation tốt hơn trước khi cần thêm bài. So với Vector RAG chỉ truy xuất trong cùng k bài, ở mọi k không đủ bằng chứng để phân biệt answer correctness, còn retrieval precision của GraphRAG thấp hơn: với corpus nhỏ như ở đây, chưa thấy KG có lợi hơn truy xuất theo embedding.</w:t>
       </w:r>
     </w:p>
     <w:p>
